--- a/TheorynCoding/Study Material/Java Overall/Java Overall/Quick Java/oza sir/Study This/study material/advance java/Rest API.docx
+++ b/TheorynCoding/Study Material/Java Overall/Java Overall/Quick Java/oza sir/Study This/study material/advance java/Rest API.docx
@@ -8277,7 +8277,7 @@
           <w:lang w:eastAsia="en-IN"/>
         </w:rPr>
         <w:pict>
-          <v:rect id="_x0000_i1044" style="width:0;height:.75pt" o:hralign="center" o:hrstd="t" o:hr="t" fillcolor="#a0a0a0" stroked="f"/>
+          <v:rect id="_x0000_i1035" style="width:0;height:.75pt" o:hralign="center" o:hrstd="t" o:hr="t" fillcolor="#a0a0a0" stroked="f"/>
         </w:pict>
       </w:r>
     </w:p>
@@ -8973,7 +8973,7 @@
           <w:lang w:eastAsia="en-IN"/>
         </w:rPr>
         <w:pict>
-          <v:rect id="_x0000_i1035" style="width:0;height:1.5pt" o:hralign="center" o:hrstd="t" o:hr="t" fillcolor="#a0a0a0" stroked="f"/>
+          <v:rect id="_x0000_i1036" style="width:0;height:1.5pt" o:hralign="center" o:hrstd="t" o:hr="t" fillcolor="#a0a0a0" stroked="f"/>
         </w:pict>
       </w:r>
     </w:p>
@@ -9175,7 +9175,7 @@
           <w:lang w:eastAsia="en-IN"/>
         </w:rPr>
         <w:pict>
-          <v:rect id="_x0000_i1036" style="width:0;height:1.5pt" o:hralign="center" o:hrstd="t" o:hr="t" fillcolor="#a0a0a0" stroked="f"/>
+          <v:rect id="_x0000_i1037" style="width:0;height:1.5pt" o:hralign="center" o:hrstd="t" o:hr="t" fillcolor="#a0a0a0" stroked="f"/>
         </w:pict>
       </w:r>
     </w:p>
@@ -9256,7 +9256,7 @@
         </w:rPr>
         <w:lastRenderedPageBreak/>
         <w:pict>
-          <v:rect id="_x0000_i1037" style="width:0;height:1.5pt" o:hralign="center" o:hrstd="t" o:hr="t" fillcolor="#a0a0a0" stroked="f"/>
+          <v:rect id="_x0000_i1038" style="width:0;height:1.5pt" o:hralign="center" o:hrstd="t" o:hr="t" fillcolor="#a0a0a0" stroked="f"/>
         </w:pict>
       </w:r>
     </w:p>
@@ -9295,93 +9295,6 @@
           <w:lang w:eastAsia="en-IN"/>
         </w:rPr>
         <w:t>An architectural style for building stateless web services over HTTP.</w:t>
-      </w:r>
-    </w:p>
-    <w:p>
-      <w:pPr>
-        <w:spacing w:after="0" w:line="240" w:lineRule="auto"/>
-        <w:rPr>
-          <w:rFonts w:ascii="Times New Roman" w:eastAsia="Times New Roman" w:hAnsi="Times New Roman" w:cs="Times New Roman"/>
-          <w:lang w:eastAsia="en-IN"/>
-        </w:rPr>
-      </w:pPr>
-      <w:r>
-        <w:rPr>
-          <w:rFonts w:ascii="Times New Roman" w:eastAsia="Times New Roman" w:hAnsi="Times New Roman" w:cs="Times New Roman"/>
-          <w:lang w:eastAsia="en-IN"/>
-        </w:rPr>
-        <w:pict>
-          <v:rect id="_x0000_i1038" style="width:0;height:1.5pt" o:hralign="center" o:hrstd="t" o:hr="t" fillcolor="#a0a0a0" stroked="f"/>
-        </w:pict>
-      </w:r>
-    </w:p>
-    <w:p>
-      <w:pPr>
-        <w:spacing w:before="100" w:beforeAutospacing="1" w:after="100" w:afterAutospacing="1" w:line="240" w:lineRule="auto"/>
-        <w:outlineLvl w:val="2"/>
-        <w:rPr>
-          <w:rFonts w:ascii="Times New Roman" w:eastAsia="Times New Roman" w:hAnsi="Times New Roman" w:cs="Times New Roman"/>
-          <w:b/>
-          <w:bCs/>
-          <w:lang w:eastAsia="en-IN"/>
-        </w:rPr>
-      </w:pPr>
-      <w:r>
-        <w:rPr>
-          <w:rFonts w:ascii="Times New Roman" w:eastAsia="Times New Roman" w:hAnsi="Times New Roman" w:cs="Times New Roman"/>
-          <w:b/>
-          <w:bCs/>
-          <w:lang w:eastAsia="en-IN"/>
-        </w:rPr>
-        <w:t>Is REST a protocol?</w:t>
-      </w:r>
-    </w:p>
-    <w:p>
-      <w:pPr>
-        <w:spacing w:before="100" w:beforeAutospacing="1" w:after="100" w:afterAutospacing="1" w:line="240" w:lineRule="auto"/>
-        <w:rPr>
-          <w:rFonts w:ascii="Times New Roman" w:eastAsia="Times New Roman" w:hAnsi="Times New Roman" w:cs="Times New Roman"/>
-          <w:lang w:eastAsia="en-IN"/>
-        </w:rPr>
-      </w:pPr>
-      <w:r>
-        <w:rPr>
-          <w:rFonts w:ascii="Times New Roman" w:eastAsia="Times New Roman" w:hAnsi="Times New Roman" w:cs="Times New Roman"/>
-          <w:lang w:eastAsia="en-IN"/>
-        </w:rPr>
-        <w:t>No.</w:t>
-      </w:r>
-    </w:p>
-    <w:p>
-      <w:pPr>
-        <w:spacing w:before="100" w:beforeAutospacing="1" w:after="100" w:afterAutospacing="1" w:line="240" w:lineRule="auto"/>
-        <w:rPr>
-          <w:rFonts w:ascii="Times New Roman" w:eastAsia="Times New Roman" w:hAnsi="Times New Roman" w:cs="Times New Roman"/>
-          <w:lang w:eastAsia="en-IN"/>
-        </w:rPr>
-      </w:pPr>
-      <w:r>
-        <w:rPr>
-          <w:rFonts w:ascii="Times New Roman" w:eastAsia="Times New Roman" w:hAnsi="Times New Roman" w:cs="Times New Roman"/>
-          <w:lang w:eastAsia="en-IN"/>
-        </w:rPr>
-        <w:t>REST is an architectural style.</w:t>
-      </w:r>
-    </w:p>
-    <w:p>
-      <w:pPr>
-        <w:spacing w:before="100" w:beforeAutospacing="1" w:after="100" w:afterAutospacing="1" w:line="240" w:lineRule="auto"/>
-        <w:rPr>
-          <w:rFonts w:ascii="Times New Roman" w:eastAsia="Times New Roman" w:hAnsi="Times New Roman" w:cs="Times New Roman"/>
-          <w:lang w:eastAsia="en-IN"/>
-        </w:rPr>
-      </w:pPr>
-      <w:r>
-        <w:rPr>
-          <w:rFonts w:ascii="Times New Roman" w:eastAsia="Times New Roman" w:hAnsi="Times New Roman" w:cs="Times New Roman"/>
-          <w:lang w:eastAsia="en-IN"/>
-        </w:rPr>
-        <w:t>HTTP is the protocol.</w:t>
       </w:r>
     </w:p>
     <w:p>
@@ -9420,7 +9333,7 @@
           <w:bCs/>
           <w:lang w:eastAsia="en-IN"/>
         </w:rPr>
-        <w:t>Why is REST stateless?</w:t>
+        <w:t>Is REST a protocol?</w:t>
       </w:r>
     </w:p>
     <w:p>
@@ -9436,7 +9349,39 @@
           <w:rFonts w:ascii="Times New Roman" w:eastAsia="Times New Roman" w:hAnsi="Times New Roman" w:cs="Times New Roman"/>
           <w:lang w:eastAsia="en-IN"/>
         </w:rPr>
-        <w:t>Because every request carries all required information, allowing any server instance to process it independently.</w:t>
+        <w:t>No.</w:t>
+      </w:r>
+    </w:p>
+    <w:p>
+      <w:pPr>
+        <w:spacing w:before="100" w:beforeAutospacing="1" w:after="100" w:afterAutospacing="1" w:line="240" w:lineRule="auto"/>
+        <w:rPr>
+          <w:rFonts w:ascii="Times New Roman" w:eastAsia="Times New Roman" w:hAnsi="Times New Roman" w:cs="Times New Roman"/>
+          <w:lang w:eastAsia="en-IN"/>
+        </w:rPr>
+      </w:pPr>
+      <w:r>
+        <w:rPr>
+          <w:rFonts w:ascii="Times New Roman" w:eastAsia="Times New Roman" w:hAnsi="Times New Roman" w:cs="Times New Roman"/>
+          <w:lang w:eastAsia="en-IN"/>
+        </w:rPr>
+        <w:t>REST is an architectural style.</w:t>
+      </w:r>
+    </w:p>
+    <w:p>
+      <w:pPr>
+        <w:spacing w:before="100" w:beforeAutospacing="1" w:after="100" w:afterAutospacing="1" w:line="240" w:lineRule="auto"/>
+        <w:rPr>
+          <w:rFonts w:ascii="Times New Roman" w:eastAsia="Times New Roman" w:hAnsi="Times New Roman" w:cs="Times New Roman"/>
+          <w:lang w:eastAsia="en-IN"/>
+        </w:rPr>
+      </w:pPr>
+      <w:r>
+        <w:rPr>
+          <w:rFonts w:ascii="Times New Roman" w:eastAsia="Times New Roman" w:hAnsi="Times New Roman" w:cs="Times New Roman"/>
+          <w:lang w:eastAsia="en-IN"/>
+        </w:rPr>
+        <w:t>HTTP is the protocol.</w:t>
       </w:r>
     </w:p>
     <w:p>
@@ -9475,7 +9420,7 @@
           <w:bCs/>
           <w:lang w:eastAsia="en-IN"/>
         </w:rPr>
-        <w:t>What is a resource?</w:t>
+        <w:t>Why is REST stateless?</w:t>
       </w:r>
     </w:p>
     <w:p>
@@ -9491,7 +9436,7 @@
           <w:rFonts w:ascii="Times New Roman" w:eastAsia="Times New Roman" w:hAnsi="Times New Roman" w:cs="Times New Roman"/>
           <w:lang w:eastAsia="en-IN"/>
         </w:rPr>
-        <w:t>Any business object exposed through a REST API, such as a user, product, or order.</w:t>
+        <w:t>Because every request carries all required information, allowing any server instance to process it independently.</w:t>
       </w:r>
     </w:p>
     <w:p>
@@ -9509,6 +9454,61 @@
         </w:rPr>
         <w:pict>
           <v:rect id="_x0000_i1041" style="width:0;height:1.5pt" o:hralign="center" o:hrstd="t" o:hr="t" fillcolor="#a0a0a0" stroked="f"/>
+        </w:pict>
+      </w:r>
+    </w:p>
+    <w:p>
+      <w:pPr>
+        <w:spacing w:before="100" w:beforeAutospacing="1" w:after="100" w:afterAutospacing="1" w:line="240" w:lineRule="auto"/>
+        <w:outlineLvl w:val="2"/>
+        <w:rPr>
+          <w:rFonts w:ascii="Times New Roman" w:eastAsia="Times New Roman" w:hAnsi="Times New Roman" w:cs="Times New Roman"/>
+          <w:b/>
+          <w:bCs/>
+          <w:lang w:eastAsia="en-IN"/>
+        </w:rPr>
+      </w:pPr>
+      <w:r>
+        <w:rPr>
+          <w:rFonts w:ascii="Times New Roman" w:eastAsia="Times New Roman" w:hAnsi="Times New Roman" w:cs="Times New Roman"/>
+          <w:b/>
+          <w:bCs/>
+          <w:lang w:eastAsia="en-IN"/>
+        </w:rPr>
+        <w:t>What is a resource?</w:t>
+      </w:r>
+    </w:p>
+    <w:p>
+      <w:pPr>
+        <w:spacing w:before="100" w:beforeAutospacing="1" w:after="100" w:afterAutospacing="1" w:line="240" w:lineRule="auto"/>
+        <w:rPr>
+          <w:rFonts w:ascii="Times New Roman" w:eastAsia="Times New Roman" w:hAnsi="Times New Roman" w:cs="Times New Roman"/>
+          <w:lang w:eastAsia="en-IN"/>
+        </w:rPr>
+      </w:pPr>
+      <w:r>
+        <w:rPr>
+          <w:rFonts w:ascii="Times New Roman" w:eastAsia="Times New Roman" w:hAnsi="Times New Roman" w:cs="Times New Roman"/>
+          <w:lang w:eastAsia="en-IN"/>
+        </w:rPr>
+        <w:t>Any business object exposed through a REST API, such as a user, product, or order.</w:t>
+      </w:r>
+    </w:p>
+    <w:p>
+      <w:pPr>
+        <w:spacing w:after="0" w:line="240" w:lineRule="auto"/>
+        <w:rPr>
+          <w:rFonts w:ascii="Times New Roman" w:eastAsia="Times New Roman" w:hAnsi="Times New Roman" w:cs="Times New Roman"/>
+          <w:lang w:eastAsia="en-IN"/>
+        </w:rPr>
+      </w:pPr>
+      <w:r>
+        <w:rPr>
+          <w:rFonts w:ascii="Times New Roman" w:eastAsia="Times New Roman" w:hAnsi="Times New Roman" w:cs="Times New Roman"/>
+          <w:lang w:eastAsia="en-IN"/>
+        </w:rPr>
+        <w:pict>
+          <v:rect id="_x0000_i1042" style="width:0;height:1.5pt" o:hralign="center" o:hrstd="t" o:hr="t" fillcolor="#a0a0a0" stroked="f"/>
         </w:pict>
       </w:r>
     </w:p>
@@ -9648,7 +9648,7 @@
         </w:rPr>
         <w:lastRenderedPageBreak/>
         <w:pict>
-          <v:rect id="_x0000_i1042" style="width:0;height:1.5pt" o:hralign="center" o:hrstd="t" o:hr="t" fillcolor="#a0a0a0" stroked="f"/>
+          <v:rect id="_x0000_i1043" style="width:0;height:1.5pt" o:hralign="center" o:hrstd="t" o:hr="t" fillcolor="#a0a0a0" stroked="f"/>
         </w:pict>
       </w:r>
     </w:p>
@@ -9780,7 +9780,7 @@
           <w:lang w:eastAsia="en-IN"/>
         </w:rPr>
         <w:pict>
-          <v:rect id="_x0000_i1045" style="width:0;height:1.5pt" o:hralign="center" o:hrstd="t" o:hr="t" fillcolor="#a0a0a0" stroked="f"/>
+          <v:rect id="_x0000_i1044" style="width:0;height:1.5pt" o:hralign="center" o:hrstd="t" o:hr="t" fillcolor="#a0a0a0" stroked="f"/>
         </w:pict>
       </w:r>
     </w:p>
@@ -10134,7 +10134,7 @@
           <w:lang w:eastAsia="en-IN"/>
         </w:rPr>
         <w:pict>
-          <v:rect id="_x0000_i1046" style="width:0;height:1.5pt" o:hralign="center" o:hrstd="t" o:hr="t" fillcolor="#a0a0a0" stroked="f"/>
+          <v:rect id="_x0000_i1045" style="width:0;height:1.5pt" o:hralign="center" o:hrstd="t" o:hr="t" fillcolor="#a0a0a0" stroked="f"/>
         </w:pict>
       </w:r>
     </w:p>
@@ -10325,7 +10325,7 @@
           <w:lang w:eastAsia="en-IN"/>
         </w:rPr>
         <w:pict>
-          <v:rect id="_x0000_i1047" style="width:0;height:1.5pt" o:hralign="center" o:hrstd="t" o:hr="t" fillcolor="#a0a0a0" stroked="f"/>
+          <v:rect id="_x0000_i1046" style="width:0;height:1.5pt" o:hralign="center" o:hrstd="t" o:hr="t" fillcolor="#a0a0a0" stroked="f"/>
         </w:pict>
       </w:r>
     </w:p>
@@ -10835,7 +10835,7 @@
           <w:lang w:eastAsia="en-IN"/>
         </w:rPr>
         <w:pict>
-          <v:rect id="_x0000_i1048" style="width:0;height:1.5pt" o:hralign="center" o:hrstd="t" o:hr="t" fillcolor="#a0a0a0" stroked="f"/>
+          <v:rect id="_x0000_i1047" style="width:0;height:1.5pt" o:hralign="center" o:hrstd="t" o:hr="t" fillcolor="#a0a0a0" stroked="f"/>
         </w:pict>
       </w:r>
     </w:p>
@@ -11380,7 +11380,7 @@
           <w:lang w:eastAsia="en-IN"/>
         </w:rPr>
         <w:pict>
-          <v:rect id="_x0000_i1049" style="width:0;height:1.5pt" o:hralign="center" o:hrstd="t" o:hr="t" fillcolor="#a0a0a0" stroked="f"/>
+          <v:rect id="_x0000_i1048" style="width:0;height:1.5pt" o:hralign="center" o:hrstd="t" o:hr="t" fillcolor="#a0a0a0" stroked="f"/>
         </w:pict>
       </w:r>
     </w:p>
@@ -11600,7 +11600,7 @@
           <w:lang w:eastAsia="en-IN"/>
         </w:rPr>
         <w:pict>
-          <v:rect id="_x0000_i1050" style="width:0;height:1.5pt" o:hralign="center" o:hrstd="t" o:hr="t" fillcolor="#a0a0a0" stroked="f"/>
+          <v:rect id="_x0000_i1049" style="width:0;height:1.5pt" o:hralign="center" o:hrstd="t" o:hr="t" fillcolor="#a0a0a0" stroked="f"/>
         </w:pict>
       </w:r>
     </w:p>
@@ -11939,7 +11939,7 @@
           <w:lang w:eastAsia="en-IN"/>
         </w:rPr>
         <w:pict>
-          <v:rect id="_x0000_i1051" style="width:0;height:1.5pt" o:hralign="center" o:hrstd="t" o:hr="t" fillcolor="#a0a0a0" stroked="f"/>
+          <v:rect id="_x0000_i1050" style="width:0;height:1.5pt" o:hralign="center" o:hrstd="t" o:hr="t" fillcolor="#a0a0a0" stroked="f"/>
         </w:pict>
       </w:r>
     </w:p>
@@ -12740,7 +12740,7 @@
           <w:lang w:eastAsia="en-IN"/>
         </w:rPr>
         <w:pict>
-          <v:rect id="_x0000_i1052" style="width:0;height:1.5pt" o:hralign="center" o:hrstd="t" o:hr="t" fillcolor="#a0a0a0" stroked="f"/>
+          <v:rect id="_x0000_i1051" style="width:0;height:1.5pt" o:hralign="center" o:hrstd="t" o:hr="t" fillcolor="#a0a0a0" stroked="f"/>
         </w:pict>
       </w:r>
     </w:p>
@@ -13501,7 +13501,7 @@
           <w:lang w:eastAsia="en-IN"/>
         </w:rPr>
         <w:pict>
-          <v:rect id="_x0000_i1053" style="width:0;height:1.5pt" o:hralign="center" o:hrstd="t" o:hr="t" fillcolor="#a0a0a0" stroked="f"/>
+          <v:rect id="_x0000_i1052" style="width:0;height:1.5pt" o:hralign="center" o:hrstd="t" o:hr="t" fillcolor="#a0a0a0" stroked="f"/>
         </w:pict>
       </w:r>
     </w:p>
@@ -14176,6 +14176,785 @@
           <w:lang w:eastAsia="en-IN"/>
         </w:rPr>
         <w:pict>
+          <v:rect id="_x0000_i1053" style="width:0;height:1.5pt" o:hralign="center" o:hrstd="t" o:hr="t" fillcolor="#a0a0a0" stroked="f"/>
+        </w:pict>
+      </w:r>
+    </w:p>
+    <w:p>
+      <w:pPr>
+        <w:spacing w:before="100" w:beforeAutospacing="1" w:after="100" w:afterAutospacing="1" w:line="240" w:lineRule="auto"/>
+        <w:outlineLvl w:val="2"/>
+        <w:rPr>
+          <w:rFonts w:ascii="Times New Roman" w:eastAsia="Times New Roman" w:hAnsi="Times New Roman" w:cs="Times New Roman"/>
+          <w:b/>
+          <w:bCs/>
+          <w:lang w:eastAsia="en-IN"/>
+        </w:rPr>
+      </w:pPr>
+      <w:r>
+        <w:rPr>
+          <w:rFonts w:ascii="Times New Roman" w:eastAsia="Times New Roman" w:hAnsi="Times New Roman" w:cs="Times New Roman"/>
+          <w:b/>
+          <w:bCs/>
+          <w:lang w:eastAsia="en-IN"/>
+        </w:rPr>
+        <w:t>Step 2: User Clicks "Profile"</w:t>
+      </w:r>
+    </w:p>
+    <w:p>
+      <w:pPr>
+        <w:tabs>
+          <w:tab w:val="left" w:pos="916"/>
+          <w:tab w:val="left" w:pos="1832"/>
+          <w:tab w:val="left" w:pos="2748"/>
+          <w:tab w:val="left" w:pos="3664"/>
+          <w:tab w:val="left" w:pos="4580"/>
+          <w:tab w:val="left" w:pos="5496"/>
+          <w:tab w:val="left" w:pos="6412"/>
+          <w:tab w:val="left" w:pos="7328"/>
+          <w:tab w:val="left" w:pos="8244"/>
+          <w:tab w:val="left" w:pos="9160"/>
+          <w:tab w:val="left" w:pos="10076"/>
+          <w:tab w:val="left" w:pos="10992"/>
+          <w:tab w:val="left" w:pos="11908"/>
+          <w:tab w:val="left" w:pos="12824"/>
+          <w:tab w:val="left" w:pos="13740"/>
+          <w:tab w:val="left" w:pos="14656"/>
+        </w:tabs>
+        <w:spacing w:after="0" w:line="240" w:lineRule="auto"/>
+        <w:rPr>
+          <w:rFonts w:ascii="Courier New" w:eastAsia="Times New Roman" w:hAnsi="Courier New" w:cs="Courier New"/>
+          <w:lang w:eastAsia="en-IN"/>
+        </w:rPr>
+      </w:pPr>
+      <w:r>
+        <w:rPr>
+          <w:rFonts w:ascii="Courier New" w:eastAsia="Times New Roman" w:hAnsi="Courier New" w:cs="Courier New"/>
+          <w:lang w:eastAsia="en-IN"/>
+        </w:rPr>
+        <w:t>+---------+</w:t>
+      </w:r>
+    </w:p>
+    <w:p>
+      <w:pPr>
+        <w:tabs>
+          <w:tab w:val="left" w:pos="916"/>
+          <w:tab w:val="left" w:pos="1832"/>
+          <w:tab w:val="left" w:pos="2748"/>
+          <w:tab w:val="left" w:pos="3664"/>
+          <w:tab w:val="left" w:pos="4580"/>
+          <w:tab w:val="left" w:pos="5496"/>
+          <w:tab w:val="left" w:pos="6412"/>
+          <w:tab w:val="left" w:pos="7328"/>
+          <w:tab w:val="left" w:pos="8244"/>
+          <w:tab w:val="left" w:pos="9160"/>
+          <w:tab w:val="left" w:pos="10076"/>
+          <w:tab w:val="left" w:pos="10992"/>
+          <w:tab w:val="left" w:pos="11908"/>
+          <w:tab w:val="left" w:pos="12824"/>
+          <w:tab w:val="left" w:pos="13740"/>
+          <w:tab w:val="left" w:pos="14656"/>
+        </w:tabs>
+        <w:spacing w:after="0" w:line="240" w:lineRule="auto"/>
+        <w:rPr>
+          <w:rFonts w:ascii="Courier New" w:eastAsia="Times New Roman" w:hAnsi="Courier New" w:cs="Courier New"/>
+          <w:lang w:eastAsia="en-IN"/>
+        </w:rPr>
+      </w:pPr>
+      <w:r>
+        <w:rPr>
+          <w:rFonts w:ascii="Courier New" w:eastAsia="Times New Roman" w:hAnsi="Courier New" w:cs="Courier New"/>
+          <w:lang w:eastAsia="en-IN"/>
+        </w:rPr>
+        <w:t>| Browser |</w:t>
+      </w:r>
+    </w:p>
+    <w:p>
+      <w:pPr>
+        <w:tabs>
+          <w:tab w:val="left" w:pos="916"/>
+          <w:tab w:val="left" w:pos="1832"/>
+          <w:tab w:val="left" w:pos="2748"/>
+          <w:tab w:val="left" w:pos="3664"/>
+          <w:tab w:val="left" w:pos="4580"/>
+          <w:tab w:val="left" w:pos="5496"/>
+          <w:tab w:val="left" w:pos="6412"/>
+          <w:tab w:val="left" w:pos="7328"/>
+          <w:tab w:val="left" w:pos="8244"/>
+          <w:tab w:val="left" w:pos="9160"/>
+          <w:tab w:val="left" w:pos="10076"/>
+          <w:tab w:val="left" w:pos="10992"/>
+          <w:tab w:val="left" w:pos="11908"/>
+          <w:tab w:val="left" w:pos="12824"/>
+          <w:tab w:val="left" w:pos="13740"/>
+          <w:tab w:val="left" w:pos="14656"/>
+        </w:tabs>
+        <w:spacing w:after="0" w:line="240" w:lineRule="auto"/>
+        <w:rPr>
+          <w:rFonts w:ascii="Courier New" w:eastAsia="Times New Roman" w:hAnsi="Courier New" w:cs="Courier New"/>
+          <w:lang w:eastAsia="en-IN"/>
+        </w:rPr>
+      </w:pPr>
+      <w:r>
+        <w:rPr>
+          <w:rFonts w:ascii="Courier New" w:eastAsia="Times New Roman" w:hAnsi="Courier New" w:cs="Courier New"/>
+          <w:lang w:eastAsia="en-IN"/>
+        </w:rPr>
+        <w:t>+---------+</w:t>
+      </w:r>
+    </w:p>
+    <w:p>
+      <w:pPr>
+        <w:tabs>
+          <w:tab w:val="left" w:pos="916"/>
+          <w:tab w:val="left" w:pos="1832"/>
+          <w:tab w:val="left" w:pos="2748"/>
+          <w:tab w:val="left" w:pos="3664"/>
+          <w:tab w:val="left" w:pos="4580"/>
+          <w:tab w:val="left" w:pos="5496"/>
+          <w:tab w:val="left" w:pos="6412"/>
+          <w:tab w:val="left" w:pos="7328"/>
+          <w:tab w:val="left" w:pos="8244"/>
+          <w:tab w:val="left" w:pos="9160"/>
+          <w:tab w:val="left" w:pos="10076"/>
+          <w:tab w:val="left" w:pos="10992"/>
+          <w:tab w:val="left" w:pos="11908"/>
+          <w:tab w:val="left" w:pos="12824"/>
+          <w:tab w:val="left" w:pos="13740"/>
+          <w:tab w:val="left" w:pos="14656"/>
+        </w:tabs>
+        <w:spacing w:after="0" w:line="240" w:lineRule="auto"/>
+        <w:rPr>
+          <w:rFonts w:ascii="Courier New" w:eastAsia="Times New Roman" w:hAnsi="Courier New" w:cs="Courier New"/>
+          <w:lang w:eastAsia="en-IN"/>
+        </w:rPr>
+      </w:pPr>
+    </w:p>
+    <w:p>
+      <w:pPr>
+        <w:tabs>
+          <w:tab w:val="left" w:pos="916"/>
+          <w:tab w:val="left" w:pos="1832"/>
+          <w:tab w:val="left" w:pos="2748"/>
+          <w:tab w:val="left" w:pos="3664"/>
+          <w:tab w:val="left" w:pos="4580"/>
+          <w:tab w:val="left" w:pos="5496"/>
+          <w:tab w:val="left" w:pos="6412"/>
+          <w:tab w:val="left" w:pos="7328"/>
+          <w:tab w:val="left" w:pos="8244"/>
+          <w:tab w:val="left" w:pos="9160"/>
+          <w:tab w:val="left" w:pos="10076"/>
+          <w:tab w:val="left" w:pos="10992"/>
+          <w:tab w:val="left" w:pos="11908"/>
+          <w:tab w:val="left" w:pos="12824"/>
+          <w:tab w:val="left" w:pos="13740"/>
+          <w:tab w:val="left" w:pos="14656"/>
+        </w:tabs>
+        <w:spacing w:after="0" w:line="240" w:lineRule="auto"/>
+        <w:rPr>
+          <w:rFonts w:ascii="Courier New" w:eastAsia="Times New Roman" w:hAnsi="Courier New" w:cs="Courier New"/>
+          <w:lang w:eastAsia="en-IN"/>
+        </w:rPr>
+      </w:pPr>
+      <w:r>
+        <w:rPr>
+          <w:rFonts w:ascii="Courier New" w:eastAsia="Times New Roman" w:hAnsi="Courier New" w:cs="Courier New"/>
+          <w:lang w:eastAsia="en-IN"/>
+        </w:rPr>
+        <w:t>Authorization:</w:t>
+      </w:r>
+    </w:p>
+    <w:p>
+      <w:pPr>
+        <w:tabs>
+          <w:tab w:val="left" w:pos="916"/>
+          <w:tab w:val="left" w:pos="1832"/>
+          <w:tab w:val="left" w:pos="2748"/>
+          <w:tab w:val="left" w:pos="3664"/>
+          <w:tab w:val="left" w:pos="4580"/>
+          <w:tab w:val="left" w:pos="5496"/>
+          <w:tab w:val="left" w:pos="6412"/>
+          <w:tab w:val="left" w:pos="7328"/>
+          <w:tab w:val="left" w:pos="8244"/>
+          <w:tab w:val="left" w:pos="9160"/>
+          <w:tab w:val="left" w:pos="10076"/>
+          <w:tab w:val="left" w:pos="10992"/>
+          <w:tab w:val="left" w:pos="11908"/>
+          <w:tab w:val="left" w:pos="12824"/>
+          <w:tab w:val="left" w:pos="13740"/>
+          <w:tab w:val="left" w:pos="14656"/>
+        </w:tabs>
+        <w:spacing w:after="0" w:line="240" w:lineRule="auto"/>
+        <w:rPr>
+          <w:rFonts w:ascii="Courier New" w:eastAsia="Times New Roman" w:hAnsi="Courier New" w:cs="Courier New"/>
+          <w:lang w:eastAsia="en-IN"/>
+        </w:rPr>
+      </w:pPr>
+      <w:r>
+        <w:rPr>
+          <w:rFonts w:ascii="Courier New" w:eastAsia="Times New Roman" w:hAnsi="Courier New" w:cs="Courier New"/>
+          <w:lang w:eastAsia="en-IN"/>
+        </w:rPr>
+        <w:t>Bearer eyJhbGciOiJIUzI1Ni...</w:t>
+      </w:r>
+    </w:p>
+    <w:p>
+      <w:pPr>
+        <w:tabs>
+          <w:tab w:val="left" w:pos="916"/>
+          <w:tab w:val="left" w:pos="1832"/>
+          <w:tab w:val="left" w:pos="2748"/>
+          <w:tab w:val="left" w:pos="3664"/>
+          <w:tab w:val="left" w:pos="4580"/>
+          <w:tab w:val="left" w:pos="5496"/>
+          <w:tab w:val="left" w:pos="6412"/>
+          <w:tab w:val="left" w:pos="7328"/>
+          <w:tab w:val="left" w:pos="8244"/>
+          <w:tab w:val="left" w:pos="9160"/>
+          <w:tab w:val="left" w:pos="10076"/>
+          <w:tab w:val="left" w:pos="10992"/>
+          <w:tab w:val="left" w:pos="11908"/>
+          <w:tab w:val="left" w:pos="12824"/>
+          <w:tab w:val="left" w:pos="13740"/>
+          <w:tab w:val="left" w:pos="14656"/>
+        </w:tabs>
+        <w:spacing w:after="0" w:line="240" w:lineRule="auto"/>
+        <w:rPr>
+          <w:rFonts w:ascii="Courier New" w:eastAsia="Times New Roman" w:hAnsi="Courier New" w:cs="Courier New"/>
+          <w:lang w:eastAsia="en-IN"/>
+        </w:rPr>
+      </w:pPr>
+    </w:p>
+    <w:p>
+      <w:pPr>
+        <w:tabs>
+          <w:tab w:val="left" w:pos="916"/>
+          <w:tab w:val="left" w:pos="1832"/>
+          <w:tab w:val="left" w:pos="2748"/>
+          <w:tab w:val="left" w:pos="3664"/>
+          <w:tab w:val="left" w:pos="4580"/>
+          <w:tab w:val="left" w:pos="5496"/>
+          <w:tab w:val="left" w:pos="6412"/>
+          <w:tab w:val="left" w:pos="7328"/>
+          <w:tab w:val="left" w:pos="8244"/>
+          <w:tab w:val="left" w:pos="9160"/>
+          <w:tab w:val="left" w:pos="10076"/>
+          <w:tab w:val="left" w:pos="10992"/>
+          <w:tab w:val="left" w:pos="11908"/>
+          <w:tab w:val="left" w:pos="12824"/>
+          <w:tab w:val="left" w:pos="13740"/>
+          <w:tab w:val="left" w:pos="14656"/>
+        </w:tabs>
+        <w:spacing w:after="0" w:line="240" w:lineRule="auto"/>
+        <w:rPr>
+          <w:rFonts w:ascii="Courier New" w:eastAsia="Times New Roman" w:hAnsi="Courier New" w:cs="Courier New"/>
+          <w:lang w:eastAsia="en-IN"/>
+        </w:rPr>
+      </w:pPr>
+      <w:r>
+        <w:rPr>
+          <w:rFonts w:ascii="Courier New" w:eastAsia="Times New Roman" w:hAnsi="Courier New" w:cs="Courier New"/>
+          <w:lang w:eastAsia="en-IN"/>
+        </w:rPr>
+        <w:t xml:space="preserve">            |</w:t>
+      </w:r>
+    </w:p>
+    <w:p>
+      <w:pPr>
+        <w:tabs>
+          <w:tab w:val="left" w:pos="916"/>
+          <w:tab w:val="left" w:pos="1832"/>
+          <w:tab w:val="left" w:pos="2748"/>
+          <w:tab w:val="left" w:pos="3664"/>
+          <w:tab w:val="left" w:pos="4580"/>
+          <w:tab w:val="left" w:pos="5496"/>
+          <w:tab w:val="left" w:pos="6412"/>
+          <w:tab w:val="left" w:pos="7328"/>
+          <w:tab w:val="left" w:pos="8244"/>
+          <w:tab w:val="left" w:pos="9160"/>
+          <w:tab w:val="left" w:pos="10076"/>
+          <w:tab w:val="left" w:pos="10992"/>
+          <w:tab w:val="left" w:pos="11908"/>
+          <w:tab w:val="left" w:pos="12824"/>
+          <w:tab w:val="left" w:pos="13740"/>
+          <w:tab w:val="left" w:pos="14656"/>
+        </w:tabs>
+        <w:spacing w:after="0" w:line="240" w:lineRule="auto"/>
+        <w:rPr>
+          <w:rFonts w:ascii="Courier New" w:eastAsia="Times New Roman" w:hAnsi="Courier New" w:cs="Courier New"/>
+          <w:lang w:eastAsia="en-IN"/>
+        </w:rPr>
+      </w:pPr>
+      <w:r>
+        <w:rPr>
+          <w:rFonts w:ascii="Courier New" w:eastAsia="Times New Roman" w:hAnsi="Courier New" w:cs="Courier New"/>
+          <w:lang w:eastAsia="en-IN"/>
+        </w:rPr>
+        <w:t xml:space="preserve">            |----------------------------&gt;</w:t>
+      </w:r>
+    </w:p>
+    <w:p>
+      <w:pPr>
+        <w:tabs>
+          <w:tab w:val="left" w:pos="916"/>
+          <w:tab w:val="left" w:pos="1832"/>
+          <w:tab w:val="left" w:pos="2748"/>
+          <w:tab w:val="left" w:pos="3664"/>
+          <w:tab w:val="left" w:pos="4580"/>
+          <w:tab w:val="left" w:pos="5496"/>
+          <w:tab w:val="left" w:pos="6412"/>
+          <w:tab w:val="left" w:pos="7328"/>
+          <w:tab w:val="left" w:pos="8244"/>
+          <w:tab w:val="left" w:pos="9160"/>
+          <w:tab w:val="left" w:pos="10076"/>
+          <w:tab w:val="left" w:pos="10992"/>
+          <w:tab w:val="left" w:pos="11908"/>
+          <w:tab w:val="left" w:pos="12824"/>
+          <w:tab w:val="left" w:pos="13740"/>
+          <w:tab w:val="left" w:pos="14656"/>
+        </w:tabs>
+        <w:spacing w:after="0" w:line="240" w:lineRule="auto"/>
+        <w:rPr>
+          <w:rFonts w:ascii="Courier New" w:eastAsia="Times New Roman" w:hAnsi="Courier New" w:cs="Courier New"/>
+          <w:lang w:eastAsia="en-IN"/>
+        </w:rPr>
+      </w:pPr>
+      <w:r>
+        <w:rPr>
+          <w:rFonts w:ascii="Courier New" w:eastAsia="Times New Roman" w:hAnsi="Courier New" w:cs="Courier New"/>
+          <w:lang w:eastAsia="en-IN"/>
+        </w:rPr>
+        <w:t xml:space="preserve">            |</w:t>
+      </w:r>
+    </w:p>
+    <w:p>
+      <w:pPr>
+        <w:tabs>
+          <w:tab w:val="left" w:pos="916"/>
+          <w:tab w:val="left" w:pos="1832"/>
+          <w:tab w:val="left" w:pos="2748"/>
+          <w:tab w:val="left" w:pos="3664"/>
+          <w:tab w:val="left" w:pos="4580"/>
+          <w:tab w:val="left" w:pos="5496"/>
+          <w:tab w:val="left" w:pos="6412"/>
+          <w:tab w:val="left" w:pos="7328"/>
+          <w:tab w:val="left" w:pos="8244"/>
+          <w:tab w:val="left" w:pos="9160"/>
+          <w:tab w:val="left" w:pos="10076"/>
+          <w:tab w:val="left" w:pos="10992"/>
+          <w:tab w:val="left" w:pos="11908"/>
+          <w:tab w:val="left" w:pos="12824"/>
+          <w:tab w:val="left" w:pos="13740"/>
+          <w:tab w:val="left" w:pos="14656"/>
+        </w:tabs>
+        <w:spacing w:after="0" w:line="240" w:lineRule="auto"/>
+        <w:rPr>
+          <w:rFonts w:ascii="Courier New" w:eastAsia="Times New Roman" w:hAnsi="Courier New" w:cs="Courier New"/>
+          <w:lang w:eastAsia="en-IN"/>
+        </w:rPr>
+      </w:pPr>
+      <w:r>
+        <w:rPr>
+          <w:rFonts w:ascii="Courier New" w:eastAsia="Times New Roman" w:hAnsi="Courier New" w:cs="Courier New"/>
+          <w:lang w:eastAsia="en-IN"/>
+        </w:rPr>
+        <w:t xml:space="preserve">            ▼</w:t>
+      </w:r>
+    </w:p>
+    <w:p>
+      <w:pPr>
+        <w:tabs>
+          <w:tab w:val="left" w:pos="916"/>
+          <w:tab w:val="left" w:pos="1832"/>
+          <w:tab w:val="left" w:pos="2748"/>
+          <w:tab w:val="left" w:pos="3664"/>
+          <w:tab w:val="left" w:pos="4580"/>
+          <w:tab w:val="left" w:pos="5496"/>
+          <w:tab w:val="left" w:pos="6412"/>
+          <w:tab w:val="left" w:pos="7328"/>
+          <w:tab w:val="left" w:pos="8244"/>
+          <w:tab w:val="left" w:pos="9160"/>
+          <w:tab w:val="left" w:pos="10076"/>
+          <w:tab w:val="left" w:pos="10992"/>
+          <w:tab w:val="left" w:pos="11908"/>
+          <w:tab w:val="left" w:pos="12824"/>
+          <w:tab w:val="left" w:pos="13740"/>
+          <w:tab w:val="left" w:pos="14656"/>
+        </w:tabs>
+        <w:spacing w:after="0" w:line="240" w:lineRule="auto"/>
+        <w:rPr>
+          <w:rFonts w:ascii="Courier New" w:eastAsia="Times New Roman" w:hAnsi="Courier New" w:cs="Courier New"/>
+          <w:lang w:eastAsia="en-IN"/>
+        </w:rPr>
+      </w:pPr>
+    </w:p>
+    <w:p>
+      <w:pPr>
+        <w:tabs>
+          <w:tab w:val="left" w:pos="916"/>
+          <w:tab w:val="left" w:pos="1832"/>
+          <w:tab w:val="left" w:pos="2748"/>
+          <w:tab w:val="left" w:pos="3664"/>
+          <w:tab w:val="left" w:pos="4580"/>
+          <w:tab w:val="left" w:pos="5496"/>
+          <w:tab w:val="left" w:pos="6412"/>
+          <w:tab w:val="left" w:pos="7328"/>
+          <w:tab w:val="left" w:pos="8244"/>
+          <w:tab w:val="left" w:pos="9160"/>
+          <w:tab w:val="left" w:pos="10076"/>
+          <w:tab w:val="left" w:pos="10992"/>
+          <w:tab w:val="left" w:pos="11908"/>
+          <w:tab w:val="left" w:pos="12824"/>
+          <w:tab w:val="left" w:pos="13740"/>
+          <w:tab w:val="left" w:pos="14656"/>
+        </w:tabs>
+        <w:spacing w:after="0" w:line="240" w:lineRule="auto"/>
+        <w:rPr>
+          <w:rFonts w:ascii="Courier New" w:eastAsia="Times New Roman" w:hAnsi="Courier New" w:cs="Courier New"/>
+          <w:lang w:eastAsia="en-IN"/>
+        </w:rPr>
+      </w:pPr>
+      <w:r>
+        <w:rPr>
+          <w:rFonts w:ascii="Courier New" w:eastAsia="Times New Roman" w:hAnsi="Courier New" w:cs="Courier New"/>
+          <w:lang w:eastAsia="en-IN"/>
+        </w:rPr>
+        <w:t xml:space="preserve">       +------------------+</w:t>
+      </w:r>
+    </w:p>
+    <w:p>
+      <w:pPr>
+        <w:tabs>
+          <w:tab w:val="left" w:pos="916"/>
+          <w:tab w:val="left" w:pos="1832"/>
+          <w:tab w:val="left" w:pos="2748"/>
+          <w:tab w:val="left" w:pos="3664"/>
+          <w:tab w:val="left" w:pos="4580"/>
+          <w:tab w:val="left" w:pos="5496"/>
+          <w:tab w:val="left" w:pos="6412"/>
+          <w:tab w:val="left" w:pos="7328"/>
+          <w:tab w:val="left" w:pos="8244"/>
+          <w:tab w:val="left" w:pos="9160"/>
+          <w:tab w:val="left" w:pos="10076"/>
+          <w:tab w:val="left" w:pos="10992"/>
+          <w:tab w:val="left" w:pos="11908"/>
+          <w:tab w:val="left" w:pos="12824"/>
+          <w:tab w:val="left" w:pos="13740"/>
+          <w:tab w:val="left" w:pos="14656"/>
+        </w:tabs>
+        <w:spacing w:after="0" w:line="240" w:lineRule="auto"/>
+        <w:rPr>
+          <w:rFonts w:ascii="Courier New" w:eastAsia="Times New Roman" w:hAnsi="Courier New" w:cs="Courier New"/>
+          <w:lang w:eastAsia="en-IN"/>
+        </w:rPr>
+      </w:pPr>
+      <w:r>
+        <w:rPr>
+          <w:rFonts w:ascii="Courier New" w:eastAsia="Times New Roman" w:hAnsi="Courier New" w:cs="Courier New"/>
+          <w:lang w:eastAsia="en-IN"/>
+        </w:rPr>
+        <w:t xml:space="preserve">       |     REST API     |</w:t>
+      </w:r>
+    </w:p>
+    <w:p>
+      <w:pPr>
+        <w:tabs>
+          <w:tab w:val="left" w:pos="916"/>
+          <w:tab w:val="left" w:pos="1832"/>
+          <w:tab w:val="left" w:pos="2748"/>
+          <w:tab w:val="left" w:pos="3664"/>
+          <w:tab w:val="left" w:pos="4580"/>
+          <w:tab w:val="left" w:pos="5496"/>
+          <w:tab w:val="left" w:pos="6412"/>
+          <w:tab w:val="left" w:pos="7328"/>
+          <w:tab w:val="left" w:pos="8244"/>
+          <w:tab w:val="left" w:pos="9160"/>
+          <w:tab w:val="left" w:pos="10076"/>
+          <w:tab w:val="left" w:pos="10992"/>
+          <w:tab w:val="left" w:pos="11908"/>
+          <w:tab w:val="left" w:pos="12824"/>
+          <w:tab w:val="left" w:pos="13740"/>
+          <w:tab w:val="left" w:pos="14656"/>
+        </w:tabs>
+        <w:spacing w:after="0" w:line="240" w:lineRule="auto"/>
+        <w:rPr>
+          <w:rFonts w:ascii="Courier New" w:eastAsia="Times New Roman" w:hAnsi="Courier New" w:cs="Courier New"/>
+          <w:lang w:eastAsia="en-IN"/>
+        </w:rPr>
+      </w:pPr>
+      <w:r>
+        <w:rPr>
+          <w:rFonts w:ascii="Courier New" w:eastAsia="Times New Roman" w:hAnsi="Courier New" w:cs="Courier New"/>
+          <w:lang w:eastAsia="en-IN"/>
+        </w:rPr>
+        <w:t xml:space="preserve">       +------------------+</w:t>
+      </w:r>
+    </w:p>
+    <w:p>
+      <w:pPr>
+        <w:tabs>
+          <w:tab w:val="left" w:pos="916"/>
+          <w:tab w:val="left" w:pos="1832"/>
+          <w:tab w:val="left" w:pos="2748"/>
+          <w:tab w:val="left" w:pos="3664"/>
+          <w:tab w:val="left" w:pos="4580"/>
+          <w:tab w:val="left" w:pos="5496"/>
+          <w:tab w:val="left" w:pos="6412"/>
+          <w:tab w:val="left" w:pos="7328"/>
+          <w:tab w:val="left" w:pos="8244"/>
+          <w:tab w:val="left" w:pos="9160"/>
+          <w:tab w:val="left" w:pos="10076"/>
+          <w:tab w:val="left" w:pos="10992"/>
+          <w:tab w:val="left" w:pos="11908"/>
+          <w:tab w:val="left" w:pos="12824"/>
+          <w:tab w:val="left" w:pos="13740"/>
+          <w:tab w:val="left" w:pos="14656"/>
+        </w:tabs>
+        <w:spacing w:after="0" w:line="240" w:lineRule="auto"/>
+        <w:rPr>
+          <w:rFonts w:ascii="Courier New" w:eastAsia="Times New Roman" w:hAnsi="Courier New" w:cs="Courier New"/>
+          <w:lang w:eastAsia="en-IN"/>
+        </w:rPr>
+      </w:pPr>
+    </w:p>
+    <w:p>
+      <w:pPr>
+        <w:tabs>
+          <w:tab w:val="left" w:pos="916"/>
+          <w:tab w:val="left" w:pos="1832"/>
+          <w:tab w:val="left" w:pos="2748"/>
+          <w:tab w:val="left" w:pos="3664"/>
+          <w:tab w:val="left" w:pos="4580"/>
+          <w:tab w:val="left" w:pos="5496"/>
+          <w:tab w:val="left" w:pos="6412"/>
+          <w:tab w:val="left" w:pos="7328"/>
+          <w:tab w:val="left" w:pos="8244"/>
+          <w:tab w:val="left" w:pos="9160"/>
+          <w:tab w:val="left" w:pos="10076"/>
+          <w:tab w:val="left" w:pos="10992"/>
+          <w:tab w:val="left" w:pos="11908"/>
+          <w:tab w:val="left" w:pos="12824"/>
+          <w:tab w:val="left" w:pos="13740"/>
+          <w:tab w:val="left" w:pos="14656"/>
+        </w:tabs>
+        <w:spacing w:after="0" w:line="240" w:lineRule="auto"/>
+        <w:rPr>
+          <w:rFonts w:ascii="Courier New" w:eastAsia="Times New Roman" w:hAnsi="Courier New" w:cs="Courier New"/>
+          <w:lang w:eastAsia="en-IN"/>
+        </w:rPr>
+      </w:pPr>
+      <w:r>
+        <w:rPr>
+          <w:rFonts w:ascii="Courier New" w:eastAsia="Times New Roman" w:hAnsi="Courier New" w:cs="Courier New"/>
+          <w:lang w:eastAsia="en-IN"/>
+        </w:rPr>
+        <w:t>Validate JWT</w:t>
+      </w:r>
+    </w:p>
+    <w:p>
+      <w:pPr>
+        <w:tabs>
+          <w:tab w:val="left" w:pos="916"/>
+          <w:tab w:val="left" w:pos="1832"/>
+          <w:tab w:val="left" w:pos="2748"/>
+          <w:tab w:val="left" w:pos="3664"/>
+          <w:tab w:val="left" w:pos="4580"/>
+          <w:tab w:val="left" w:pos="5496"/>
+          <w:tab w:val="left" w:pos="6412"/>
+          <w:tab w:val="left" w:pos="7328"/>
+          <w:tab w:val="left" w:pos="8244"/>
+          <w:tab w:val="left" w:pos="9160"/>
+          <w:tab w:val="left" w:pos="10076"/>
+          <w:tab w:val="left" w:pos="10992"/>
+          <w:tab w:val="left" w:pos="11908"/>
+          <w:tab w:val="left" w:pos="12824"/>
+          <w:tab w:val="left" w:pos="13740"/>
+          <w:tab w:val="left" w:pos="14656"/>
+        </w:tabs>
+        <w:spacing w:after="0" w:line="240" w:lineRule="auto"/>
+        <w:rPr>
+          <w:rFonts w:ascii="Courier New" w:eastAsia="Times New Roman" w:hAnsi="Courier New" w:cs="Courier New"/>
+          <w:lang w:eastAsia="en-IN"/>
+        </w:rPr>
+      </w:pPr>
+    </w:p>
+    <w:p>
+      <w:pPr>
+        <w:tabs>
+          <w:tab w:val="left" w:pos="916"/>
+          <w:tab w:val="left" w:pos="1832"/>
+          <w:tab w:val="left" w:pos="2748"/>
+          <w:tab w:val="left" w:pos="3664"/>
+          <w:tab w:val="left" w:pos="4580"/>
+          <w:tab w:val="left" w:pos="5496"/>
+          <w:tab w:val="left" w:pos="6412"/>
+          <w:tab w:val="left" w:pos="7328"/>
+          <w:tab w:val="left" w:pos="8244"/>
+          <w:tab w:val="left" w:pos="9160"/>
+          <w:tab w:val="left" w:pos="10076"/>
+          <w:tab w:val="left" w:pos="10992"/>
+          <w:tab w:val="left" w:pos="11908"/>
+          <w:tab w:val="left" w:pos="12824"/>
+          <w:tab w:val="left" w:pos="13740"/>
+          <w:tab w:val="left" w:pos="14656"/>
+        </w:tabs>
+        <w:spacing w:after="0" w:line="240" w:lineRule="auto"/>
+        <w:rPr>
+          <w:rFonts w:ascii="Courier New" w:eastAsia="Times New Roman" w:hAnsi="Courier New" w:cs="Courier New"/>
+          <w:lang w:eastAsia="en-IN"/>
+        </w:rPr>
+      </w:pPr>
+      <w:r>
+        <w:rPr>
+          <w:rFonts w:ascii="MS Gothic" w:eastAsia="MS Gothic" w:hAnsi="MS Gothic" w:cs="MS Gothic" w:hint="eastAsia"/>
+          <w:lang w:eastAsia="en-IN"/>
+        </w:rPr>
+        <w:t>✓</w:t>
+      </w:r>
+      <w:r>
+        <w:rPr>
+          <w:rFonts w:ascii="Courier New" w:eastAsia="Times New Roman" w:hAnsi="Courier New" w:cs="Courier New"/>
+          <w:lang w:eastAsia="en-IN"/>
+        </w:rPr>
+        <w:t xml:space="preserve"> Token Valid</w:t>
+      </w:r>
+    </w:p>
+    <w:p>
+      <w:pPr>
+        <w:tabs>
+          <w:tab w:val="left" w:pos="916"/>
+          <w:tab w:val="left" w:pos="1832"/>
+          <w:tab w:val="left" w:pos="2748"/>
+          <w:tab w:val="left" w:pos="3664"/>
+          <w:tab w:val="left" w:pos="4580"/>
+          <w:tab w:val="left" w:pos="5496"/>
+          <w:tab w:val="left" w:pos="6412"/>
+          <w:tab w:val="left" w:pos="7328"/>
+          <w:tab w:val="left" w:pos="8244"/>
+          <w:tab w:val="left" w:pos="9160"/>
+          <w:tab w:val="left" w:pos="10076"/>
+          <w:tab w:val="left" w:pos="10992"/>
+          <w:tab w:val="left" w:pos="11908"/>
+          <w:tab w:val="left" w:pos="12824"/>
+          <w:tab w:val="left" w:pos="13740"/>
+          <w:tab w:val="left" w:pos="14656"/>
+        </w:tabs>
+        <w:spacing w:after="0" w:line="240" w:lineRule="auto"/>
+        <w:rPr>
+          <w:rFonts w:ascii="Courier New" w:eastAsia="Times New Roman" w:hAnsi="Courier New" w:cs="Courier New"/>
+          <w:lang w:eastAsia="en-IN"/>
+        </w:rPr>
+      </w:pPr>
+    </w:p>
+    <w:p>
+      <w:pPr>
+        <w:tabs>
+          <w:tab w:val="left" w:pos="916"/>
+          <w:tab w:val="left" w:pos="1832"/>
+          <w:tab w:val="left" w:pos="2748"/>
+          <w:tab w:val="left" w:pos="3664"/>
+          <w:tab w:val="left" w:pos="4580"/>
+          <w:tab w:val="left" w:pos="5496"/>
+          <w:tab w:val="left" w:pos="6412"/>
+          <w:tab w:val="left" w:pos="7328"/>
+          <w:tab w:val="left" w:pos="8244"/>
+          <w:tab w:val="left" w:pos="9160"/>
+          <w:tab w:val="left" w:pos="10076"/>
+          <w:tab w:val="left" w:pos="10992"/>
+          <w:tab w:val="left" w:pos="11908"/>
+          <w:tab w:val="left" w:pos="12824"/>
+          <w:tab w:val="left" w:pos="13740"/>
+          <w:tab w:val="left" w:pos="14656"/>
+        </w:tabs>
+        <w:spacing w:after="0" w:line="240" w:lineRule="auto"/>
+        <w:rPr>
+          <w:rFonts w:ascii="Courier New" w:eastAsia="Times New Roman" w:hAnsi="Courier New" w:cs="Courier New"/>
+          <w:lang w:eastAsia="en-IN"/>
+        </w:rPr>
+      </w:pPr>
+      <w:r>
+        <w:rPr>
+          <w:rFonts w:ascii="Courier New" w:eastAsia="Times New Roman" w:hAnsi="Courier New" w:cs="Courier New"/>
+          <w:lang w:eastAsia="en-IN"/>
+        </w:rPr>
+        <w:t>Return Profile</w:t>
+      </w:r>
+    </w:p>
+    <w:p>
+      <w:pPr>
+        <w:tabs>
+          <w:tab w:val="left" w:pos="916"/>
+          <w:tab w:val="left" w:pos="1832"/>
+          <w:tab w:val="left" w:pos="2748"/>
+          <w:tab w:val="left" w:pos="3664"/>
+          <w:tab w:val="left" w:pos="4580"/>
+          <w:tab w:val="left" w:pos="5496"/>
+          <w:tab w:val="left" w:pos="6412"/>
+          <w:tab w:val="left" w:pos="7328"/>
+          <w:tab w:val="left" w:pos="8244"/>
+          <w:tab w:val="left" w:pos="9160"/>
+          <w:tab w:val="left" w:pos="10076"/>
+          <w:tab w:val="left" w:pos="10992"/>
+          <w:tab w:val="left" w:pos="11908"/>
+          <w:tab w:val="left" w:pos="12824"/>
+          <w:tab w:val="left" w:pos="13740"/>
+          <w:tab w:val="left" w:pos="14656"/>
+        </w:tabs>
+        <w:spacing w:after="0" w:line="240" w:lineRule="auto"/>
+        <w:rPr>
+          <w:rFonts w:ascii="Courier New" w:eastAsia="Times New Roman" w:hAnsi="Courier New" w:cs="Courier New"/>
+          <w:lang w:eastAsia="en-IN"/>
+        </w:rPr>
+      </w:pPr>
+    </w:p>
+    <w:p>
+      <w:pPr>
+        <w:tabs>
+          <w:tab w:val="left" w:pos="916"/>
+          <w:tab w:val="left" w:pos="1832"/>
+          <w:tab w:val="left" w:pos="2748"/>
+          <w:tab w:val="left" w:pos="3664"/>
+          <w:tab w:val="left" w:pos="4580"/>
+          <w:tab w:val="left" w:pos="5496"/>
+          <w:tab w:val="left" w:pos="6412"/>
+          <w:tab w:val="left" w:pos="7328"/>
+          <w:tab w:val="left" w:pos="8244"/>
+          <w:tab w:val="left" w:pos="9160"/>
+          <w:tab w:val="left" w:pos="10076"/>
+          <w:tab w:val="left" w:pos="10992"/>
+          <w:tab w:val="left" w:pos="11908"/>
+          <w:tab w:val="left" w:pos="12824"/>
+          <w:tab w:val="left" w:pos="13740"/>
+          <w:tab w:val="left" w:pos="14656"/>
+        </w:tabs>
+        <w:spacing w:after="0" w:line="240" w:lineRule="auto"/>
+        <w:rPr>
+          <w:rFonts w:ascii="Courier New" w:eastAsia="Times New Roman" w:hAnsi="Courier New" w:cs="Courier New"/>
+          <w:lang w:eastAsia="en-IN"/>
+        </w:rPr>
+      </w:pPr>
+      <w:r>
+        <w:rPr>
+          <w:rFonts w:ascii="Courier New" w:eastAsia="Times New Roman" w:hAnsi="Courier New" w:cs="Courier New"/>
+          <w:lang w:eastAsia="en-IN"/>
+        </w:rPr>
+        <w:t>Forget User</w:t>
+      </w:r>
+    </w:p>
+    <w:p>
+      <w:pPr>
+        <w:spacing w:after="0" w:line="240" w:lineRule="auto"/>
+        <w:rPr>
+          <w:rFonts w:ascii="Times New Roman" w:eastAsia="Times New Roman" w:hAnsi="Times New Roman" w:cs="Times New Roman"/>
+          <w:lang w:eastAsia="en-IN"/>
+        </w:rPr>
+      </w:pPr>
+      <w:r>
+        <w:rPr>
+          <w:rFonts w:ascii="Times New Roman" w:eastAsia="Times New Roman" w:hAnsi="Times New Roman" w:cs="Times New Roman"/>
+          <w:lang w:eastAsia="en-IN"/>
+        </w:rPr>
+        <w:pict>
           <v:rect id="_x0000_i1054" style="width:0;height:1.5pt" o:hralign="center" o:hrstd="t" o:hr="t" fillcolor="#a0a0a0" stroked="f"/>
         </w:pict>
       </w:r>
@@ -14198,7 +14977,7 @@
           <w:bCs/>
           <w:lang w:eastAsia="en-IN"/>
         </w:rPr>
-        <w:t>Step 2: User Clicks "Profile"</w:t>
+        <w:t>Step 3: User Clicks "Orders"</w:t>
       </w:r>
     </w:p>
     <w:p>
@@ -14748,197 +15527,130 @@
           <w:rFonts w:ascii="Courier New" w:eastAsia="Times New Roman" w:hAnsi="Courier New" w:cs="Courier New"/>
           <w:lang w:eastAsia="en-IN"/>
         </w:rPr>
-        <w:t>Validate JWT</w:t>
-      </w:r>
-    </w:p>
-    <w:p>
-      <w:pPr>
-        <w:tabs>
-          <w:tab w:val="left" w:pos="916"/>
-          <w:tab w:val="left" w:pos="1832"/>
-          <w:tab w:val="left" w:pos="2748"/>
-          <w:tab w:val="left" w:pos="3664"/>
-          <w:tab w:val="left" w:pos="4580"/>
-          <w:tab w:val="left" w:pos="5496"/>
-          <w:tab w:val="left" w:pos="6412"/>
-          <w:tab w:val="left" w:pos="7328"/>
-          <w:tab w:val="left" w:pos="8244"/>
-          <w:tab w:val="left" w:pos="9160"/>
-          <w:tab w:val="left" w:pos="10076"/>
-          <w:tab w:val="left" w:pos="10992"/>
-          <w:tab w:val="left" w:pos="11908"/>
-          <w:tab w:val="left" w:pos="12824"/>
-          <w:tab w:val="left" w:pos="13740"/>
-          <w:tab w:val="left" w:pos="14656"/>
-        </w:tabs>
-        <w:spacing w:after="0" w:line="240" w:lineRule="auto"/>
-        <w:rPr>
-          <w:rFonts w:ascii="Courier New" w:eastAsia="Times New Roman" w:hAnsi="Courier New" w:cs="Courier New"/>
-          <w:lang w:eastAsia="en-IN"/>
-        </w:rPr>
-      </w:pPr>
-    </w:p>
-    <w:p>
-      <w:pPr>
-        <w:tabs>
-          <w:tab w:val="left" w:pos="916"/>
-          <w:tab w:val="left" w:pos="1832"/>
-          <w:tab w:val="left" w:pos="2748"/>
-          <w:tab w:val="left" w:pos="3664"/>
-          <w:tab w:val="left" w:pos="4580"/>
-          <w:tab w:val="left" w:pos="5496"/>
-          <w:tab w:val="left" w:pos="6412"/>
-          <w:tab w:val="left" w:pos="7328"/>
-          <w:tab w:val="left" w:pos="8244"/>
-          <w:tab w:val="left" w:pos="9160"/>
-          <w:tab w:val="left" w:pos="10076"/>
-          <w:tab w:val="left" w:pos="10992"/>
-          <w:tab w:val="left" w:pos="11908"/>
-          <w:tab w:val="left" w:pos="12824"/>
-          <w:tab w:val="left" w:pos="13740"/>
-          <w:tab w:val="left" w:pos="14656"/>
-        </w:tabs>
-        <w:spacing w:after="0" w:line="240" w:lineRule="auto"/>
-        <w:rPr>
-          <w:rFonts w:ascii="Courier New" w:eastAsia="Times New Roman" w:hAnsi="Courier New" w:cs="Courier New"/>
-          <w:lang w:eastAsia="en-IN"/>
-        </w:rPr>
-      </w:pPr>
-      <w:r>
-        <w:rPr>
-          <w:rFonts w:ascii="MS Gothic" w:eastAsia="MS Gothic" w:hAnsi="MS Gothic" w:cs="MS Gothic" w:hint="eastAsia"/>
-          <w:lang w:eastAsia="en-IN"/>
-        </w:rPr>
-        <w:t>✓</w:t>
-      </w:r>
-      <w:r>
-        <w:rPr>
-          <w:rFonts w:ascii="Courier New" w:eastAsia="Times New Roman" w:hAnsi="Courier New" w:cs="Courier New"/>
-          <w:lang w:eastAsia="en-IN"/>
-        </w:rPr>
-        <w:t xml:space="preserve"> Token Valid</w:t>
-      </w:r>
-    </w:p>
-    <w:p>
-      <w:pPr>
-        <w:tabs>
-          <w:tab w:val="left" w:pos="916"/>
-          <w:tab w:val="left" w:pos="1832"/>
-          <w:tab w:val="left" w:pos="2748"/>
-          <w:tab w:val="left" w:pos="3664"/>
-          <w:tab w:val="left" w:pos="4580"/>
-          <w:tab w:val="left" w:pos="5496"/>
-          <w:tab w:val="left" w:pos="6412"/>
-          <w:tab w:val="left" w:pos="7328"/>
-          <w:tab w:val="left" w:pos="8244"/>
-          <w:tab w:val="left" w:pos="9160"/>
-          <w:tab w:val="left" w:pos="10076"/>
-          <w:tab w:val="left" w:pos="10992"/>
-          <w:tab w:val="left" w:pos="11908"/>
-          <w:tab w:val="left" w:pos="12824"/>
-          <w:tab w:val="left" w:pos="13740"/>
-          <w:tab w:val="left" w:pos="14656"/>
-        </w:tabs>
-        <w:spacing w:after="0" w:line="240" w:lineRule="auto"/>
-        <w:rPr>
-          <w:rFonts w:ascii="Courier New" w:eastAsia="Times New Roman" w:hAnsi="Courier New" w:cs="Courier New"/>
-          <w:lang w:eastAsia="en-IN"/>
-        </w:rPr>
-      </w:pPr>
-    </w:p>
-    <w:p>
-      <w:pPr>
-        <w:tabs>
-          <w:tab w:val="left" w:pos="916"/>
-          <w:tab w:val="left" w:pos="1832"/>
-          <w:tab w:val="left" w:pos="2748"/>
-          <w:tab w:val="left" w:pos="3664"/>
-          <w:tab w:val="left" w:pos="4580"/>
-          <w:tab w:val="left" w:pos="5496"/>
-          <w:tab w:val="left" w:pos="6412"/>
-          <w:tab w:val="left" w:pos="7328"/>
-          <w:tab w:val="left" w:pos="8244"/>
-          <w:tab w:val="left" w:pos="9160"/>
-          <w:tab w:val="left" w:pos="10076"/>
-          <w:tab w:val="left" w:pos="10992"/>
-          <w:tab w:val="left" w:pos="11908"/>
-          <w:tab w:val="left" w:pos="12824"/>
-          <w:tab w:val="left" w:pos="13740"/>
-          <w:tab w:val="left" w:pos="14656"/>
-        </w:tabs>
-        <w:spacing w:after="0" w:line="240" w:lineRule="auto"/>
-        <w:rPr>
-          <w:rFonts w:ascii="Courier New" w:eastAsia="Times New Roman" w:hAnsi="Courier New" w:cs="Courier New"/>
-          <w:lang w:eastAsia="en-IN"/>
-        </w:rPr>
-      </w:pPr>
-      <w:r>
-        <w:rPr>
-          <w:rFonts w:ascii="Courier New" w:eastAsia="Times New Roman" w:hAnsi="Courier New" w:cs="Courier New"/>
-          <w:lang w:eastAsia="en-IN"/>
-        </w:rPr>
-        <w:t>Return Profile</w:t>
-      </w:r>
-    </w:p>
-    <w:p>
-      <w:pPr>
-        <w:tabs>
-          <w:tab w:val="left" w:pos="916"/>
-          <w:tab w:val="left" w:pos="1832"/>
-          <w:tab w:val="left" w:pos="2748"/>
-          <w:tab w:val="left" w:pos="3664"/>
-          <w:tab w:val="left" w:pos="4580"/>
-          <w:tab w:val="left" w:pos="5496"/>
-          <w:tab w:val="left" w:pos="6412"/>
-          <w:tab w:val="left" w:pos="7328"/>
-          <w:tab w:val="left" w:pos="8244"/>
-          <w:tab w:val="left" w:pos="9160"/>
-          <w:tab w:val="left" w:pos="10076"/>
-          <w:tab w:val="left" w:pos="10992"/>
-          <w:tab w:val="left" w:pos="11908"/>
-          <w:tab w:val="left" w:pos="12824"/>
-          <w:tab w:val="left" w:pos="13740"/>
-          <w:tab w:val="left" w:pos="14656"/>
-        </w:tabs>
-        <w:spacing w:after="0" w:line="240" w:lineRule="auto"/>
-        <w:rPr>
-          <w:rFonts w:ascii="Courier New" w:eastAsia="Times New Roman" w:hAnsi="Courier New" w:cs="Courier New"/>
-          <w:lang w:eastAsia="en-IN"/>
-        </w:rPr>
-      </w:pPr>
-    </w:p>
-    <w:p>
-      <w:pPr>
-        <w:tabs>
-          <w:tab w:val="left" w:pos="916"/>
-          <w:tab w:val="left" w:pos="1832"/>
-          <w:tab w:val="left" w:pos="2748"/>
-          <w:tab w:val="left" w:pos="3664"/>
-          <w:tab w:val="left" w:pos="4580"/>
-          <w:tab w:val="left" w:pos="5496"/>
-          <w:tab w:val="left" w:pos="6412"/>
-          <w:tab w:val="left" w:pos="7328"/>
-          <w:tab w:val="left" w:pos="8244"/>
-          <w:tab w:val="left" w:pos="9160"/>
-          <w:tab w:val="left" w:pos="10076"/>
-          <w:tab w:val="left" w:pos="10992"/>
-          <w:tab w:val="left" w:pos="11908"/>
-          <w:tab w:val="left" w:pos="12824"/>
-          <w:tab w:val="left" w:pos="13740"/>
-          <w:tab w:val="left" w:pos="14656"/>
-        </w:tabs>
-        <w:spacing w:after="0" w:line="240" w:lineRule="auto"/>
-        <w:rPr>
-          <w:rFonts w:ascii="Courier New" w:eastAsia="Times New Roman" w:hAnsi="Courier New" w:cs="Courier New"/>
-          <w:lang w:eastAsia="en-IN"/>
-        </w:rPr>
-      </w:pPr>
-      <w:r>
-        <w:rPr>
-          <w:rFonts w:ascii="Courier New" w:eastAsia="Times New Roman" w:hAnsi="Courier New" w:cs="Courier New"/>
-          <w:lang w:eastAsia="en-IN"/>
-        </w:rPr>
-        <w:t>Forget User</w:t>
+        <w:t>Validate JWT Again</w:t>
+      </w:r>
+    </w:p>
+    <w:p>
+      <w:pPr>
+        <w:tabs>
+          <w:tab w:val="left" w:pos="916"/>
+          <w:tab w:val="left" w:pos="1832"/>
+          <w:tab w:val="left" w:pos="2748"/>
+          <w:tab w:val="left" w:pos="3664"/>
+          <w:tab w:val="left" w:pos="4580"/>
+          <w:tab w:val="left" w:pos="5496"/>
+          <w:tab w:val="left" w:pos="6412"/>
+          <w:tab w:val="left" w:pos="7328"/>
+          <w:tab w:val="left" w:pos="8244"/>
+          <w:tab w:val="left" w:pos="9160"/>
+          <w:tab w:val="left" w:pos="10076"/>
+          <w:tab w:val="left" w:pos="10992"/>
+          <w:tab w:val="left" w:pos="11908"/>
+          <w:tab w:val="left" w:pos="12824"/>
+          <w:tab w:val="left" w:pos="13740"/>
+          <w:tab w:val="left" w:pos="14656"/>
+        </w:tabs>
+        <w:spacing w:after="0" w:line="240" w:lineRule="auto"/>
+        <w:rPr>
+          <w:rFonts w:ascii="Courier New" w:eastAsia="Times New Roman" w:hAnsi="Courier New" w:cs="Courier New"/>
+          <w:lang w:eastAsia="en-IN"/>
+        </w:rPr>
+      </w:pPr>
+    </w:p>
+    <w:p>
+      <w:pPr>
+        <w:tabs>
+          <w:tab w:val="left" w:pos="916"/>
+          <w:tab w:val="left" w:pos="1832"/>
+          <w:tab w:val="left" w:pos="2748"/>
+          <w:tab w:val="left" w:pos="3664"/>
+          <w:tab w:val="left" w:pos="4580"/>
+          <w:tab w:val="left" w:pos="5496"/>
+          <w:tab w:val="left" w:pos="6412"/>
+          <w:tab w:val="left" w:pos="7328"/>
+          <w:tab w:val="left" w:pos="8244"/>
+          <w:tab w:val="left" w:pos="9160"/>
+          <w:tab w:val="left" w:pos="10076"/>
+          <w:tab w:val="left" w:pos="10992"/>
+          <w:tab w:val="left" w:pos="11908"/>
+          <w:tab w:val="left" w:pos="12824"/>
+          <w:tab w:val="left" w:pos="13740"/>
+          <w:tab w:val="left" w:pos="14656"/>
+        </w:tabs>
+        <w:spacing w:after="0" w:line="240" w:lineRule="auto"/>
+        <w:rPr>
+          <w:rFonts w:ascii="Courier New" w:eastAsia="Times New Roman" w:hAnsi="Courier New" w:cs="Courier New"/>
+          <w:lang w:eastAsia="en-IN"/>
+        </w:rPr>
+      </w:pPr>
+      <w:r>
+        <w:rPr>
+          <w:rFonts w:ascii="Courier New" w:eastAsia="Times New Roman" w:hAnsi="Courier New" w:cs="Courier New"/>
+          <w:lang w:eastAsia="en-IN"/>
+        </w:rPr>
+        <w:lastRenderedPageBreak/>
+        <w:t>Return Orders</w:t>
+      </w:r>
+    </w:p>
+    <w:p>
+      <w:pPr>
+        <w:tabs>
+          <w:tab w:val="left" w:pos="916"/>
+          <w:tab w:val="left" w:pos="1832"/>
+          <w:tab w:val="left" w:pos="2748"/>
+          <w:tab w:val="left" w:pos="3664"/>
+          <w:tab w:val="left" w:pos="4580"/>
+          <w:tab w:val="left" w:pos="5496"/>
+          <w:tab w:val="left" w:pos="6412"/>
+          <w:tab w:val="left" w:pos="7328"/>
+          <w:tab w:val="left" w:pos="8244"/>
+          <w:tab w:val="left" w:pos="9160"/>
+          <w:tab w:val="left" w:pos="10076"/>
+          <w:tab w:val="left" w:pos="10992"/>
+          <w:tab w:val="left" w:pos="11908"/>
+          <w:tab w:val="left" w:pos="12824"/>
+          <w:tab w:val="left" w:pos="13740"/>
+          <w:tab w:val="left" w:pos="14656"/>
+        </w:tabs>
+        <w:spacing w:after="0" w:line="240" w:lineRule="auto"/>
+        <w:rPr>
+          <w:rFonts w:ascii="Courier New" w:eastAsia="Times New Roman" w:hAnsi="Courier New" w:cs="Courier New"/>
+          <w:lang w:eastAsia="en-IN"/>
+        </w:rPr>
+      </w:pPr>
+    </w:p>
+    <w:p>
+      <w:pPr>
+        <w:tabs>
+          <w:tab w:val="left" w:pos="916"/>
+          <w:tab w:val="left" w:pos="1832"/>
+          <w:tab w:val="left" w:pos="2748"/>
+          <w:tab w:val="left" w:pos="3664"/>
+          <w:tab w:val="left" w:pos="4580"/>
+          <w:tab w:val="left" w:pos="5496"/>
+          <w:tab w:val="left" w:pos="6412"/>
+          <w:tab w:val="left" w:pos="7328"/>
+          <w:tab w:val="left" w:pos="8244"/>
+          <w:tab w:val="left" w:pos="9160"/>
+          <w:tab w:val="left" w:pos="10076"/>
+          <w:tab w:val="left" w:pos="10992"/>
+          <w:tab w:val="left" w:pos="11908"/>
+          <w:tab w:val="left" w:pos="12824"/>
+          <w:tab w:val="left" w:pos="13740"/>
+          <w:tab w:val="left" w:pos="14656"/>
+        </w:tabs>
+        <w:spacing w:after="0" w:line="240" w:lineRule="auto"/>
+        <w:rPr>
+          <w:rFonts w:ascii="Courier New" w:eastAsia="Times New Roman" w:hAnsi="Courier New" w:cs="Courier New"/>
+          <w:lang w:eastAsia="en-IN"/>
+        </w:rPr>
+      </w:pPr>
+      <w:r>
+        <w:rPr>
+          <w:rFonts w:ascii="Courier New" w:eastAsia="Times New Roman" w:hAnsi="Courier New" w:cs="Courier New"/>
+          <w:lang w:eastAsia="en-IN"/>
+        </w:rPr>
+        <w:t>Forget User Again</w:t>
       </w:r>
     </w:p>
     <w:p>
@@ -14962,11 +15674,12 @@
     <w:p>
       <w:pPr>
         <w:spacing w:before="100" w:beforeAutospacing="1" w:after="100" w:afterAutospacing="1" w:line="240" w:lineRule="auto"/>
-        <w:outlineLvl w:val="2"/>
+        <w:outlineLvl w:val="0"/>
         <w:rPr>
           <w:rFonts w:ascii="Times New Roman" w:eastAsia="Times New Roman" w:hAnsi="Times New Roman" w:cs="Times New Roman"/>
           <w:b/>
           <w:bCs/>
+          <w:kern w:val="36"/>
           <w:lang w:eastAsia="en-IN"/>
         </w:rPr>
       </w:pPr>
@@ -14975,682 +15688,425 @@
           <w:rFonts w:ascii="Times New Roman" w:eastAsia="Times New Roman" w:hAnsi="Times New Roman" w:cs="Times New Roman"/>
           <w:b/>
           <w:bCs/>
-          <w:lang w:eastAsia="en-IN"/>
-        </w:rPr>
-        <w:t>Step 3: User Clicks "Orders"</w:t>
-      </w:r>
-    </w:p>
-    <w:p>
-      <w:pPr>
-        <w:tabs>
-          <w:tab w:val="left" w:pos="916"/>
-          <w:tab w:val="left" w:pos="1832"/>
-          <w:tab w:val="left" w:pos="2748"/>
-          <w:tab w:val="left" w:pos="3664"/>
-          <w:tab w:val="left" w:pos="4580"/>
-          <w:tab w:val="left" w:pos="5496"/>
-          <w:tab w:val="left" w:pos="6412"/>
-          <w:tab w:val="left" w:pos="7328"/>
-          <w:tab w:val="left" w:pos="8244"/>
-          <w:tab w:val="left" w:pos="9160"/>
-          <w:tab w:val="left" w:pos="10076"/>
-          <w:tab w:val="left" w:pos="10992"/>
-          <w:tab w:val="left" w:pos="11908"/>
-          <w:tab w:val="left" w:pos="12824"/>
-          <w:tab w:val="left" w:pos="13740"/>
-          <w:tab w:val="left" w:pos="14656"/>
-        </w:tabs>
-        <w:spacing w:after="0" w:line="240" w:lineRule="auto"/>
-        <w:rPr>
-          <w:rFonts w:ascii="Courier New" w:eastAsia="Times New Roman" w:hAnsi="Courier New" w:cs="Courier New"/>
-          <w:lang w:eastAsia="en-IN"/>
-        </w:rPr>
-      </w:pPr>
-      <w:r>
-        <w:rPr>
-          <w:rFonts w:ascii="Courier New" w:eastAsia="Times New Roman" w:hAnsi="Courier New" w:cs="Courier New"/>
-          <w:lang w:eastAsia="en-IN"/>
-        </w:rPr>
-        <w:t>+---------+</w:t>
-      </w:r>
-    </w:p>
-    <w:p>
-      <w:pPr>
-        <w:tabs>
-          <w:tab w:val="left" w:pos="916"/>
-          <w:tab w:val="left" w:pos="1832"/>
-          <w:tab w:val="left" w:pos="2748"/>
-          <w:tab w:val="left" w:pos="3664"/>
-          <w:tab w:val="left" w:pos="4580"/>
-          <w:tab w:val="left" w:pos="5496"/>
-          <w:tab w:val="left" w:pos="6412"/>
-          <w:tab w:val="left" w:pos="7328"/>
-          <w:tab w:val="left" w:pos="8244"/>
-          <w:tab w:val="left" w:pos="9160"/>
-          <w:tab w:val="left" w:pos="10076"/>
-          <w:tab w:val="left" w:pos="10992"/>
-          <w:tab w:val="left" w:pos="11908"/>
-          <w:tab w:val="left" w:pos="12824"/>
-          <w:tab w:val="left" w:pos="13740"/>
-          <w:tab w:val="left" w:pos="14656"/>
-        </w:tabs>
-        <w:spacing w:after="0" w:line="240" w:lineRule="auto"/>
-        <w:rPr>
-          <w:rFonts w:ascii="Courier New" w:eastAsia="Times New Roman" w:hAnsi="Courier New" w:cs="Courier New"/>
-          <w:lang w:eastAsia="en-IN"/>
-        </w:rPr>
-      </w:pPr>
-      <w:r>
-        <w:rPr>
-          <w:rFonts w:ascii="Courier New" w:eastAsia="Times New Roman" w:hAnsi="Courier New" w:cs="Courier New"/>
-          <w:lang w:eastAsia="en-IN"/>
-        </w:rPr>
-        <w:t>| Browser |</w:t>
-      </w:r>
-    </w:p>
-    <w:p>
-      <w:pPr>
-        <w:tabs>
-          <w:tab w:val="left" w:pos="916"/>
-          <w:tab w:val="left" w:pos="1832"/>
-          <w:tab w:val="left" w:pos="2748"/>
-          <w:tab w:val="left" w:pos="3664"/>
-          <w:tab w:val="left" w:pos="4580"/>
-          <w:tab w:val="left" w:pos="5496"/>
-          <w:tab w:val="left" w:pos="6412"/>
-          <w:tab w:val="left" w:pos="7328"/>
-          <w:tab w:val="left" w:pos="8244"/>
-          <w:tab w:val="left" w:pos="9160"/>
-          <w:tab w:val="left" w:pos="10076"/>
-          <w:tab w:val="left" w:pos="10992"/>
-          <w:tab w:val="left" w:pos="11908"/>
-          <w:tab w:val="left" w:pos="12824"/>
-          <w:tab w:val="left" w:pos="13740"/>
-          <w:tab w:val="left" w:pos="14656"/>
-        </w:tabs>
-        <w:spacing w:after="0" w:line="240" w:lineRule="auto"/>
-        <w:rPr>
-          <w:rFonts w:ascii="Courier New" w:eastAsia="Times New Roman" w:hAnsi="Courier New" w:cs="Courier New"/>
-          <w:lang w:eastAsia="en-IN"/>
-        </w:rPr>
-      </w:pPr>
-      <w:r>
-        <w:rPr>
-          <w:rFonts w:ascii="Courier New" w:eastAsia="Times New Roman" w:hAnsi="Courier New" w:cs="Courier New"/>
-          <w:lang w:eastAsia="en-IN"/>
-        </w:rPr>
-        <w:t>+---------+</w:t>
-      </w:r>
-    </w:p>
-    <w:p>
-      <w:pPr>
-        <w:tabs>
-          <w:tab w:val="left" w:pos="916"/>
-          <w:tab w:val="left" w:pos="1832"/>
-          <w:tab w:val="left" w:pos="2748"/>
-          <w:tab w:val="left" w:pos="3664"/>
-          <w:tab w:val="left" w:pos="4580"/>
-          <w:tab w:val="left" w:pos="5496"/>
-          <w:tab w:val="left" w:pos="6412"/>
-          <w:tab w:val="left" w:pos="7328"/>
-          <w:tab w:val="left" w:pos="8244"/>
-          <w:tab w:val="left" w:pos="9160"/>
-          <w:tab w:val="left" w:pos="10076"/>
-          <w:tab w:val="left" w:pos="10992"/>
-          <w:tab w:val="left" w:pos="11908"/>
-          <w:tab w:val="left" w:pos="12824"/>
-          <w:tab w:val="left" w:pos="13740"/>
-          <w:tab w:val="left" w:pos="14656"/>
-        </w:tabs>
-        <w:spacing w:after="0" w:line="240" w:lineRule="auto"/>
-        <w:rPr>
-          <w:rFonts w:ascii="Courier New" w:eastAsia="Times New Roman" w:hAnsi="Courier New" w:cs="Courier New"/>
-          <w:lang w:eastAsia="en-IN"/>
-        </w:rPr>
-      </w:pPr>
-    </w:p>
-    <w:p>
-      <w:pPr>
-        <w:tabs>
-          <w:tab w:val="left" w:pos="916"/>
-          <w:tab w:val="left" w:pos="1832"/>
-          <w:tab w:val="left" w:pos="2748"/>
-          <w:tab w:val="left" w:pos="3664"/>
-          <w:tab w:val="left" w:pos="4580"/>
-          <w:tab w:val="left" w:pos="5496"/>
-          <w:tab w:val="left" w:pos="6412"/>
-          <w:tab w:val="left" w:pos="7328"/>
-          <w:tab w:val="left" w:pos="8244"/>
-          <w:tab w:val="left" w:pos="9160"/>
-          <w:tab w:val="left" w:pos="10076"/>
-          <w:tab w:val="left" w:pos="10992"/>
-          <w:tab w:val="left" w:pos="11908"/>
-          <w:tab w:val="left" w:pos="12824"/>
-          <w:tab w:val="left" w:pos="13740"/>
-          <w:tab w:val="left" w:pos="14656"/>
-        </w:tabs>
-        <w:spacing w:after="0" w:line="240" w:lineRule="auto"/>
-        <w:rPr>
-          <w:rFonts w:ascii="Courier New" w:eastAsia="Times New Roman" w:hAnsi="Courier New" w:cs="Courier New"/>
-          <w:lang w:eastAsia="en-IN"/>
-        </w:rPr>
-      </w:pPr>
-      <w:r>
-        <w:rPr>
-          <w:rFonts w:ascii="Courier New" w:eastAsia="Times New Roman" w:hAnsi="Courier New" w:cs="Courier New"/>
-          <w:lang w:eastAsia="en-IN"/>
-        </w:rPr>
-        <w:t>Authorization:</w:t>
-      </w:r>
-    </w:p>
-    <w:p>
-      <w:pPr>
-        <w:tabs>
-          <w:tab w:val="left" w:pos="916"/>
-          <w:tab w:val="left" w:pos="1832"/>
-          <w:tab w:val="left" w:pos="2748"/>
-          <w:tab w:val="left" w:pos="3664"/>
-          <w:tab w:val="left" w:pos="4580"/>
-          <w:tab w:val="left" w:pos="5496"/>
-          <w:tab w:val="left" w:pos="6412"/>
-          <w:tab w:val="left" w:pos="7328"/>
-          <w:tab w:val="left" w:pos="8244"/>
-          <w:tab w:val="left" w:pos="9160"/>
-          <w:tab w:val="left" w:pos="10076"/>
-          <w:tab w:val="left" w:pos="10992"/>
-          <w:tab w:val="left" w:pos="11908"/>
-          <w:tab w:val="left" w:pos="12824"/>
-          <w:tab w:val="left" w:pos="13740"/>
-          <w:tab w:val="left" w:pos="14656"/>
-        </w:tabs>
-        <w:spacing w:after="0" w:line="240" w:lineRule="auto"/>
-        <w:rPr>
-          <w:rFonts w:ascii="Courier New" w:eastAsia="Times New Roman" w:hAnsi="Courier New" w:cs="Courier New"/>
-          <w:lang w:eastAsia="en-IN"/>
-        </w:rPr>
-      </w:pPr>
-      <w:r>
-        <w:rPr>
-          <w:rFonts w:ascii="Courier New" w:eastAsia="Times New Roman" w:hAnsi="Courier New" w:cs="Courier New"/>
-          <w:lang w:eastAsia="en-IN"/>
-        </w:rPr>
-        <w:t>Bearer eyJhbGciOiJIUzI1Ni...</w:t>
-      </w:r>
-    </w:p>
-    <w:p>
-      <w:pPr>
-        <w:tabs>
-          <w:tab w:val="left" w:pos="916"/>
-          <w:tab w:val="left" w:pos="1832"/>
-          <w:tab w:val="left" w:pos="2748"/>
-          <w:tab w:val="left" w:pos="3664"/>
-          <w:tab w:val="left" w:pos="4580"/>
-          <w:tab w:val="left" w:pos="5496"/>
-          <w:tab w:val="left" w:pos="6412"/>
-          <w:tab w:val="left" w:pos="7328"/>
-          <w:tab w:val="left" w:pos="8244"/>
-          <w:tab w:val="left" w:pos="9160"/>
-          <w:tab w:val="left" w:pos="10076"/>
-          <w:tab w:val="left" w:pos="10992"/>
-          <w:tab w:val="left" w:pos="11908"/>
-          <w:tab w:val="left" w:pos="12824"/>
-          <w:tab w:val="left" w:pos="13740"/>
-          <w:tab w:val="left" w:pos="14656"/>
-        </w:tabs>
-        <w:spacing w:after="0" w:line="240" w:lineRule="auto"/>
-        <w:rPr>
-          <w:rFonts w:ascii="Courier New" w:eastAsia="Times New Roman" w:hAnsi="Courier New" w:cs="Courier New"/>
-          <w:lang w:eastAsia="en-IN"/>
-        </w:rPr>
-      </w:pPr>
-    </w:p>
-    <w:p>
-      <w:pPr>
-        <w:tabs>
-          <w:tab w:val="left" w:pos="916"/>
-          <w:tab w:val="left" w:pos="1832"/>
-          <w:tab w:val="left" w:pos="2748"/>
-          <w:tab w:val="left" w:pos="3664"/>
-          <w:tab w:val="left" w:pos="4580"/>
-          <w:tab w:val="left" w:pos="5496"/>
-          <w:tab w:val="left" w:pos="6412"/>
-          <w:tab w:val="left" w:pos="7328"/>
-          <w:tab w:val="left" w:pos="8244"/>
-          <w:tab w:val="left" w:pos="9160"/>
-          <w:tab w:val="left" w:pos="10076"/>
-          <w:tab w:val="left" w:pos="10992"/>
-          <w:tab w:val="left" w:pos="11908"/>
-          <w:tab w:val="left" w:pos="12824"/>
-          <w:tab w:val="left" w:pos="13740"/>
-          <w:tab w:val="left" w:pos="14656"/>
-        </w:tabs>
-        <w:spacing w:after="0" w:line="240" w:lineRule="auto"/>
-        <w:rPr>
-          <w:rFonts w:ascii="Courier New" w:eastAsia="Times New Roman" w:hAnsi="Courier New" w:cs="Courier New"/>
-          <w:lang w:eastAsia="en-IN"/>
-        </w:rPr>
-      </w:pPr>
-      <w:r>
-        <w:rPr>
-          <w:rFonts w:ascii="Courier New" w:eastAsia="Times New Roman" w:hAnsi="Courier New" w:cs="Courier New"/>
-          <w:lang w:eastAsia="en-IN"/>
-        </w:rPr>
-        <w:t xml:space="preserve">            |</w:t>
-      </w:r>
-    </w:p>
-    <w:p>
-      <w:pPr>
-        <w:tabs>
-          <w:tab w:val="left" w:pos="916"/>
-          <w:tab w:val="left" w:pos="1832"/>
-          <w:tab w:val="left" w:pos="2748"/>
-          <w:tab w:val="left" w:pos="3664"/>
-          <w:tab w:val="left" w:pos="4580"/>
-          <w:tab w:val="left" w:pos="5496"/>
-          <w:tab w:val="left" w:pos="6412"/>
-          <w:tab w:val="left" w:pos="7328"/>
-          <w:tab w:val="left" w:pos="8244"/>
-          <w:tab w:val="left" w:pos="9160"/>
-          <w:tab w:val="left" w:pos="10076"/>
-          <w:tab w:val="left" w:pos="10992"/>
-          <w:tab w:val="left" w:pos="11908"/>
-          <w:tab w:val="left" w:pos="12824"/>
-          <w:tab w:val="left" w:pos="13740"/>
-          <w:tab w:val="left" w:pos="14656"/>
-        </w:tabs>
-        <w:spacing w:after="0" w:line="240" w:lineRule="auto"/>
-        <w:rPr>
-          <w:rFonts w:ascii="Courier New" w:eastAsia="Times New Roman" w:hAnsi="Courier New" w:cs="Courier New"/>
-          <w:lang w:eastAsia="en-IN"/>
-        </w:rPr>
-      </w:pPr>
-      <w:r>
-        <w:rPr>
-          <w:rFonts w:ascii="Courier New" w:eastAsia="Times New Roman" w:hAnsi="Courier New" w:cs="Courier New"/>
-          <w:lang w:eastAsia="en-IN"/>
-        </w:rPr>
-        <w:t xml:space="preserve">            |----------------------------&gt;</w:t>
-      </w:r>
-    </w:p>
-    <w:p>
-      <w:pPr>
-        <w:tabs>
-          <w:tab w:val="left" w:pos="916"/>
-          <w:tab w:val="left" w:pos="1832"/>
-          <w:tab w:val="left" w:pos="2748"/>
-          <w:tab w:val="left" w:pos="3664"/>
-          <w:tab w:val="left" w:pos="4580"/>
-          <w:tab w:val="left" w:pos="5496"/>
-          <w:tab w:val="left" w:pos="6412"/>
-          <w:tab w:val="left" w:pos="7328"/>
-          <w:tab w:val="left" w:pos="8244"/>
-          <w:tab w:val="left" w:pos="9160"/>
-          <w:tab w:val="left" w:pos="10076"/>
-          <w:tab w:val="left" w:pos="10992"/>
-          <w:tab w:val="left" w:pos="11908"/>
-          <w:tab w:val="left" w:pos="12824"/>
-          <w:tab w:val="left" w:pos="13740"/>
-          <w:tab w:val="left" w:pos="14656"/>
-        </w:tabs>
-        <w:spacing w:after="0" w:line="240" w:lineRule="auto"/>
-        <w:rPr>
-          <w:rFonts w:ascii="Courier New" w:eastAsia="Times New Roman" w:hAnsi="Courier New" w:cs="Courier New"/>
-          <w:lang w:eastAsia="en-IN"/>
-        </w:rPr>
-      </w:pPr>
-      <w:r>
-        <w:rPr>
-          <w:rFonts w:ascii="Courier New" w:eastAsia="Times New Roman" w:hAnsi="Courier New" w:cs="Courier New"/>
-          <w:lang w:eastAsia="en-IN"/>
-        </w:rPr>
-        <w:t xml:space="preserve">            |</w:t>
-      </w:r>
-    </w:p>
-    <w:p>
-      <w:pPr>
-        <w:tabs>
-          <w:tab w:val="left" w:pos="916"/>
-          <w:tab w:val="left" w:pos="1832"/>
-          <w:tab w:val="left" w:pos="2748"/>
-          <w:tab w:val="left" w:pos="3664"/>
-          <w:tab w:val="left" w:pos="4580"/>
-          <w:tab w:val="left" w:pos="5496"/>
-          <w:tab w:val="left" w:pos="6412"/>
-          <w:tab w:val="left" w:pos="7328"/>
-          <w:tab w:val="left" w:pos="8244"/>
-          <w:tab w:val="left" w:pos="9160"/>
-          <w:tab w:val="left" w:pos="10076"/>
-          <w:tab w:val="left" w:pos="10992"/>
-          <w:tab w:val="left" w:pos="11908"/>
-          <w:tab w:val="left" w:pos="12824"/>
-          <w:tab w:val="left" w:pos="13740"/>
-          <w:tab w:val="left" w:pos="14656"/>
-        </w:tabs>
-        <w:spacing w:after="0" w:line="240" w:lineRule="auto"/>
-        <w:rPr>
-          <w:rFonts w:ascii="Courier New" w:eastAsia="Times New Roman" w:hAnsi="Courier New" w:cs="Courier New"/>
-          <w:lang w:eastAsia="en-IN"/>
-        </w:rPr>
-      </w:pPr>
-      <w:r>
-        <w:rPr>
-          <w:rFonts w:ascii="Courier New" w:eastAsia="Times New Roman" w:hAnsi="Courier New" w:cs="Courier New"/>
-          <w:lang w:eastAsia="en-IN"/>
-        </w:rPr>
-        <w:t xml:space="preserve">            ▼</w:t>
-      </w:r>
-    </w:p>
-    <w:p>
-      <w:pPr>
-        <w:tabs>
-          <w:tab w:val="left" w:pos="916"/>
-          <w:tab w:val="left" w:pos="1832"/>
-          <w:tab w:val="left" w:pos="2748"/>
-          <w:tab w:val="left" w:pos="3664"/>
-          <w:tab w:val="left" w:pos="4580"/>
-          <w:tab w:val="left" w:pos="5496"/>
-          <w:tab w:val="left" w:pos="6412"/>
-          <w:tab w:val="left" w:pos="7328"/>
-          <w:tab w:val="left" w:pos="8244"/>
-          <w:tab w:val="left" w:pos="9160"/>
-          <w:tab w:val="left" w:pos="10076"/>
-          <w:tab w:val="left" w:pos="10992"/>
-          <w:tab w:val="left" w:pos="11908"/>
-          <w:tab w:val="left" w:pos="12824"/>
-          <w:tab w:val="left" w:pos="13740"/>
-          <w:tab w:val="left" w:pos="14656"/>
-        </w:tabs>
-        <w:spacing w:after="0" w:line="240" w:lineRule="auto"/>
-        <w:rPr>
-          <w:rFonts w:ascii="Courier New" w:eastAsia="Times New Roman" w:hAnsi="Courier New" w:cs="Courier New"/>
-          <w:lang w:eastAsia="en-IN"/>
-        </w:rPr>
-      </w:pPr>
-    </w:p>
-    <w:p>
-      <w:pPr>
-        <w:tabs>
-          <w:tab w:val="left" w:pos="916"/>
-          <w:tab w:val="left" w:pos="1832"/>
-          <w:tab w:val="left" w:pos="2748"/>
-          <w:tab w:val="left" w:pos="3664"/>
-          <w:tab w:val="left" w:pos="4580"/>
-          <w:tab w:val="left" w:pos="5496"/>
-          <w:tab w:val="left" w:pos="6412"/>
-          <w:tab w:val="left" w:pos="7328"/>
-          <w:tab w:val="left" w:pos="8244"/>
-          <w:tab w:val="left" w:pos="9160"/>
-          <w:tab w:val="left" w:pos="10076"/>
-          <w:tab w:val="left" w:pos="10992"/>
-          <w:tab w:val="left" w:pos="11908"/>
-          <w:tab w:val="left" w:pos="12824"/>
-          <w:tab w:val="left" w:pos="13740"/>
-          <w:tab w:val="left" w:pos="14656"/>
-        </w:tabs>
-        <w:spacing w:after="0" w:line="240" w:lineRule="auto"/>
-        <w:rPr>
-          <w:rFonts w:ascii="Courier New" w:eastAsia="Times New Roman" w:hAnsi="Courier New" w:cs="Courier New"/>
-          <w:lang w:eastAsia="en-IN"/>
-        </w:rPr>
-      </w:pPr>
-      <w:r>
-        <w:rPr>
-          <w:rFonts w:ascii="Courier New" w:eastAsia="Times New Roman" w:hAnsi="Courier New" w:cs="Courier New"/>
-          <w:lang w:eastAsia="en-IN"/>
-        </w:rPr>
-        <w:t xml:space="preserve">       +------------------+</w:t>
-      </w:r>
-    </w:p>
-    <w:p>
-      <w:pPr>
-        <w:tabs>
-          <w:tab w:val="left" w:pos="916"/>
-          <w:tab w:val="left" w:pos="1832"/>
-          <w:tab w:val="left" w:pos="2748"/>
-          <w:tab w:val="left" w:pos="3664"/>
-          <w:tab w:val="left" w:pos="4580"/>
-          <w:tab w:val="left" w:pos="5496"/>
-          <w:tab w:val="left" w:pos="6412"/>
-          <w:tab w:val="left" w:pos="7328"/>
-          <w:tab w:val="left" w:pos="8244"/>
-          <w:tab w:val="left" w:pos="9160"/>
-          <w:tab w:val="left" w:pos="10076"/>
-          <w:tab w:val="left" w:pos="10992"/>
-          <w:tab w:val="left" w:pos="11908"/>
-          <w:tab w:val="left" w:pos="12824"/>
-          <w:tab w:val="left" w:pos="13740"/>
-          <w:tab w:val="left" w:pos="14656"/>
-        </w:tabs>
-        <w:spacing w:after="0" w:line="240" w:lineRule="auto"/>
-        <w:rPr>
-          <w:rFonts w:ascii="Courier New" w:eastAsia="Times New Roman" w:hAnsi="Courier New" w:cs="Courier New"/>
-          <w:lang w:eastAsia="en-IN"/>
-        </w:rPr>
-      </w:pPr>
-      <w:r>
-        <w:rPr>
-          <w:rFonts w:ascii="Courier New" w:eastAsia="Times New Roman" w:hAnsi="Courier New" w:cs="Courier New"/>
-          <w:lang w:eastAsia="en-IN"/>
-        </w:rPr>
-        <w:t xml:space="preserve">       |     REST API     |</w:t>
-      </w:r>
-    </w:p>
-    <w:p>
-      <w:pPr>
-        <w:tabs>
-          <w:tab w:val="left" w:pos="916"/>
-          <w:tab w:val="left" w:pos="1832"/>
-          <w:tab w:val="left" w:pos="2748"/>
-          <w:tab w:val="left" w:pos="3664"/>
-          <w:tab w:val="left" w:pos="4580"/>
-          <w:tab w:val="left" w:pos="5496"/>
-          <w:tab w:val="left" w:pos="6412"/>
-          <w:tab w:val="left" w:pos="7328"/>
-          <w:tab w:val="left" w:pos="8244"/>
-          <w:tab w:val="left" w:pos="9160"/>
-          <w:tab w:val="left" w:pos="10076"/>
-          <w:tab w:val="left" w:pos="10992"/>
-          <w:tab w:val="left" w:pos="11908"/>
-          <w:tab w:val="left" w:pos="12824"/>
-          <w:tab w:val="left" w:pos="13740"/>
-          <w:tab w:val="left" w:pos="14656"/>
-        </w:tabs>
-        <w:spacing w:after="0" w:line="240" w:lineRule="auto"/>
-        <w:rPr>
-          <w:rFonts w:ascii="Courier New" w:eastAsia="Times New Roman" w:hAnsi="Courier New" w:cs="Courier New"/>
-          <w:lang w:eastAsia="en-IN"/>
-        </w:rPr>
-      </w:pPr>
-      <w:r>
-        <w:rPr>
-          <w:rFonts w:ascii="Courier New" w:eastAsia="Times New Roman" w:hAnsi="Courier New" w:cs="Courier New"/>
-          <w:lang w:eastAsia="en-IN"/>
-        </w:rPr>
-        <w:t xml:space="preserve">       +------------------+</w:t>
-      </w:r>
-    </w:p>
-    <w:p>
-      <w:pPr>
-        <w:tabs>
-          <w:tab w:val="left" w:pos="916"/>
-          <w:tab w:val="left" w:pos="1832"/>
-          <w:tab w:val="left" w:pos="2748"/>
-          <w:tab w:val="left" w:pos="3664"/>
-          <w:tab w:val="left" w:pos="4580"/>
-          <w:tab w:val="left" w:pos="5496"/>
-          <w:tab w:val="left" w:pos="6412"/>
-          <w:tab w:val="left" w:pos="7328"/>
-          <w:tab w:val="left" w:pos="8244"/>
-          <w:tab w:val="left" w:pos="9160"/>
-          <w:tab w:val="left" w:pos="10076"/>
-          <w:tab w:val="left" w:pos="10992"/>
-          <w:tab w:val="left" w:pos="11908"/>
-          <w:tab w:val="left" w:pos="12824"/>
-          <w:tab w:val="left" w:pos="13740"/>
-          <w:tab w:val="left" w:pos="14656"/>
-        </w:tabs>
-        <w:spacing w:after="0" w:line="240" w:lineRule="auto"/>
-        <w:rPr>
-          <w:rFonts w:ascii="Courier New" w:eastAsia="Times New Roman" w:hAnsi="Courier New" w:cs="Courier New"/>
-          <w:lang w:eastAsia="en-IN"/>
-        </w:rPr>
-      </w:pPr>
-    </w:p>
-    <w:p>
-      <w:pPr>
-        <w:tabs>
-          <w:tab w:val="left" w:pos="916"/>
-          <w:tab w:val="left" w:pos="1832"/>
-          <w:tab w:val="left" w:pos="2748"/>
-          <w:tab w:val="left" w:pos="3664"/>
-          <w:tab w:val="left" w:pos="4580"/>
-          <w:tab w:val="left" w:pos="5496"/>
-          <w:tab w:val="left" w:pos="6412"/>
-          <w:tab w:val="left" w:pos="7328"/>
-          <w:tab w:val="left" w:pos="8244"/>
-          <w:tab w:val="left" w:pos="9160"/>
-          <w:tab w:val="left" w:pos="10076"/>
-          <w:tab w:val="left" w:pos="10992"/>
-          <w:tab w:val="left" w:pos="11908"/>
-          <w:tab w:val="left" w:pos="12824"/>
-          <w:tab w:val="left" w:pos="13740"/>
-          <w:tab w:val="left" w:pos="14656"/>
-        </w:tabs>
-        <w:spacing w:after="0" w:line="240" w:lineRule="auto"/>
-        <w:rPr>
-          <w:rFonts w:ascii="Courier New" w:eastAsia="Times New Roman" w:hAnsi="Courier New" w:cs="Courier New"/>
-          <w:lang w:eastAsia="en-IN"/>
-        </w:rPr>
-      </w:pPr>
-      <w:r>
-        <w:rPr>
-          <w:rFonts w:ascii="Courier New" w:eastAsia="Times New Roman" w:hAnsi="Courier New" w:cs="Courier New"/>
-          <w:lang w:eastAsia="en-IN"/>
-        </w:rPr>
-        <w:t>Validate JWT Again</w:t>
-      </w:r>
-    </w:p>
-    <w:p>
-      <w:pPr>
-        <w:tabs>
-          <w:tab w:val="left" w:pos="916"/>
-          <w:tab w:val="left" w:pos="1832"/>
-          <w:tab w:val="left" w:pos="2748"/>
-          <w:tab w:val="left" w:pos="3664"/>
-          <w:tab w:val="left" w:pos="4580"/>
-          <w:tab w:val="left" w:pos="5496"/>
-          <w:tab w:val="left" w:pos="6412"/>
-          <w:tab w:val="left" w:pos="7328"/>
-          <w:tab w:val="left" w:pos="8244"/>
-          <w:tab w:val="left" w:pos="9160"/>
-          <w:tab w:val="left" w:pos="10076"/>
-          <w:tab w:val="left" w:pos="10992"/>
-          <w:tab w:val="left" w:pos="11908"/>
-          <w:tab w:val="left" w:pos="12824"/>
-          <w:tab w:val="left" w:pos="13740"/>
-          <w:tab w:val="left" w:pos="14656"/>
-        </w:tabs>
-        <w:spacing w:after="0" w:line="240" w:lineRule="auto"/>
-        <w:rPr>
-          <w:rFonts w:ascii="Courier New" w:eastAsia="Times New Roman" w:hAnsi="Courier New" w:cs="Courier New"/>
-          <w:lang w:eastAsia="en-IN"/>
-        </w:rPr>
-      </w:pPr>
-    </w:p>
-    <w:p>
-      <w:pPr>
-        <w:tabs>
-          <w:tab w:val="left" w:pos="916"/>
-          <w:tab w:val="left" w:pos="1832"/>
-          <w:tab w:val="left" w:pos="2748"/>
-          <w:tab w:val="left" w:pos="3664"/>
-          <w:tab w:val="left" w:pos="4580"/>
-          <w:tab w:val="left" w:pos="5496"/>
-          <w:tab w:val="left" w:pos="6412"/>
-          <w:tab w:val="left" w:pos="7328"/>
-          <w:tab w:val="left" w:pos="8244"/>
-          <w:tab w:val="left" w:pos="9160"/>
-          <w:tab w:val="left" w:pos="10076"/>
-          <w:tab w:val="left" w:pos="10992"/>
-          <w:tab w:val="left" w:pos="11908"/>
-          <w:tab w:val="left" w:pos="12824"/>
-          <w:tab w:val="left" w:pos="13740"/>
-          <w:tab w:val="left" w:pos="14656"/>
-        </w:tabs>
-        <w:spacing w:after="0" w:line="240" w:lineRule="auto"/>
-        <w:rPr>
-          <w:rFonts w:ascii="Courier New" w:eastAsia="Times New Roman" w:hAnsi="Courier New" w:cs="Courier New"/>
-          <w:lang w:eastAsia="en-IN"/>
-        </w:rPr>
-      </w:pPr>
-      <w:r>
-        <w:rPr>
-          <w:rFonts w:ascii="Courier New" w:eastAsia="Times New Roman" w:hAnsi="Courier New" w:cs="Courier New"/>
-          <w:lang w:eastAsia="en-IN"/>
-        </w:rPr>
-        <w:lastRenderedPageBreak/>
-        <w:t>Return Orders</w:t>
-      </w:r>
-    </w:p>
-    <w:p>
-      <w:pPr>
-        <w:tabs>
-          <w:tab w:val="left" w:pos="916"/>
-          <w:tab w:val="left" w:pos="1832"/>
-          <w:tab w:val="left" w:pos="2748"/>
-          <w:tab w:val="left" w:pos="3664"/>
-          <w:tab w:val="left" w:pos="4580"/>
-          <w:tab w:val="left" w:pos="5496"/>
-          <w:tab w:val="left" w:pos="6412"/>
-          <w:tab w:val="left" w:pos="7328"/>
-          <w:tab w:val="left" w:pos="8244"/>
-          <w:tab w:val="left" w:pos="9160"/>
-          <w:tab w:val="left" w:pos="10076"/>
-          <w:tab w:val="left" w:pos="10992"/>
-          <w:tab w:val="left" w:pos="11908"/>
-          <w:tab w:val="left" w:pos="12824"/>
-          <w:tab w:val="left" w:pos="13740"/>
-          <w:tab w:val="left" w:pos="14656"/>
-        </w:tabs>
-        <w:spacing w:after="0" w:line="240" w:lineRule="auto"/>
-        <w:rPr>
-          <w:rFonts w:ascii="Courier New" w:eastAsia="Times New Roman" w:hAnsi="Courier New" w:cs="Courier New"/>
-          <w:lang w:eastAsia="en-IN"/>
-        </w:rPr>
-      </w:pPr>
-    </w:p>
-    <w:p>
-      <w:pPr>
-        <w:tabs>
-          <w:tab w:val="left" w:pos="916"/>
-          <w:tab w:val="left" w:pos="1832"/>
-          <w:tab w:val="left" w:pos="2748"/>
-          <w:tab w:val="left" w:pos="3664"/>
-          <w:tab w:val="left" w:pos="4580"/>
-          <w:tab w:val="left" w:pos="5496"/>
-          <w:tab w:val="left" w:pos="6412"/>
-          <w:tab w:val="left" w:pos="7328"/>
-          <w:tab w:val="left" w:pos="8244"/>
-          <w:tab w:val="left" w:pos="9160"/>
-          <w:tab w:val="left" w:pos="10076"/>
-          <w:tab w:val="left" w:pos="10992"/>
-          <w:tab w:val="left" w:pos="11908"/>
-          <w:tab w:val="left" w:pos="12824"/>
-          <w:tab w:val="left" w:pos="13740"/>
-          <w:tab w:val="left" w:pos="14656"/>
-        </w:tabs>
-        <w:spacing w:after="0" w:line="240" w:lineRule="auto"/>
-        <w:rPr>
-          <w:rFonts w:ascii="Courier New" w:eastAsia="Times New Roman" w:hAnsi="Courier New" w:cs="Courier New"/>
-          <w:lang w:eastAsia="en-IN"/>
-        </w:rPr>
-      </w:pPr>
-      <w:r>
-        <w:rPr>
-          <w:rFonts w:ascii="Courier New" w:eastAsia="Times New Roman" w:hAnsi="Courier New" w:cs="Courier New"/>
-          <w:lang w:eastAsia="en-IN"/>
-        </w:rPr>
-        <w:t>Forget User Again</w:t>
+          <w:kern w:val="36"/>
+          <w:lang w:eastAsia="en-IN"/>
+        </w:rPr>
+        <w:t>Where is the data stored?</w:t>
+      </w:r>
+    </w:p>
+    <w:p>
+      <w:pPr>
+        <w:spacing w:before="100" w:beforeAutospacing="1" w:after="100" w:afterAutospacing="1" w:line="240" w:lineRule="auto"/>
+        <w:outlineLvl w:val="1"/>
+        <w:rPr>
+          <w:rFonts w:ascii="Times New Roman" w:eastAsia="Times New Roman" w:hAnsi="Times New Roman" w:cs="Times New Roman"/>
+          <w:b/>
+          <w:bCs/>
+          <w:lang w:eastAsia="en-IN"/>
+        </w:rPr>
+      </w:pPr>
+      <w:proofErr w:type="spellStart"/>
+      <w:r>
+        <w:rPr>
+          <w:rFonts w:ascii="Times New Roman" w:eastAsia="Times New Roman" w:hAnsi="Times New Roman" w:cs="Times New Roman"/>
+          <w:b/>
+          <w:bCs/>
+          <w:lang w:eastAsia="en-IN"/>
+        </w:rPr>
+        <w:t>Stateful</w:t>
+      </w:r>
+      <w:proofErr w:type="spellEnd"/>
+    </w:p>
+    <w:p>
+      <w:pPr>
+        <w:tabs>
+          <w:tab w:val="left" w:pos="916"/>
+          <w:tab w:val="left" w:pos="1832"/>
+          <w:tab w:val="left" w:pos="2748"/>
+          <w:tab w:val="left" w:pos="3664"/>
+          <w:tab w:val="left" w:pos="4580"/>
+          <w:tab w:val="left" w:pos="5496"/>
+          <w:tab w:val="left" w:pos="6412"/>
+          <w:tab w:val="left" w:pos="7328"/>
+          <w:tab w:val="left" w:pos="8244"/>
+          <w:tab w:val="left" w:pos="9160"/>
+          <w:tab w:val="left" w:pos="10076"/>
+          <w:tab w:val="left" w:pos="10992"/>
+          <w:tab w:val="left" w:pos="11908"/>
+          <w:tab w:val="left" w:pos="12824"/>
+          <w:tab w:val="left" w:pos="13740"/>
+          <w:tab w:val="left" w:pos="14656"/>
+        </w:tabs>
+        <w:spacing w:after="0" w:line="240" w:lineRule="auto"/>
+        <w:rPr>
+          <w:rFonts w:ascii="Courier New" w:eastAsia="Times New Roman" w:hAnsi="Courier New" w:cs="Courier New"/>
+          <w:lang w:eastAsia="en-IN"/>
+        </w:rPr>
+      </w:pPr>
+      <w:r>
+        <w:rPr>
+          <w:rFonts w:ascii="Courier New" w:eastAsia="Times New Roman" w:hAnsi="Courier New" w:cs="Courier New"/>
+          <w:lang w:eastAsia="en-IN"/>
+        </w:rPr>
+        <w:t>Browser</w:t>
+      </w:r>
+    </w:p>
+    <w:p>
+      <w:pPr>
+        <w:tabs>
+          <w:tab w:val="left" w:pos="916"/>
+          <w:tab w:val="left" w:pos="1832"/>
+          <w:tab w:val="left" w:pos="2748"/>
+          <w:tab w:val="left" w:pos="3664"/>
+          <w:tab w:val="left" w:pos="4580"/>
+          <w:tab w:val="left" w:pos="5496"/>
+          <w:tab w:val="left" w:pos="6412"/>
+          <w:tab w:val="left" w:pos="7328"/>
+          <w:tab w:val="left" w:pos="8244"/>
+          <w:tab w:val="left" w:pos="9160"/>
+          <w:tab w:val="left" w:pos="10076"/>
+          <w:tab w:val="left" w:pos="10992"/>
+          <w:tab w:val="left" w:pos="11908"/>
+          <w:tab w:val="left" w:pos="12824"/>
+          <w:tab w:val="left" w:pos="13740"/>
+          <w:tab w:val="left" w:pos="14656"/>
+        </w:tabs>
+        <w:spacing w:after="0" w:line="240" w:lineRule="auto"/>
+        <w:rPr>
+          <w:rFonts w:ascii="Courier New" w:eastAsia="Times New Roman" w:hAnsi="Courier New" w:cs="Courier New"/>
+          <w:lang w:eastAsia="en-IN"/>
+        </w:rPr>
+      </w:pPr>
+      <w:r>
+        <w:rPr>
+          <w:rFonts w:ascii="Courier New" w:eastAsia="Times New Roman" w:hAnsi="Courier New" w:cs="Courier New"/>
+          <w:lang w:eastAsia="en-IN"/>
+        </w:rPr>
+        <w:t>-------</w:t>
+      </w:r>
+    </w:p>
+    <w:p>
+      <w:pPr>
+        <w:tabs>
+          <w:tab w:val="left" w:pos="916"/>
+          <w:tab w:val="left" w:pos="1832"/>
+          <w:tab w:val="left" w:pos="2748"/>
+          <w:tab w:val="left" w:pos="3664"/>
+          <w:tab w:val="left" w:pos="4580"/>
+          <w:tab w:val="left" w:pos="5496"/>
+          <w:tab w:val="left" w:pos="6412"/>
+          <w:tab w:val="left" w:pos="7328"/>
+          <w:tab w:val="left" w:pos="8244"/>
+          <w:tab w:val="left" w:pos="9160"/>
+          <w:tab w:val="left" w:pos="10076"/>
+          <w:tab w:val="left" w:pos="10992"/>
+          <w:tab w:val="left" w:pos="11908"/>
+          <w:tab w:val="left" w:pos="12824"/>
+          <w:tab w:val="left" w:pos="13740"/>
+          <w:tab w:val="left" w:pos="14656"/>
+        </w:tabs>
+        <w:spacing w:after="0" w:line="240" w:lineRule="auto"/>
+        <w:rPr>
+          <w:rFonts w:ascii="Courier New" w:eastAsia="Times New Roman" w:hAnsi="Courier New" w:cs="Courier New"/>
+          <w:lang w:eastAsia="en-IN"/>
+        </w:rPr>
+      </w:pPr>
+      <w:r>
+        <w:rPr>
+          <w:rFonts w:ascii="Courier New" w:eastAsia="Times New Roman" w:hAnsi="Courier New" w:cs="Courier New"/>
+          <w:lang w:eastAsia="en-IN"/>
+        </w:rPr>
+        <w:t>Cookie</w:t>
+      </w:r>
+    </w:p>
+    <w:p>
+      <w:pPr>
+        <w:tabs>
+          <w:tab w:val="left" w:pos="916"/>
+          <w:tab w:val="left" w:pos="1832"/>
+          <w:tab w:val="left" w:pos="2748"/>
+          <w:tab w:val="left" w:pos="3664"/>
+          <w:tab w:val="left" w:pos="4580"/>
+          <w:tab w:val="left" w:pos="5496"/>
+          <w:tab w:val="left" w:pos="6412"/>
+          <w:tab w:val="left" w:pos="7328"/>
+          <w:tab w:val="left" w:pos="8244"/>
+          <w:tab w:val="left" w:pos="9160"/>
+          <w:tab w:val="left" w:pos="10076"/>
+          <w:tab w:val="left" w:pos="10992"/>
+          <w:tab w:val="left" w:pos="11908"/>
+          <w:tab w:val="left" w:pos="12824"/>
+          <w:tab w:val="left" w:pos="13740"/>
+          <w:tab w:val="left" w:pos="14656"/>
+        </w:tabs>
+        <w:spacing w:after="0" w:line="240" w:lineRule="auto"/>
+        <w:rPr>
+          <w:rFonts w:ascii="Courier New" w:eastAsia="Times New Roman" w:hAnsi="Courier New" w:cs="Courier New"/>
+          <w:lang w:eastAsia="en-IN"/>
+        </w:rPr>
+      </w:pPr>
+      <w:r>
+        <w:rPr>
+          <w:rFonts w:ascii="Courier New" w:eastAsia="Times New Roman" w:hAnsi="Courier New" w:cs="Courier New"/>
+          <w:lang w:eastAsia="en-IN"/>
+        </w:rPr>
+        <w:t>JSESSIONID=ABC123</w:t>
+      </w:r>
+    </w:p>
+    <w:p>
+      <w:pPr>
+        <w:tabs>
+          <w:tab w:val="left" w:pos="916"/>
+          <w:tab w:val="left" w:pos="1832"/>
+          <w:tab w:val="left" w:pos="2748"/>
+          <w:tab w:val="left" w:pos="3664"/>
+          <w:tab w:val="left" w:pos="4580"/>
+          <w:tab w:val="left" w:pos="5496"/>
+          <w:tab w:val="left" w:pos="6412"/>
+          <w:tab w:val="left" w:pos="7328"/>
+          <w:tab w:val="left" w:pos="8244"/>
+          <w:tab w:val="left" w:pos="9160"/>
+          <w:tab w:val="left" w:pos="10076"/>
+          <w:tab w:val="left" w:pos="10992"/>
+          <w:tab w:val="left" w:pos="11908"/>
+          <w:tab w:val="left" w:pos="12824"/>
+          <w:tab w:val="left" w:pos="13740"/>
+          <w:tab w:val="left" w:pos="14656"/>
+        </w:tabs>
+        <w:spacing w:after="0" w:line="240" w:lineRule="auto"/>
+        <w:rPr>
+          <w:rFonts w:ascii="Courier New" w:eastAsia="Times New Roman" w:hAnsi="Courier New" w:cs="Courier New"/>
+          <w:lang w:eastAsia="en-IN"/>
+        </w:rPr>
+      </w:pPr>
+    </w:p>
+    <w:p>
+      <w:pPr>
+        <w:tabs>
+          <w:tab w:val="left" w:pos="916"/>
+          <w:tab w:val="left" w:pos="1832"/>
+          <w:tab w:val="left" w:pos="2748"/>
+          <w:tab w:val="left" w:pos="3664"/>
+          <w:tab w:val="left" w:pos="4580"/>
+          <w:tab w:val="left" w:pos="5496"/>
+          <w:tab w:val="left" w:pos="6412"/>
+          <w:tab w:val="left" w:pos="7328"/>
+          <w:tab w:val="left" w:pos="8244"/>
+          <w:tab w:val="left" w:pos="9160"/>
+          <w:tab w:val="left" w:pos="10076"/>
+          <w:tab w:val="left" w:pos="10992"/>
+          <w:tab w:val="left" w:pos="11908"/>
+          <w:tab w:val="left" w:pos="12824"/>
+          <w:tab w:val="left" w:pos="13740"/>
+          <w:tab w:val="left" w:pos="14656"/>
+        </w:tabs>
+        <w:spacing w:after="0" w:line="240" w:lineRule="auto"/>
+        <w:rPr>
+          <w:rFonts w:ascii="Courier New" w:eastAsia="Times New Roman" w:hAnsi="Courier New" w:cs="Courier New"/>
+          <w:lang w:eastAsia="en-IN"/>
+        </w:rPr>
+      </w:pPr>
+      <w:r>
+        <w:rPr>
+          <w:rFonts w:ascii="Courier New" w:eastAsia="Times New Roman" w:hAnsi="Courier New" w:cs="Courier New"/>
+          <w:lang w:eastAsia="en-IN"/>
+        </w:rPr>
+        <w:t xml:space="preserve">           │</w:t>
+      </w:r>
+    </w:p>
+    <w:p>
+      <w:pPr>
+        <w:tabs>
+          <w:tab w:val="left" w:pos="916"/>
+          <w:tab w:val="left" w:pos="1832"/>
+          <w:tab w:val="left" w:pos="2748"/>
+          <w:tab w:val="left" w:pos="3664"/>
+          <w:tab w:val="left" w:pos="4580"/>
+          <w:tab w:val="left" w:pos="5496"/>
+          <w:tab w:val="left" w:pos="6412"/>
+          <w:tab w:val="left" w:pos="7328"/>
+          <w:tab w:val="left" w:pos="8244"/>
+          <w:tab w:val="left" w:pos="9160"/>
+          <w:tab w:val="left" w:pos="10076"/>
+          <w:tab w:val="left" w:pos="10992"/>
+          <w:tab w:val="left" w:pos="11908"/>
+          <w:tab w:val="left" w:pos="12824"/>
+          <w:tab w:val="left" w:pos="13740"/>
+          <w:tab w:val="left" w:pos="14656"/>
+        </w:tabs>
+        <w:spacing w:after="0" w:line="240" w:lineRule="auto"/>
+        <w:rPr>
+          <w:rFonts w:ascii="Courier New" w:eastAsia="Times New Roman" w:hAnsi="Courier New" w:cs="Courier New"/>
+          <w:lang w:eastAsia="en-IN"/>
+        </w:rPr>
+      </w:pPr>
+      <w:r>
+        <w:rPr>
+          <w:rFonts w:ascii="Courier New" w:eastAsia="Times New Roman" w:hAnsi="Courier New" w:cs="Courier New"/>
+          <w:lang w:eastAsia="en-IN"/>
+        </w:rPr>
+        <w:t xml:space="preserve">           ▼</w:t>
+      </w:r>
+    </w:p>
+    <w:p>
+      <w:pPr>
+        <w:tabs>
+          <w:tab w:val="left" w:pos="916"/>
+          <w:tab w:val="left" w:pos="1832"/>
+          <w:tab w:val="left" w:pos="2748"/>
+          <w:tab w:val="left" w:pos="3664"/>
+          <w:tab w:val="left" w:pos="4580"/>
+          <w:tab w:val="left" w:pos="5496"/>
+          <w:tab w:val="left" w:pos="6412"/>
+          <w:tab w:val="left" w:pos="7328"/>
+          <w:tab w:val="left" w:pos="8244"/>
+          <w:tab w:val="left" w:pos="9160"/>
+          <w:tab w:val="left" w:pos="10076"/>
+          <w:tab w:val="left" w:pos="10992"/>
+          <w:tab w:val="left" w:pos="11908"/>
+          <w:tab w:val="left" w:pos="12824"/>
+          <w:tab w:val="left" w:pos="13740"/>
+          <w:tab w:val="left" w:pos="14656"/>
+        </w:tabs>
+        <w:spacing w:after="0" w:line="240" w:lineRule="auto"/>
+        <w:rPr>
+          <w:rFonts w:ascii="Courier New" w:eastAsia="Times New Roman" w:hAnsi="Courier New" w:cs="Courier New"/>
+          <w:lang w:eastAsia="en-IN"/>
+        </w:rPr>
+      </w:pPr>
+    </w:p>
+    <w:p>
+      <w:pPr>
+        <w:tabs>
+          <w:tab w:val="left" w:pos="916"/>
+          <w:tab w:val="left" w:pos="1832"/>
+          <w:tab w:val="left" w:pos="2748"/>
+          <w:tab w:val="left" w:pos="3664"/>
+          <w:tab w:val="left" w:pos="4580"/>
+          <w:tab w:val="left" w:pos="5496"/>
+          <w:tab w:val="left" w:pos="6412"/>
+          <w:tab w:val="left" w:pos="7328"/>
+          <w:tab w:val="left" w:pos="8244"/>
+          <w:tab w:val="left" w:pos="9160"/>
+          <w:tab w:val="left" w:pos="10076"/>
+          <w:tab w:val="left" w:pos="10992"/>
+          <w:tab w:val="left" w:pos="11908"/>
+          <w:tab w:val="left" w:pos="12824"/>
+          <w:tab w:val="left" w:pos="13740"/>
+          <w:tab w:val="left" w:pos="14656"/>
+        </w:tabs>
+        <w:spacing w:after="0" w:line="240" w:lineRule="auto"/>
+        <w:rPr>
+          <w:rFonts w:ascii="Courier New" w:eastAsia="Times New Roman" w:hAnsi="Courier New" w:cs="Courier New"/>
+          <w:lang w:eastAsia="en-IN"/>
+        </w:rPr>
+      </w:pPr>
+      <w:r>
+        <w:rPr>
+          <w:rFonts w:ascii="Courier New" w:eastAsia="Times New Roman" w:hAnsi="Courier New" w:cs="Courier New"/>
+          <w:lang w:eastAsia="en-IN"/>
+        </w:rPr>
+        <w:t>Server RAM</w:t>
+      </w:r>
+    </w:p>
+    <w:p>
+      <w:pPr>
+        <w:tabs>
+          <w:tab w:val="left" w:pos="916"/>
+          <w:tab w:val="left" w:pos="1832"/>
+          <w:tab w:val="left" w:pos="2748"/>
+          <w:tab w:val="left" w:pos="3664"/>
+          <w:tab w:val="left" w:pos="4580"/>
+          <w:tab w:val="left" w:pos="5496"/>
+          <w:tab w:val="left" w:pos="6412"/>
+          <w:tab w:val="left" w:pos="7328"/>
+          <w:tab w:val="left" w:pos="8244"/>
+          <w:tab w:val="left" w:pos="9160"/>
+          <w:tab w:val="left" w:pos="10076"/>
+          <w:tab w:val="left" w:pos="10992"/>
+          <w:tab w:val="left" w:pos="11908"/>
+          <w:tab w:val="left" w:pos="12824"/>
+          <w:tab w:val="left" w:pos="13740"/>
+          <w:tab w:val="left" w:pos="14656"/>
+        </w:tabs>
+        <w:spacing w:after="0" w:line="240" w:lineRule="auto"/>
+        <w:rPr>
+          <w:rFonts w:ascii="Courier New" w:eastAsia="Times New Roman" w:hAnsi="Courier New" w:cs="Courier New"/>
+          <w:lang w:eastAsia="en-IN"/>
+        </w:rPr>
+      </w:pPr>
+      <w:r>
+        <w:rPr>
+          <w:rFonts w:ascii="Courier New" w:eastAsia="Times New Roman" w:hAnsi="Courier New" w:cs="Courier New"/>
+          <w:lang w:eastAsia="en-IN"/>
+        </w:rPr>
+        <w:t>----------</w:t>
+      </w:r>
+    </w:p>
+    <w:p>
+      <w:pPr>
+        <w:tabs>
+          <w:tab w:val="left" w:pos="916"/>
+          <w:tab w:val="left" w:pos="1832"/>
+          <w:tab w:val="left" w:pos="2748"/>
+          <w:tab w:val="left" w:pos="3664"/>
+          <w:tab w:val="left" w:pos="4580"/>
+          <w:tab w:val="left" w:pos="5496"/>
+          <w:tab w:val="left" w:pos="6412"/>
+          <w:tab w:val="left" w:pos="7328"/>
+          <w:tab w:val="left" w:pos="8244"/>
+          <w:tab w:val="left" w:pos="9160"/>
+          <w:tab w:val="left" w:pos="10076"/>
+          <w:tab w:val="left" w:pos="10992"/>
+          <w:tab w:val="left" w:pos="11908"/>
+          <w:tab w:val="left" w:pos="12824"/>
+          <w:tab w:val="left" w:pos="13740"/>
+          <w:tab w:val="left" w:pos="14656"/>
+        </w:tabs>
+        <w:spacing w:after="0" w:line="240" w:lineRule="auto"/>
+        <w:rPr>
+          <w:rFonts w:ascii="Courier New" w:eastAsia="Times New Roman" w:hAnsi="Courier New" w:cs="Courier New"/>
+          <w:lang w:eastAsia="en-IN"/>
+        </w:rPr>
+      </w:pPr>
+      <w:r>
+        <w:rPr>
+          <w:rFonts w:ascii="Courier New" w:eastAsia="Times New Roman" w:hAnsi="Courier New" w:cs="Courier New"/>
+          <w:lang w:eastAsia="en-IN"/>
+        </w:rPr>
+        <w:t>ABC123 → Nikhil</w:t>
+      </w:r>
+    </w:p>
+    <w:p>
+      <w:pPr>
+        <w:spacing w:before="100" w:beforeAutospacing="1" w:after="100" w:afterAutospacing="1" w:line="240" w:lineRule="auto"/>
+        <w:rPr>
+          <w:rFonts w:ascii="Times New Roman" w:eastAsia="Times New Roman" w:hAnsi="Times New Roman" w:cs="Times New Roman"/>
+          <w:lang w:eastAsia="en-IN"/>
+        </w:rPr>
+      </w:pPr>
+      <w:r>
+        <w:rPr>
+          <w:rFonts w:ascii="Times New Roman" w:eastAsia="Times New Roman" w:hAnsi="Times New Roman" w:cs="Times New Roman"/>
+          <w:lang w:eastAsia="en-IN"/>
+        </w:rPr>
+        <w:t xml:space="preserve">The </w:t>
+      </w:r>
+      <w:r>
+        <w:rPr>
+          <w:rFonts w:ascii="Times New Roman" w:eastAsia="Times New Roman" w:hAnsi="Times New Roman" w:cs="Times New Roman"/>
+          <w:b/>
+          <w:bCs/>
+          <w:lang w:eastAsia="en-IN"/>
+        </w:rPr>
+        <w:t>server remembers the user</w:t>
+      </w:r>
+      <w:r>
+        <w:rPr>
+          <w:rFonts w:ascii="Times New Roman" w:eastAsia="Times New Roman" w:hAnsi="Times New Roman" w:cs="Times New Roman"/>
+          <w:lang w:eastAsia="en-IN"/>
+        </w:rPr>
+        <w:t>.</w:t>
       </w:r>
     </w:p>
     <w:p>
@@ -15674,6 +16130,614 @@
     <w:p>
       <w:pPr>
         <w:spacing w:before="100" w:beforeAutospacing="1" w:after="100" w:afterAutospacing="1" w:line="240" w:lineRule="auto"/>
+        <w:outlineLvl w:val="1"/>
+        <w:rPr>
+          <w:rFonts w:ascii="Times New Roman" w:eastAsia="Times New Roman" w:hAnsi="Times New Roman" w:cs="Times New Roman"/>
+          <w:b/>
+          <w:bCs/>
+          <w:lang w:eastAsia="en-IN"/>
+        </w:rPr>
+      </w:pPr>
+      <w:r>
+        <w:rPr>
+          <w:rFonts w:ascii="Times New Roman" w:eastAsia="Times New Roman" w:hAnsi="Times New Roman" w:cs="Times New Roman"/>
+          <w:b/>
+          <w:bCs/>
+          <w:lang w:eastAsia="en-IN"/>
+        </w:rPr>
+        <w:t>Stateless</w:t>
+      </w:r>
+    </w:p>
+    <w:p>
+      <w:pPr>
+        <w:tabs>
+          <w:tab w:val="left" w:pos="916"/>
+          <w:tab w:val="left" w:pos="1832"/>
+          <w:tab w:val="left" w:pos="2748"/>
+          <w:tab w:val="left" w:pos="3664"/>
+          <w:tab w:val="left" w:pos="4580"/>
+          <w:tab w:val="left" w:pos="5496"/>
+          <w:tab w:val="left" w:pos="6412"/>
+          <w:tab w:val="left" w:pos="7328"/>
+          <w:tab w:val="left" w:pos="8244"/>
+          <w:tab w:val="left" w:pos="9160"/>
+          <w:tab w:val="left" w:pos="10076"/>
+          <w:tab w:val="left" w:pos="10992"/>
+          <w:tab w:val="left" w:pos="11908"/>
+          <w:tab w:val="left" w:pos="12824"/>
+          <w:tab w:val="left" w:pos="13740"/>
+          <w:tab w:val="left" w:pos="14656"/>
+        </w:tabs>
+        <w:spacing w:after="0" w:line="240" w:lineRule="auto"/>
+        <w:rPr>
+          <w:rFonts w:ascii="Courier New" w:eastAsia="Times New Roman" w:hAnsi="Courier New" w:cs="Courier New"/>
+          <w:lang w:eastAsia="en-IN"/>
+        </w:rPr>
+      </w:pPr>
+      <w:r>
+        <w:rPr>
+          <w:rFonts w:ascii="Courier New" w:eastAsia="Times New Roman" w:hAnsi="Courier New" w:cs="Courier New"/>
+          <w:lang w:eastAsia="en-IN"/>
+        </w:rPr>
+        <w:t>Browser</w:t>
+      </w:r>
+    </w:p>
+    <w:p>
+      <w:pPr>
+        <w:tabs>
+          <w:tab w:val="left" w:pos="916"/>
+          <w:tab w:val="left" w:pos="1832"/>
+          <w:tab w:val="left" w:pos="2748"/>
+          <w:tab w:val="left" w:pos="3664"/>
+          <w:tab w:val="left" w:pos="4580"/>
+          <w:tab w:val="left" w:pos="5496"/>
+          <w:tab w:val="left" w:pos="6412"/>
+          <w:tab w:val="left" w:pos="7328"/>
+          <w:tab w:val="left" w:pos="8244"/>
+          <w:tab w:val="left" w:pos="9160"/>
+          <w:tab w:val="left" w:pos="10076"/>
+          <w:tab w:val="left" w:pos="10992"/>
+          <w:tab w:val="left" w:pos="11908"/>
+          <w:tab w:val="left" w:pos="12824"/>
+          <w:tab w:val="left" w:pos="13740"/>
+          <w:tab w:val="left" w:pos="14656"/>
+        </w:tabs>
+        <w:spacing w:after="0" w:line="240" w:lineRule="auto"/>
+        <w:rPr>
+          <w:rFonts w:ascii="Courier New" w:eastAsia="Times New Roman" w:hAnsi="Courier New" w:cs="Courier New"/>
+          <w:lang w:eastAsia="en-IN"/>
+        </w:rPr>
+      </w:pPr>
+      <w:r>
+        <w:rPr>
+          <w:rFonts w:ascii="Courier New" w:eastAsia="Times New Roman" w:hAnsi="Courier New" w:cs="Courier New"/>
+          <w:lang w:eastAsia="en-IN"/>
+        </w:rPr>
+        <w:t>--------</w:t>
+      </w:r>
+    </w:p>
+    <w:p>
+      <w:pPr>
+        <w:tabs>
+          <w:tab w:val="left" w:pos="916"/>
+          <w:tab w:val="left" w:pos="1832"/>
+          <w:tab w:val="left" w:pos="2748"/>
+          <w:tab w:val="left" w:pos="3664"/>
+          <w:tab w:val="left" w:pos="4580"/>
+          <w:tab w:val="left" w:pos="5496"/>
+          <w:tab w:val="left" w:pos="6412"/>
+          <w:tab w:val="left" w:pos="7328"/>
+          <w:tab w:val="left" w:pos="8244"/>
+          <w:tab w:val="left" w:pos="9160"/>
+          <w:tab w:val="left" w:pos="10076"/>
+          <w:tab w:val="left" w:pos="10992"/>
+          <w:tab w:val="left" w:pos="11908"/>
+          <w:tab w:val="left" w:pos="12824"/>
+          <w:tab w:val="left" w:pos="13740"/>
+          <w:tab w:val="left" w:pos="14656"/>
+        </w:tabs>
+        <w:spacing w:after="0" w:line="240" w:lineRule="auto"/>
+        <w:rPr>
+          <w:rFonts w:ascii="Courier New" w:eastAsia="Times New Roman" w:hAnsi="Courier New" w:cs="Courier New"/>
+          <w:lang w:eastAsia="en-IN"/>
+        </w:rPr>
+      </w:pPr>
+      <w:r>
+        <w:rPr>
+          <w:rFonts w:ascii="Courier New" w:eastAsia="Times New Roman" w:hAnsi="Courier New" w:cs="Courier New"/>
+          <w:lang w:eastAsia="en-IN"/>
+        </w:rPr>
+        <w:t>JWT Token</w:t>
+      </w:r>
+    </w:p>
+    <w:p>
+      <w:pPr>
+        <w:tabs>
+          <w:tab w:val="left" w:pos="916"/>
+          <w:tab w:val="left" w:pos="1832"/>
+          <w:tab w:val="left" w:pos="2748"/>
+          <w:tab w:val="left" w:pos="3664"/>
+          <w:tab w:val="left" w:pos="4580"/>
+          <w:tab w:val="left" w:pos="5496"/>
+          <w:tab w:val="left" w:pos="6412"/>
+          <w:tab w:val="left" w:pos="7328"/>
+          <w:tab w:val="left" w:pos="8244"/>
+          <w:tab w:val="left" w:pos="9160"/>
+          <w:tab w:val="left" w:pos="10076"/>
+          <w:tab w:val="left" w:pos="10992"/>
+          <w:tab w:val="left" w:pos="11908"/>
+          <w:tab w:val="left" w:pos="12824"/>
+          <w:tab w:val="left" w:pos="13740"/>
+          <w:tab w:val="left" w:pos="14656"/>
+        </w:tabs>
+        <w:spacing w:after="0" w:line="240" w:lineRule="auto"/>
+        <w:rPr>
+          <w:rFonts w:ascii="Courier New" w:eastAsia="Times New Roman" w:hAnsi="Courier New" w:cs="Courier New"/>
+          <w:lang w:eastAsia="en-IN"/>
+        </w:rPr>
+      </w:pPr>
+    </w:p>
+    <w:p>
+      <w:pPr>
+        <w:tabs>
+          <w:tab w:val="left" w:pos="916"/>
+          <w:tab w:val="left" w:pos="1832"/>
+          <w:tab w:val="left" w:pos="2748"/>
+          <w:tab w:val="left" w:pos="3664"/>
+          <w:tab w:val="left" w:pos="4580"/>
+          <w:tab w:val="left" w:pos="5496"/>
+          <w:tab w:val="left" w:pos="6412"/>
+          <w:tab w:val="left" w:pos="7328"/>
+          <w:tab w:val="left" w:pos="8244"/>
+          <w:tab w:val="left" w:pos="9160"/>
+          <w:tab w:val="left" w:pos="10076"/>
+          <w:tab w:val="left" w:pos="10992"/>
+          <w:tab w:val="left" w:pos="11908"/>
+          <w:tab w:val="left" w:pos="12824"/>
+          <w:tab w:val="left" w:pos="13740"/>
+          <w:tab w:val="left" w:pos="14656"/>
+        </w:tabs>
+        <w:spacing w:after="0" w:line="240" w:lineRule="auto"/>
+        <w:rPr>
+          <w:rFonts w:ascii="Courier New" w:eastAsia="Times New Roman" w:hAnsi="Courier New" w:cs="Courier New"/>
+          <w:lang w:eastAsia="en-IN"/>
+        </w:rPr>
+      </w:pPr>
+      <w:proofErr w:type="spellStart"/>
+      <w:proofErr w:type="gramStart"/>
+      <w:r>
+        <w:rPr>
+          <w:rFonts w:ascii="Courier New" w:eastAsia="Times New Roman" w:hAnsi="Courier New" w:cs="Courier New"/>
+          <w:lang w:eastAsia="en-IN"/>
+        </w:rPr>
+        <w:t>eyJhbGc</w:t>
+      </w:r>
+      <w:proofErr w:type="spellEnd"/>
+      <w:proofErr w:type="gramEnd"/>
+      <w:r>
+        <w:rPr>
+          <w:rFonts w:ascii="Courier New" w:eastAsia="Times New Roman" w:hAnsi="Courier New" w:cs="Courier New"/>
+          <w:lang w:eastAsia="en-IN"/>
+        </w:rPr>
+        <w:t>...</w:t>
+      </w:r>
+    </w:p>
+    <w:p>
+      <w:pPr>
+        <w:tabs>
+          <w:tab w:val="left" w:pos="916"/>
+          <w:tab w:val="left" w:pos="1832"/>
+          <w:tab w:val="left" w:pos="2748"/>
+          <w:tab w:val="left" w:pos="3664"/>
+          <w:tab w:val="left" w:pos="4580"/>
+          <w:tab w:val="left" w:pos="5496"/>
+          <w:tab w:val="left" w:pos="6412"/>
+          <w:tab w:val="left" w:pos="7328"/>
+          <w:tab w:val="left" w:pos="8244"/>
+          <w:tab w:val="left" w:pos="9160"/>
+          <w:tab w:val="left" w:pos="10076"/>
+          <w:tab w:val="left" w:pos="10992"/>
+          <w:tab w:val="left" w:pos="11908"/>
+          <w:tab w:val="left" w:pos="12824"/>
+          <w:tab w:val="left" w:pos="13740"/>
+          <w:tab w:val="left" w:pos="14656"/>
+        </w:tabs>
+        <w:spacing w:after="0" w:line="240" w:lineRule="auto"/>
+        <w:rPr>
+          <w:rFonts w:ascii="Courier New" w:eastAsia="Times New Roman" w:hAnsi="Courier New" w:cs="Courier New"/>
+          <w:lang w:eastAsia="en-IN"/>
+        </w:rPr>
+      </w:pPr>
+    </w:p>
+    <w:p>
+      <w:pPr>
+        <w:tabs>
+          <w:tab w:val="left" w:pos="916"/>
+          <w:tab w:val="left" w:pos="1832"/>
+          <w:tab w:val="left" w:pos="2748"/>
+          <w:tab w:val="left" w:pos="3664"/>
+          <w:tab w:val="left" w:pos="4580"/>
+          <w:tab w:val="left" w:pos="5496"/>
+          <w:tab w:val="left" w:pos="6412"/>
+          <w:tab w:val="left" w:pos="7328"/>
+          <w:tab w:val="left" w:pos="8244"/>
+          <w:tab w:val="left" w:pos="9160"/>
+          <w:tab w:val="left" w:pos="10076"/>
+          <w:tab w:val="left" w:pos="10992"/>
+          <w:tab w:val="left" w:pos="11908"/>
+          <w:tab w:val="left" w:pos="12824"/>
+          <w:tab w:val="left" w:pos="13740"/>
+          <w:tab w:val="left" w:pos="14656"/>
+        </w:tabs>
+        <w:spacing w:after="0" w:line="240" w:lineRule="auto"/>
+        <w:rPr>
+          <w:rFonts w:ascii="Courier New" w:eastAsia="Times New Roman" w:hAnsi="Courier New" w:cs="Courier New"/>
+          <w:lang w:eastAsia="en-IN"/>
+        </w:rPr>
+      </w:pPr>
+      <w:r>
+        <w:rPr>
+          <w:rFonts w:ascii="Courier New" w:eastAsia="Times New Roman" w:hAnsi="Courier New" w:cs="Courier New"/>
+          <w:lang w:eastAsia="en-IN"/>
+        </w:rPr>
+        <w:t xml:space="preserve">           │</w:t>
+      </w:r>
+    </w:p>
+    <w:p>
+      <w:pPr>
+        <w:tabs>
+          <w:tab w:val="left" w:pos="916"/>
+          <w:tab w:val="left" w:pos="1832"/>
+          <w:tab w:val="left" w:pos="2748"/>
+          <w:tab w:val="left" w:pos="3664"/>
+          <w:tab w:val="left" w:pos="4580"/>
+          <w:tab w:val="left" w:pos="5496"/>
+          <w:tab w:val="left" w:pos="6412"/>
+          <w:tab w:val="left" w:pos="7328"/>
+          <w:tab w:val="left" w:pos="8244"/>
+          <w:tab w:val="left" w:pos="9160"/>
+          <w:tab w:val="left" w:pos="10076"/>
+          <w:tab w:val="left" w:pos="10992"/>
+          <w:tab w:val="left" w:pos="11908"/>
+          <w:tab w:val="left" w:pos="12824"/>
+          <w:tab w:val="left" w:pos="13740"/>
+          <w:tab w:val="left" w:pos="14656"/>
+        </w:tabs>
+        <w:spacing w:after="0" w:line="240" w:lineRule="auto"/>
+        <w:rPr>
+          <w:rFonts w:ascii="Courier New" w:eastAsia="Times New Roman" w:hAnsi="Courier New" w:cs="Courier New"/>
+          <w:lang w:eastAsia="en-IN"/>
+        </w:rPr>
+      </w:pPr>
+      <w:r>
+        <w:rPr>
+          <w:rFonts w:ascii="Courier New" w:eastAsia="Times New Roman" w:hAnsi="Courier New" w:cs="Courier New"/>
+          <w:lang w:eastAsia="en-IN"/>
+        </w:rPr>
+        <w:t xml:space="preserve">           ▼</w:t>
+      </w:r>
+    </w:p>
+    <w:p>
+      <w:pPr>
+        <w:tabs>
+          <w:tab w:val="left" w:pos="916"/>
+          <w:tab w:val="left" w:pos="1832"/>
+          <w:tab w:val="left" w:pos="2748"/>
+          <w:tab w:val="left" w:pos="3664"/>
+          <w:tab w:val="left" w:pos="4580"/>
+          <w:tab w:val="left" w:pos="5496"/>
+          <w:tab w:val="left" w:pos="6412"/>
+          <w:tab w:val="left" w:pos="7328"/>
+          <w:tab w:val="left" w:pos="8244"/>
+          <w:tab w:val="left" w:pos="9160"/>
+          <w:tab w:val="left" w:pos="10076"/>
+          <w:tab w:val="left" w:pos="10992"/>
+          <w:tab w:val="left" w:pos="11908"/>
+          <w:tab w:val="left" w:pos="12824"/>
+          <w:tab w:val="left" w:pos="13740"/>
+          <w:tab w:val="left" w:pos="14656"/>
+        </w:tabs>
+        <w:spacing w:after="0" w:line="240" w:lineRule="auto"/>
+        <w:rPr>
+          <w:rFonts w:ascii="Courier New" w:eastAsia="Times New Roman" w:hAnsi="Courier New" w:cs="Courier New"/>
+          <w:lang w:eastAsia="en-IN"/>
+        </w:rPr>
+      </w:pPr>
+    </w:p>
+    <w:p>
+      <w:pPr>
+        <w:tabs>
+          <w:tab w:val="left" w:pos="916"/>
+          <w:tab w:val="left" w:pos="1832"/>
+          <w:tab w:val="left" w:pos="2748"/>
+          <w:tab w:val="left" w:pos="3664"/>
+          <w:tab w:val="left" w:pos="4580"/>
+          <w:tab w:val="left" w:pos="5496"/>
+          <w:tab w:val="left" w:pos="6412"/>
+          <w:tab w:val="left" w:pos="7328"/>
+          <w:tab w:val="left" w:pos="8244"/>
+          <w:tab w:val="left" w:pos="9160"/>
+          <w:tab w:val="left" w:pos="10076"/>
+          <w:tab w:val="left" w:pos="10992"/>
+          <w:tab w:val="left" w:pos="11908"/>
+          <w:tab w:val="left" w:pos="12824"/>
+          <w:tab w:val="left" w:pos="13740"/>
+          <w:tab w:val="left" w:pos="14656"/>
+        </w:tabs>
+        <w:spacing w:after="0" w:line="240" w:lineRule="auto"/>
+        <w:rPr>
+          <w:rFonts w:ascii="Courier New" w:eastAsia="Times New Roman" w:hAnsi="Courier New" w:cs="Courier New"/>
+          <w:lang w:eastAsia="en-IN"/>
+        </w:rPr>
+      </w:pPr>
+      <w:r>
+        <w:rPr>
+          <w:rFonts w:ascii="Courier New" w:eastAsia="Times New Roman" w:hAnsi="Courier New" w:cs="Courier New"/>
+          <w:lang w:eastAsia="en-IN"/>
+        </w:rPr>
+        <w:t>REST API</w:t>
+      </w:r>
+    </w:p>
+    <w:p>
+      <w:pPr>
+        <w:tabs>
+          <w:tab w:val="left" w:pos="916"/>
+          <w:tab w:val="left" w:pos="1832"/>
+          <w:tab w:val="left" w:pos="2748"/>
+          <w:tab w:val="left" w:pos="3664"/>
+          <w:tab w:val="left" w:pos="4580"/>
+          <w:tab w:val="left" w:pos="5496"/>
+          <w:tab w:val="left" w:pos="6412"/>
+          <w:tab w:val="left" w:pos="7328"/>
+          <w:tab w:val="left" w:pos="8244"/>
+          <w:tab w:val="left" w:pos="9160"/>
+          <w:tab w:val="left" w:pos="10076"/>
+          <w:tab w:val="left" w:pos="10992"/>
+          <w:tab w:val="left" w:pos="11908"/>
+          <w:tab w:val="left" w:pos="12824"/>
+          <w:tab w:val="left" w:pos="13740"/>
+          <w:tab w:val="left" w:pos="14656"/>
+        </w:tabs>
+        <w:spacing w:after="0" w:line="240" w:lineRule="auto"/>
+        <w:rPr>
+          <w:rFonts w:ascii="Courier New" w:eastAsia="Times New Roman" w:hAnsi="Courier New" w:cs="Courier New"/>
+          <w:lang w:eastAsia="en-IN"/>
+        </w:rPr>
+      </w:pPr>
+      <w:r>
+        <w:rPr>
+          <w:rFonts w:ascii="Courier New" w:eastAsia="Times New Roman" w:hAnsi="Courier New" w:cs="Courier New"/>
+          <w:lang w:eastAsia="en-IN"/>
+        </w:rPr>
+        <w:t>---------</w:t>
+      </w:r>
+    </w:p>
+    <w:p>
+      <w:pPr>
+        <w:tabs>
+          <w:tab w:val="left" w:pos="916"/>
+          <w:tab w:val="left" w:pos="1832"/>
+          <w:tab w:val="left" w:pos="2748"/>
+          <w:tab w:val="left" w:pos="3664"/>
+          <w:tab w:val="left" w:pos="4580"/>
+          <w:tab w:val="left" w:pos="5496"/>
+          <w:tab w:val="left" w:pos="6412"/>
+          <w:tab w:val="left" w:pos="7328"/>
+          <w:tab w:val="left" w:pos="8244"/>
+          <w:tab w:val="left" w:pos="9160"/>
+          <w:tab w:val="left" w:pos="10076"/>
+          <w:tab w:val="left" w:pos="10992"/>
+          <w:tab w:val="left" w:pos="11908"/>
+          <w:tab w:val="left" w:pos="12824"/>
+          <w:tab w:val="left" w:pos="13740"/>
+          <w:tab w:val="left" w:pos="14656"/>
+        </w:tabs>
+        <w:spacing w:after="0" w:line="240" w:lineRule="auto"/>
+        <w:rPr>
+          <w:rFonts w:ascii="Courier New" w:eastAsia="Times New Roman" w:hAnsi="Courier New" w:cs="Courier New"/>
+          <w:lang w:eastAsia="en-IN"/>
+        </w:rPr>
+      </w:pPr>
+      <w:r>
+        <w:rPr>
+          <w:rFonts w:ascii="Courier New" w:eastAsia="Times New Roman" w:hAnsi="Courier New" w:cs="Courier New"/>
+          <w:lang w:eastAsia="en-IN"/>
+        </w:rPr>
+        <w:t>Validate Token</w:t>
+      </w:r>
+    </w:p>
+    <w:p>
+      <w:pPr>
+        <w:tabs>
+          <w:tab w:val="left" w:pos="916"/>
+          <w:tab w:val="left" w:pos="1832"/>
+          <w:tab w:val="left" w:pos="2748"/>
+          <w:tab w:val="left" w:pos="3664"/>
+          <w:tab w:val="left" w:pos="4580"/>
+          <w:tab w:val="left" w:pos="5496"/>
+          <w:tab w:val="left" w:pos="6412"/>
+          <w:tab w:val="left" w:pos="7328"/>
+          <w:tab w:val="left" w:pos="8244"/>
+          <w:tab w:val="left" w:pos="9160"/>
+          <w:tab w:val="left" w:pos="10076"/>
+          <w:tab w:val="left" w:pos="10992"/>
+          <w:tab w:val="left" w:pos="11908"/>
+          <w:tab w:val="left" w:pos="12824"/>
+          <w:tab w:val="left" w:pos="13740"/>
+          <w:tab w:val="left" w:pos="14656"/>
+        </w:tabs>
+        <w:spacing w:after="0" w:line="240" w:lineRule="auto"/>
+        <w:rPr>
+          <w:rFonts w:ascii="Courier New" w:eastAsia="Times New Roman" w:hAnsi="Courier New" w:cs="Courier New"/>
+          <w:lang w:eastAsia="en-IN"/>
+        </w:rPr>
+      </w:pPr>
+    </w:p>
+    <w:p>
+      <w:pPr>
+        <w:tabs>
+          <w:tab w:val="left" w:pos="916"/>
+          <w:tab w:val="left" w:pos="1832"/>
+          <w:tab w:val="left" w:pos="2748"/>
+          <w:tab w:val="left" w:pos="3664"/>
+          <w:tab w:val="left" w:pos="4580"/>
+          <w:tab w:val="left" w:pos="5496"/>
+          <w:tab w:val="left" w:pos="6412"/>
+          <w:tab w:val="left" w:pos="7328"/>
+          <w:tab w:val="left" w:pos="8244"/>
+          <w:tab w:val="left" w:pos="9160"/>
+          <w:tab w:val="left" w:pos="10076"/>
+          <w:tab w:val="left" w:pos="10992"/>
+          <w:tab w:val="left" w:pos="11908"/>
+          <w:tab w:val="left" w:pos="12824"/>
+          <w:tab w:val="left" w:pos="13740"/>
+          <w:tab w:val="left" w:pos="14656"/>
+        </w:tabs>
+        <w:spacing w:after="0" w:line="240" w:lineRule="auto"/>
+        <w:rPr>
+          <w:rFonts w:ascii="Courier New" w:eastAsia="Times New Roman" w:hAnsi="Courier New" w:cs="Courier New"/>
+          <w:lang w:eastAsia="en-IN"/>
+        </w:rPr>
+      </w:pPr>
+      <w:r>
+        <w:rPr>
+          <w:rFonts w:ascii="Courier New" w:eastAsia="Times New Roman" w:hAnsi="Courier New" w:cs="Courier New"/>
+          <w:lang w:eastAsia="en-IN"/>
+        </w:rPr>
+        <w:t>No Session Stored</w:t>
+      </w:r>
+    </w:p>
+    <w:p>
+      <w:pPr>
+        <w:tabs>
+          <w:tab w:val="left" w:pos="916"/>
+          <w:tab w:val="left" w:pos="1832"/>
+          <w:tab w:val="left" w:pos="2748"/>
+          <w:tab w:val="left" w:pos="3664"/>
+          <w:tab w:val="left" w:pos="4580"/>
+          <w:tab w:val="left" w:pos="5496"/>
+          <w:tab w:val="left" w:pos="6412"/>
+          <w:tab w:val="left" w:pos="7328"/>
+          <w:tab w:val="left" w:pos="8244"/>
+          <w:tab w:val="left" w:pos="9160"/>
+          <w:tab w:val="left" w:pos="10076"/>
+          <w:tab w:val="left" w:pos="10992"/>
+          <w:tab w:val="left" w:pos="11908"/>
+          <w:tab w:val="left" w:pos="12824"/>
+          <w:tab w:val="left" w:pos="13740"/>
+          <w:tab w:val="left" w:pos="14656"/>
+        </w:tabs>
+        <w:spacing w:after="0" w:line="240" w:lineRule="auto"/>
+        <w:rPr>
+          <w:rFonts w:ascii="Courier New" w:eastAsia="Times New Roman" w:hAnsi="Courier New" w:cs="Courier New"/>
+          <w:lang w:eastAsia="en-IN"/>
+        </w:rPr>
+      </w:pPr>
+    </w:p>
+    <w:p>
+      <w:pPr>
+        <w:tabs>
+          <w:tab w:val="left" w:pos="916"/>
+          <w:tab w:val="left" w:pos="1832"/>
+          <w:tab w:val="left" w:pos="2748"/>
+          <w:tab w:val="left" w:pos="3664"/>
+          <w:tab w:val="left" w:pos="4580"/>
+          <w:tab w:val="left" w:pos="5496"/>
+          <w:tab w:val="left" w:pos="6412"/>
+          <w:tab w:val="left" w:pos="7328"/>
+          <w:tab w:val="left" w:pos="8244"/>
+          <w:tab w:val="left" w:pos="9160"/>
+          <w:tab w:val="left" w:pos="10076"/>
+          <w:tab w:val="left" w:pos="10992"/>
+          <w:tab w:val="left" w:pos="11908"/>
+          <w:tab w:val="left" w:pos="12824"/>
+          <w:tab w:val="left" w:pos="13740"/>
+          <w:tab w:val="left" w:pos="14656"/>
+        </w:tabs>
+        <w:spacing w:after="0" w:line="240" w:lineRule="auto"/>
+        <w:rPr>
+          <w:rFonts w:ascii="Courier New" w:eastAsia="Times New Roman" w:hAnsi="Courier New" w:cs="Courier New"/>
+          <w:lang w:eastAsia="en-IN"/>
+        </w:rPr>
+      </w:pPr>
+      <w:r>
+        <w:rPr>
+          <w:rFonts w:ascii="Courier New" w:eastAsia="Times New Roman" w:hAnsi="Courier New" w:cs="Courier New"/>
+          <w:lang w:eastAsia="en-IN"/>
+        </w:rPr>
+        <w:lastRenderedPageBreak/>
+        <w:t>Forget</w:t>
+      </w:r>
+    </w:p>
+    <w:p>
+      <w:pPr>
+        <w:spacing w:before="100" w:beforeAutospacing="1" w:after="100" w:afterAutospacing="1" w:line="240" w:lineRule="auto"/>
+        <w:rPr>
+          <w:rFonts w:ascii="Times New Roman" w:eastAsia="Times New Roman" w:hAnsi="Times New Roman" w:cs="Times New Roman"/>
+          <w:lang w:eastAsia="en-IN"/>
+        </w:rPr>
+      </w:pPr>
+      <w:r>
+        <w:rPr>
+          <w:rFonts w:ascii="Times New Roman" w:eastAsia="Times New Roman" w:hAnsi="Times New Roman" w:cs="Times New Roman"/>
+          <w:lang w:eastAsia="en-IN"/>
+        </w:rPr>
+        <w:t xml:space="preserve">The </w:t>
+      </w:r>
+      <w:r>
+        <w:rPr>
+          <w:rFonts w:ascii="Times New Roman" w:eastAsia="Times New Roman" w:hAnsi="Times New Roman" w:cs="Times New Roman"/>
+          <w:b/>
+          <w:bCs/>
+          <w:lang w:eastAsia="en-IN"/>
+        </w:rPr>
+        <w:t>browser stores the token</w:t>
+      </w:r>
+      <w:r>
+        <w:rPr>
+          <w:rFonts w:ascii="Times New Roman" w:eastAsia="Times New Roman" w:hAnsi="Times New Roman" w:cs="Times New Roman"/>
+          <w:lang w:eastAsia="en-IN"/>
+        </w:rPr>
+        <w:t xml:space="preserve">, and the </w:t>
+      </w:r>
+      <w:r>
+        <w:rPr>
+          <w:rFonts w:ascii="Times New Roman" w:eastAsia="Times New Roman" w:hAnsi="Times New Roman" w:cs="Times New Roman"/>
+          <w:b/>
+          <w:bCs/>
+          <w:lang w:eastAsia="en-IN"/>
+        </w:rPr>
+        <w:t>server stores nothing about the user's session</w:t>
+      </w:r>
+      <w:r>
+        <w:rPr>
+          <w:rFonts w:ascii="Times New Roman" w:eastAsia="Times New Roman" w:hAnsi="Times New Roman" w:cs="Times New Roman"/>
+          <w:lang w:eastAsia="en-IN"/>
+        </w:rPr>
+        <w:t>.</w:t>
+      </w:r>
+    </w:p>
+    <w:p>
+      <w:pPr>
+        <w:spacing w:after="0" w:line="240" w:lineRule="auto"/>
+        <w:rPr>
+          <w:rFonts w:ascii="Times New Roman" w:eastAsia="Times New Roman" w:hAnsi="Times New Roman" w:cs="Times New Roman"/>
+          <w:lang w:eastAsia="en-IN"/>
+        </w:rPr>
+      </w:pPr>
+      <w:r>
+        <w:rPr>
+          <w:rFonts w:ascii="Times New Roman" w:eastAsia="Times New Roman" w:hAnsi="Times New Roman" w:cs="Times New Roman"/>
+          <w:lang w:eastAsia="en-IN"/>
+        </w:rPr>
+        <w:pict>
+          <v:rect id="_x0000_i1057" style="width:0;height:1.5pt" o:hralign="center" o:hrstd="t" o:hr="t" fillcolor="#a0a0a0" stroked="f"/>
+        </w:pict>
+      </w:r>
+    </w:p>
+    <w:p>
+      <w:pPr>
+        <w:spacing w:before="100" w:beforeAutospacing="1" w:after="100" w:afterAutospacing="1" w:line="240" w:lineRule="auto"/>
         <w:outlineLvl w:val="0"/>
         <w:rPr>
           <w:rFonts w:ascii="Times New Roman" w:eastAsia="Times New Roman" w:hAnsi="Times New Roman" w:cs="Times New Roman"/>
@@ -15691,7 +16755,632 @@
           <w:kern w:val="36"/>
           <w:lang w:eastAsia="en-IN"/>
         </w:rPr>
-        <w:t>Where is the data stored?</w:t>
+        <w:t>One-line Interview Difference</w:t>
+      </w:r>
+    </w:p>
+    <w:p>
+      <w:pPr>
+        <w:tabs>
+          <w:tab w:val="left" w:pos="916"/>
+          <w:tab w:val="left" w:pos="1832"/>
+          <w:tab w:val="left" w:pos="2748"/>
+          <w:tab w:val="left" w:pos="3664"/>
+          <w:tab w:val="left" w:pos="4580"/>
+          <w:tab w:val="left" w:pos="5496"/>
+          <w:tab w:val="left" w:pos="6412"/>
+          <w:tab w:val="left" w:pos="7328"/>
+          <w:tab w:val="left" w:pos="8244"/>
+          <w:tab w:val="left" w:pos="9160"/>
+          <w:tab w:val="left" w:pos="10076"/>
+          <w:tab w:val="left" w:pos="10992"/>
+          <w:tab w:val="left" w:pos="11908"/>
+          <w:tab w:val="left" w:pos="12824"/>
+          <w:tab w:val="left" w:pos="13740"/>
+          <w:tab w:val="left" w:pos="14656"/>
+        </w:tabs>
+        <w:spacing w:after="0" w:line="240" w:lineRule="auto"/>
+        <w:rPr>
+          <w:rFonts w:ascii="Courier New" w:eastAsia="Times New Roman" w:hAnsi="Courier New" w:cs="Courier New"/>
+          <w:lang w:eastAsia="en-IN"/>
+        </w:rPr>
+      </w:pPr>
+      <w:r>
+        <w:rPr>
+          <w:rFonts w:ascii="Courier New" w:eastAsia="Times New Roman" w:hAnsi="Courier New" w:cs="Courier New"/>
+          <w:lang w:eastAsia="en-IN"/>
+        </w:rPr>
+        <w:t>STATEFUL</w:t>
+      </w:r>
+    </w:p>
+    <w:p>
+      <w:pPr>
+        <w:tabs>
+          <w:tab w:val="left" w:pos="916"/>
+          <w:tab w:val="left" w:pos="1832"/>
+          <w:tab w:val="left" w:pos="2748"/>
+          <w:tab w:val="left" w:pos="3664"/>
+          <w:tab w:val="left" w:pos="4580"/>
+          <w:tab w:val="left" w:pos="5496"/>
+          <w:tab w:val="left" w:pos="6412"/>
+          <w:tab w:val="left" w:pos="7328"/>
+          <w:tab w:val="left" w:pos="8244"/>
+          <w:tab w:val="left" w:pos="9160"/>
+          <w:tab w:val="left" w:pos="10076"/>
+          <w:tab w:val="left" w:pos="10992"/>
+          <w:tab w:val="left" w:pos="11908"/>
+          <w:tab w:val="left" w:pos="12824"/>
+          <w:tab w:val="left" w:pos="13740"/>
+          <w:tab w:val="left" w:pos="14656"/>
+        </w:tabs>
+        <w:spacing w:after="0" w:line="240" w:lineRule="auto"/>
+        <w:rPr>
+          <w:rFonts w:ascii="Courier New" w:eastAsia="Times New Roman" w:hAnsi="Courier New" w:cs="Courier New"/>
+          <w:lang w:eastAsia="en-IN"/>
+        </w:rPr>
+      </w:pPr>
+    </w:p>
+    <w:p>
+      <w:pPr>
+        <w:tabs>
+          <w:tab w:val="left" w:pos="916"/>
+          <w:tab w:val="left" w:pos="1832"/>
+          <w:tab w:val="left" w:pos="2748"/>
+          <w:tab w:val="left" w:pos="3664"/>
+          <w:tab w:val="left" w:pos="4580"/>
+          <w:tab w:val="left" w:pos="5496"/>
+          <w:tab w:val="left" w:pos="6412"/>
+          <w:tab w:val="left" w:pos="7328"/>
+          <w:tab w:val="left" w:pos="8244"/>
+          <w:tab w:val="left" w:pos="9160"/>
+          <w:tab w:val="left" w:pos="10076"/>
+          <w:tab w:val="left" w:pos="10992"/>
+          <w:tab w:val="left" w:pos="11908"/>
+          <w:tab w:val="left" w:pos="12824"/>
+          <w:tab w:val="left" w:pos="13740"/>
+          <w:tab w:val="left" w:pos="14656"/>
+        </w:tabs>
+        <w:spacing w:after="0" w:line="240" w:lineRule="auto"/>
+        <w:rPr>
+          <w:rFonts w:ascii="Courier New" w:eastAsia="Times New Roman" w:hAnsi="Courier New" w:cs="Courier New"/>
+          <w:lang w:eastAsia="en-IN"/>
+        </w:rPr>
+      </w:pPr>
+      <w:r>
+        <w:rPr>
+          <w:rFonts w:ascii="Courier New" w:eastAsia="Times New Roman" w:hAnsi="Courier New" w:cs="Courier New"/>
+          <w:lang w:eastAsia="en-IN"/>
+        </w:rPr>
+        <w:t>Browser stores:</w:t>
+      </w:r>
+    </w:p>
+    <w:p>
+      <w:pPr>
+        <w:tabs>
+          <w:tab w:val="left" w:pos="916"/>
+          <w:tab w:val="left" w:pos="1832"/>
+          <w:tab w:val="left" w:pos="2748"/>
+          <w:tab w:val="left" w:pos="3664"/>
+          <w:tab w:val="left" w:pos="4580"/>
+          <w:tab w:val="left" w:pos="5496"/>
+          <w:tab w:val="left" w:pos="6412"/>
+          <w:tab w:val="left" w:pos="7328"/>
+          <w:tab w:val="left" w:pos="8244"/>
+          <w:tab w:val="left" w:pos="9160"/>
+          <w:tab w:val="left" w:pos="10076"/>
+          <w:tab w:val="left" w:pos="10992"/>
+          <w:tab w:val="left" w:pos="11908"/>
+          <w:tab w:val="left" w:pos="12824"/>
+          <w:tab w:val="left" w:pos="13740"/>
+          <w:tab w:val="left" w:pos="14656"/>
+        </w:tabs>
+        <w:spacing w:after="0" w:line="240" w:lineRule="auto"/>
+        <w:rPr>
+          <w:rFonts w:ascii="Courier New" w:eastAsia="Times New Roman" w:hAnsi="Courier New" w:cs="Courier New"/>
+          <w:lang w:eastAsia="en-IN"/>
+        </w:rPr>
+      </w:pPr>
+      <w:r>
+        <w:rPr>
+          <w:rFonts w:ascii="MS Gothic" w:eastAsia="MS Gothic" w:hAnsi="MS Gothic" w:cs="MS Gothic" w:hint="eastAsia"/>
+          <w:lang w:eastAsia="en-IN"/>
+        </w:rPr>
+        <w:t>✓</w:t>
+      </w:r>
+      <w:r>
+        <w:rPr>
+          <w:rFonts w:ascii="Courier New" w:eastAsia="Times New Roman" w:hAnsi="Courier New" w:cs="Courier New"/>
+          <w:lang w:eastAsia="en-IN"/>
+        </w:rPr>
+        <w:t xml:space="preserve"> Session Cookie</w:t>
+      </w:r>
+    </w:p>
+    <w:p>
+      <w:pPr>
+        <w:tabs>
+          <w:tab w:val="left" w:pos="916"/>
+          <w:tab w:val="left" w:pos="1832"/>
+          <w:tab w:val="left" w:pos="2748"/>
+          <w:tab w:val="left" w:pos="3664"/>
+          <w:tab w:val="left" w:pos="4580"/>
+          <w:tab w:val="left" w:pos="5496"/>
+          <w:tab w:val="left" w:pos="6412"/>
+          <w:tab w:val="left" w:pos="7328"/>
+          <w:tab w:val="left" w:pos="8244"/>
+          <w:tab w:val="left" w:pos="9160"/>
+          <w:tab w:val="left" w:pos="10076"/>
+          <w:tab w:val="left" w:pos="10992"/>
+          <w:tab w:val="left" w:pos="11908"/>
+          <w:tab w:val="left" w:pos="12824"/>
+          <w:tab w:val="left" w:pos="13740"/>
+          <w:tab w:val="left" w:pos="14656"/>
+        </w:tabs>
+        <w:spacing w:after="0" w:line="240" w:lineRule="auto"/>
+        <w:rPr>
+          <w:rFonts w:ascii="Courier New" w:eastAsia="Times New Roman" w:hAnsi="Courier New" w:cs="Courier New"/>
+          <w:lang w:eastAsia="en-IN"/>
+        </w:rPr>
+      </w:pPr>
+    </w:p>
+    <w:p>
+      <w:pPr>
+        <w:tabs>
+          <w:tab w:val="left" w:pos="916"/>
+          <w:tab w:val="left" w:pos="1832"/>
+          <w:tab w:val="left" w:pos="2748"/>
+          <w:tab w:val="left" w:pos="3664"/>
+          <w:tab w:val="left" w:pos="4580"/>
+          <w:tab w:val="left" w:pos="5496"/>
+          <w:tab w:val="left" w:pos="6412"/>
+          <w:tab w:val="left" w:pos="7328"/>
+          <w:tab w:val="left" w:pos="8244"/>
+          <w:tab w:val="left" w:pos="9160"/>
+          <w:tab w:val="left" w:pos="10076"/>
+          <w:tab w:val="left" w:pos="10992"/>
+          <w:tab w:val="left" w:pos="11908"/>
+          <w:tab w:val="left" w:pos="12824"/>
+          <w:tab w:val="left" w:pos="13740"/>
+          <w:tab w:val="left" w:pos="14656"/>
+        </w:tabs>
+        <w:spacing w:after="0" w:line="240" w:lineRule="auto"/>
+        <w:rPr>
+          <w:rFonts w:ascii="Courier New" w:eastAsia="Times New Roman" w:hAnsi="Courier New" w:cs="Courier New"/>
+          <w:lang w:eastAsia="en-IN"/>
+        </w:rPr>
+      </w:pPr>
+      <w:r>
+        <w:rPr>
+          <w:rFonts w:ascii="Courier New" w:eastAsia="Times New Roman" w:hAnsi="Courier New" w:cs="Courier New"/>
+          <w:lang w:eastAsia="en-IN"/>
+        </w:rPr>
+        <w:t>Server stores:</w:t>
+      </w:r>
+    </w:p>
+    <w:p>
+      <w:pPr>
+        <w:tabs>
+          <w:tab w:val="left" w:pos="916"/>
+          <w:tab w:val="left" w:pos="1832"/>
+          <w:tab w:val="left" w:pos="2748"/>
+          <w:tab w:val="left" w:pos="3664"/>
+          <w:tab w:val="left" w:pos="4580"/>
+          <w:tab w:val="left" w:pos="5496"/>
+          <w:tab w:val="left" w:pos="6412"/>
+          <w:tab w:val="left" w:pos="7328"/>
+          <w:tab w:val="left" w:pos="8244"/>
+          <w:tab w:val="left" w:pos="9160"/>
+          <w:tab w:val="left" w:pos="10076"/>
+          <w:tab w:val="left" w:pos="10992"/>
+          <w:tab w:val="left" w:pos="11908"/>
+          <w:tab w:val="left" w:pos="12824"/>
+          <w:tab w:val="left" w:pos="13740"/>
+          <w:tab w:val="left" w:pos="14656"/>
+        </w:tabs>
+        <w:spacing w:after="0" w:line="240" w:lineRule="auto"/>
+        <w:rPr>
+          <w:rFonts w:ascii="Courier New" w:eastAsia="Times New Roman" w:hAnsi="Courier New" w:cs="Courier New"/>
+          <w:lang w:eastAsia="en-IN"/>
+        </w:rPr>
+      </w:pPr>
+      <w:r>
+        <w:rPr>
+          <w:rFonts w:ascii="MS Gothic" w:eastAsia="MS Gothic" w:hAnsi="MS Gothic" w:cs="MS Gothic" w:hint="eastAsia"/>
+          <w:lang w:eastAsia="en-IN"/>
+        </w:rPr>
+        <w:t>✓</w:t>
+      </w:r>
+      <w:r>
+        <w:rPr>
+          <w:rFonts w:ascii="Courier New" w:eastAsia="Times New Roman" w:hAnsi="Courier New" w:cs="Courier New"/>
+          <w:lang w:eastAsia="en-IN"/>
+        </w:rPr>
+        <w:t xml:space="preserve"> Session Data (RAM)</w:t>
+      </w:r>
+    </w:p>
+    <w:p>
+      <w:pPr>
+        <w:tabs>
+          <w:tab w:val="left" w:pos="916"/>
+          <w:tab w:val="left" w:pos="1832"/>
+          <w:tab w:val="left" w:pos="2748"/>
+          <w:tab w:val="left" w:pos="3664"/>
+          <w:tab w:val="left" w:pos="4580"/>
+          <w:tab w:val="left" w:pos="5496"/>
+          <w:tab w:val="left" w:pos="6412"/>
+          <w:tab w:val="left" w:pos="7328"/>
+          <w:tab w:val="left" w:pos="8244"/>
+          <w:tab w:val="left" w:pos="9160"/>
+          <w:tab w:val="left" w:pos="10076"/>
+          <w:tab w:val="left" w:pos="10992"/>
+          <w:tab w:val="left" w:pos="11908"/>
+          <w:tab w:val="left" w:pos="12824"/>
+          <w:tab w:val="left" w:pos="13740"/>
+          <w:tab w:val="left" w:pos="14656"/>
+        </w:tabs>
+        <w:spacing w:after="0" w:line="240" w:lineRule="auto"/>
+        <w:rPr>
+          <w:rFonts w:ascii="Courier New" w:eastAsia="Times New Roman" w:hAnsi="Courier New" w:cs="Courier New"/>
+          <w:lang w:eastAsia="en-IN"/>
+        </w:rPr>
+      </w:pPr>
+    </w:p>
+    <w:p>
+      <w:pPr>
+        <w:tabs>
+          <w:tab w:val="left" w:pos="916"/>
+          <w:tab w:val="left" w:pos="1832"/>
+          <w:tab w:val="left" w:pos="2748"/>
+          <w:tab w:val="left" w:pos="3664"/>
+          <w:tab w:val="left" w:pos="4580"/>
+          <w:tab w:val="left" w:pos="5496"/>
+          <w:tab w:val="left" w:pos="6412"/>
+          <w:tab w:val="left" w:pos="7328"/>
+          <w:tab w:val="left" w:pos="8244"/>
+          <w:tab w:val="left" w:pos="9160"/>
+          <w:tab w:val="left" w:pos="10076"/>
+          <w:tab w:val="left" w:pos="10992"/>
+          <w:tab w:val="left" w:pos="11908"/>
+          <w:tab w:val="left" w:pos="12824"/>
+          <w:tab w:val="left" w:pos="13740"/>
+          <w:tab w:val="left" w:pos="14656"/>
+        </w:tabs>
+        <w:spacing w:after="0" w:line="240" w:lineRule="auto"/>
+        <w:rPr>
+          <w:rFonts w:ascii="Courier New" w:eastAsia="Times New Roman" w:hAnsi="Courier New" w:cs="Courier New"/>
+          <w:lang w:eastAsia="en-IN"/>
+        </w:rPr>
+      </w:pPr>
+      <w:r>
+        <w:rPr>
+          <w:rFonts w:ascii="Courier New" w:eastAsia="Times New Roman" w:hAnsi="Courier New" w:cs="Courier New"/>
+          <w:lang w:eastAsia="en-IN"/>
+        </w:rPr>
+        <w:t>----------------------------</w:t>
+      </w:r>
+    </w:p>
+    <w:p>
+      <w:pPr>
+        <w:tabs>
+          <w:tab w:val="left" w:pos="916"/>
+          <w:tab w:val="left" w:pos="1832"/>
+          <w:tab w:val="left" w:pos="2748"/>
+          <w:tab w:val="left" w:pos="3664"/>
+          <w:tab w:val="left" w:pos="4580"/>
+          <w:tab w:val="left" w:pos="5496"/>
+          <w:tab w:val="left" w:pos="6412"/>
+          <w:tab w:val="left" w:pos="7328"/>
+          <w:tab w:val="left" w:pos="8244"/>
+          <w:tab w:val="left" w:pos="9160"/>
+          <w:tab w:val="left" w:pos="10076"/>
+          <w:tab w:val="left" w:pos="10992"/>
+          <w:tab w:val="left" w:pos="11908"/>
+          <w:tab w:val="left" w:pos="12824"/>
+          <w:tab w:val="left" w:pos="13740"/>
+          <w:tab w:val="left" w:pos="14656"/>
+        </w:tabs>
+        <w:spacing w:after="0" w:line="240" w:lineRule="auto"/>
+        <w:rPr>
+          <w:rFonts w:ascii="Courier New" w:eastAsia="Times New Roman" w:hAnsi="Courier New" w:cs="Courier New"/>
+          <w:lang w:eastAsia="en-IN"/>
+        </w:rPr>
+      </w:pPr>
+    </w:p>
+    <w:p>
+      <w:pPr>
+        <w:tabs>
+          <w:tab w:val="left" w:pos="916"/>
+          <w:tab w:val="left" w:pos="1832"/>
+          <w:tab w:val="left" w:pos="2748"/>
+          <w:tab w:val="left" w:pos="3664"/>
+          <w:tab w:val="left" w:pos="4580"/>
+          <w:tab w:val="left" w:pos="5496"/>
+          <w:tab w:val="left" w:pos="6412"/>
+          <w:tab w:val="left" w:pos="7328"/>
+          <w:tab w:val="left" w:pos="8244"/>
+          <w:tab w:val="left" w:pos="9160"/>
+          <w:tab w:val="left" w:pos="10076"/>
+          <w:tab w:val="left" w:pos="10992"/>
+          <w:tab w:val="left" w:pos="11908"/>
+          <w:tab w:val="left" w:pos="12824"/>
+          <w:tab w:val="left" w:pos="13740"/>
+          <w:tab w:val="left" w:pos="14656"/>
+        </w:tabs>
+        <w:spacing w:after="0" w:line="240" w:lineRule="auto"/>
+        <w:rPr>
+          <w:rFonts w:ascii="Courier New" w:eastAsia="Times New Roman" w:hAnsi="Courier New" w:cs="Courier New"/>
+          <w:lang w:eastAsia="en-IN"/>
+        </w:rPr>
+      </w:pPr>
+      <w:r>
+        <w:rPr>
+          <w:rFonts w:ascii="Courier New" w:eastAsia="Times New Roman" w:hAnsi="Courier New" w:cs="Courier New"/>
+          <w:lang w:eastAsia="en-IN"/>
+        </w:rPr>
+        <w:t>STATELESS</w:t>
+      </w:r>
+    </w:p>
+    <w:p>
+      <w:pPr>
+        <w:tabs>
+          <w:tab w:val="left" w:pos="916"/>
+          <w:tab w:val="left" w:pos="1832"/>
+          <w:tab w:val="left" w:pos="2748"/>
+          <w:tab w:val="left" w:pos="3664"/>
+          <w:tab w:val="left" w:pos="4580"/>
+          <w:tab w:val="left" w:pos="5496"/>
+          <w:tab w:val="left" w:pos="6412"/>
+          <w:tab w:val="left" w:pos="7328"/>
+          <w:tab w:val="left" w:pos="8244"/>
+          <w:tab w:val="left" w:pos="9160"/>
+          <w:tab w:val="left" w:pos="10076"/>
+          <w:tab w:val="left" w:pos="10992"/>
+          <w:tab w:val="left" w:pos="11908"/>
+          <w:tab w:val="left" w:pos="12824"/>
+          <w:tab w:val="left" w:pos="13740"/>
+          <w:tab w:val="left" w:pos="14656"/>
+        </w:tabs>
+        <w:spacing w:after="0" w:line="240" w:lineRule="auto"/>
+        <w:rPr>
+          <w:rFonts w:ascii="Courier New" w:eastAsia="Times New Roman" w:hAnsi="Courier New" w:cs="Courier New"/>
+          <w:lang w:eastAsia="en-IN"/>
+        </w:rPr>
+      </w:pPr>
+    </w:p>
+    <w:p>
+      <w:pPr>
+        <w:tabs>
+          <w:tab w:val="left" w:pos="916"/>
+          <w:tab w:val="left" w:pos="1832"/>
+          <w:tab w:val="left" w:pos="2748"/>
+          <w:tab w:val="left" w:pos="3664"/>
+          <w:tab w:val="left" w:pos="4580"/>
+          <w:tab w:val="left" w:pos="5496"/>
+          <w:tab w:val="left" w:pos="6412"/>
+          <w:tab w:val="left" w:pos="7328"/>
+          <w:tab w:val="left" w:pos="8244"/>
+          <w:tab w:val="left" w:pos="9160"/>
+          <w:tab w:val="left" w:pos="10076"/>
+          <w:tab w:val="left" w:pos="10992"/>
+          <w:tab w:val="left" w:pos="11908"/>
+          <w:tab w:val="left" w:pos="12824"/>
+          <w:tab w:val="left" w:pos="13740"/>
+          <w:tab w:val="left" w:pos="14656"/>
+        </w:tabs>
+        <w:spacing w:after="0" w:line="240" w:lineRule="auto"/>
+        <w:rPr>
+          <w:rFonts w:ascii="Courier New" w:eastAsia="Times New Roman" w:hAnsi="Courier New" w:cs="Courier New"/>
+          <w:lang w:eastAsia="en-IN"/>
+        </w:rPr>
+      </w:pPr>
+      <w:r>
+        <w:rPr>
+          <w:rFonts w:ascii="Courier New" w:eastAsia="Times New Roman" w:hAnsi="Courier New" w:cs="Courier New"/>
+          <w:lang w:eastAsia="en-IN"/>
+        </w:rPr>
+        <w:t>Browser stores:</w:t>
+      </w:r>
+    </w:p>
+    <w:p>
+      <w:pPr>
+        <w:tabs>
+          <w:tab w:val="left" w:pos="916"/>
+          <w:tab w:val="left" w:pos="1832"/>
+          <w:tab w:val="left" w:pos="2748"/>
+          <w:tab w:val="left" w:pos="3664"/>
+          <w:tab w:val="left" w:pos="4580"/>
+          <w:tab w:val="left" w:pos="5496"/>
+          <w:tab w:val="left" w:pos="6412"/>
+          <w:tab w:val="left" w:pos="7328"/>
+          <w:tab w:val="left" w:pos="8244"/>
+          <w:tab w:val="left" w:pos="9160"/>
+          <w:tab w:val="left" w:pos="10076"/>
+          <w:tab w:val="left" w:pos="10992"/>
+          <w:tab w:val="left" w:pos="11908"/>
+          <w:tab w:val="left" w:pos="12824"/>
+          <w:tab w:val="left" w:pos="13740"/>
+          <w:tab w:val="left" w:pos="14656"/>
+        </w:tabs>
+        <w:spacing w:after="0" w:line="240" w:lineRule="auto"/>
+        <w:rPr>
+          <w:rFonts w:ascii="Courier New" w:eastAsia="Times New Roman" w:hAnsi="Courier New" w:cs="Courier New"/>
+          <w:lang w:eastAsia="en-IN"/>
+        </w:rPr>
+      </w:pPr>
+      <w:r>
+        <w:rPr>
+          <w:rFonts w:ascii="MS Gothic" w:eastAsia="MS Gothic" w:hAnsi="MS Gothic" w:cs="MS Gothic" w:hint="eastAsia"/>
+          <w:lang w:eastAsia="en-IN"/>
+        </w:rPr>
+        <w:t>✓</w:t>
+      </w:r>
+      <w:r>
+        <w:rPr>
+          <w:rFonts w:ascii="Courier New" w:eastAsia="Times New Roman" w:hAnsi="Courier New" w:cs="Courier New"/>
+          <w:lang w:eastAsia="en-IN"/>
+        </w:rPr>
+        <w:t xml:space="preserve"> JWT Token</w:t>
+      </w:r>
+    </w:p>
+    <w:p>
+      <w:pPr>
+        <w:tabs>
+          <w:tab w:val="left" w:pos="916"/>
+          <w:tab w:val="left" w:pos="1832"/>
+          <w:tab w:val="left" w:pos="2748"/>
+          <w:tab w:val="left" w:pos="3664"/>
+          <w:tab w:val="left" w:pos="4580"/>
+          <w:tab w:val="left" w:pos="5496"/>
+          <w:tab w:val="left" w:pos="6412"/>
+          <w:tab w:val="left" w:pos="7328"/>
+          <w:tab w:val="left" w:pos="8244"/>
+          <w:tab w:val="left" w:pos="9160"/>
+          <w:tab w:val="left" w:pos="10076"/>
+          <w:tab w:val="left" w:pos="10992"/>
+          <w:tab w:val="left" w:pos="11908"/>
+          <w:tab w:val="left" w:pos="12824"/>
+          <w:tab w:val="left" w:pos="13740"/>
+          <w:tab w:val="left" w:pos="14656"/>
+        </w:tabs>
+        <w:spacing w:after="0" w:line="240" w:lineRule="auto"/>
+        <w:rPr>
+          <w:rFonts w:ascii="Courier New" w:eastAsia="Times New Roman" w:hAnsi="Courier New" w:cs="Courier New"/>
+          <w:lang w:eastAsia="en-IN"/>
+        </w:rPr>
+      </w:pPr>
+    </w:p>
+    <w:p>
+      <w:pPr>
+        <w:tabs>
+          <w:tab w:val="left" w:pos="916"/>
+          <w:tab w:val="left" w:pos="1832"/>
+          <w:tab w:val="left" w:pos="2748"/>
+          <w:tab w:val="left" w:pos="3664"/>
+          <w:tab w:val="left" w:pos="4580"/>
+          <w:tab w:val="left" w:pos="5496"/>
+          <w:tab w:val="left" w:pos="6412"/>
+          <w:tab w:val="left" w:pos="7328"/>
+          <w:tab w:val="left" w:pos="8244"/>
+          <w:tab w:val="left" w:pos="9160"/>
+          <w:tab w:val="left" w:pos="10076"/>
+          <w:tab w:val="left" w:pos="10992"/>
+          <w:tab w:val="left" w:pos="11908"/>
+          <w:tab w:val="left" w:pos="12824"/>
+          <w:tab w:val="left" w:pos="13740"/>
+          <w:tab w:val="left" w:pos="14656"/>
+        </w:tabs>
+        <w:spacing w:after="0" w:line="240" w:lineRule="auto"/>
+        <w:rPr>
+          <w:rFonts w:ascii="Courier New" w:eastAsia="Times New Roman" w:hAnsi="Courier New" w:cs="Courier New"/>
+          <w:lang w:eastAsia="en-IN"/>
+        </w:rPr>
+      </w:pPr>
+      <w:r>
+        <w:rPr>
+          <w:rFonts w:ascii="Courier New" w:eastAsia="Times New Roman" w:hAnsi="Courier New" w:cs="Courier New"/>
+          <w:lang w:eastAsia="en-IN"/>
+        </w:rPr>
+        <w:t>Server stores:</w:t>
+      </w:r>
+    </w:p>
+    <w:p>
+      <w:pPr>
+        <w:tabs>
+          <w:tab w:val="left" w:pos="916"/>
+          <w:tab w:val="left" w:pos="1832"/>
+          <w:tab w:val="left" w:pos="2748"/>
+          <w:tab w:val="left" w:pos="3664"/>
+          <w:tab w:val="left" w:pos="4580"/>
+          <w:tab w:val="left" w:pos="5496"/>
+          <w:tab w:val="left" w:pos="6412"/>
+          <w:tab w:val="left" w:pos="7328"/>
+          <w:tab w:val="left" w:pos="8244"/>
+          <w:tab w:val="left" w:pos="9160"/>
+          <w:tab w:val="left" w:pos="10076"/>
+          <w:tab w:val="left" w:pos="10992"/>
+          <w:tab w:val="left" w:pos="11908"/>
+          <w:tab w:val="left" w:pos="12824"/>
+          <w:tab w:val="left" w:pos="13740"/>
+          <w:tab w:val="left" w:pos="14656"/>
+        </w:tabs>
+        <w:spacing w:after="0" w:line="240" w:lineRule="auto"/>
+        <w:rPr>
+          <w:rFonts w:ascii="Courier New" w:eastAsia="Times New Roman" w:hAnsi="Courier New" w:cs="Courier New"/>
+          <w:lang w:eastAsia="en-IN"/>
+        </w:rPr>
+      </w:pPr>
+      <w:r>
+        <w:rPr>
+          <w:rFonts w:ascii="MS Gothic" w:eastAsia="MS Gothic" w:hAnsi="MS Gothic" w:cs="MS Gothic" w:hint="eastAsia"/>
+          <w:lang w:eastAsia="en-IN"/>
+        </w:rPr>
+        <w:t>✗</w:t>
+      </w:r>
+      <w:r>
+        <w:rPr>
+          <w:rFonts w:ascii="Courier New" w:eastAsia="Times New Roman" w:hAnsi="Courier New" w:cs="Courier New"/>
+          <w:lang w:eastAsia="en-IN"/>
+        </w:rPr>
+        <w:t xml:space="preserve"> Nothing</w:t>
+      </w:r>
+    </w:p>
+    <w:p>
+      <w:pPr>
+        <w:tabs>
+          <w:tab w:val="left" w:pos="916"/>
+          <w:tab w:val="left" w:pos="1832"/>
+          <w:tab w:val="left" w:pos="2748"/>
+          <w:tab w:val="left" w:pos="3664"/>
+          <w:tab w:val="left" w:pos="4580"/>
+          <w:tab w:val="left" w:pos="5496"/>
+          <w:tab w:val="left" w:pos="6412"/>
+          <w:tab w:val="left" w:pos="7328"/>
+          <w:tab w:val="left" w:pos="8244"/>
+          <w:tab w:val="left" w:pos="9160"/>
+          <w:tab w:val="left" w:pos="10076"/>
+          <w:tab w:val="left" w:pos="10992"/>
+          <w:tab w:val="left" w:pos="11908"/>
+          <w:tab w:val="left" w:pos="12824"/>
+          <w:tab w:val="left" w:pos="13740"/>
+          <w:tab w:val="left" w:pos="14656"/>
+        </w:tabs>
+        <w:spacing w:after="0" w:line="240" w:lineRule="auto"/>
+        <w:rPr>
+          <w:rFonts w:ascii="Courier New" w:eastAsia="Times New Roman" w:hAnsi="Courier New" w:cs="Courier New"/>
+          <w:lang w:eastAsia="en-IN"/>
+        </w:rPr>
+      </w:pPr>
+    </w:p>
+    <w:p>
+      <w:pPr>
+        <w:tabs>
+          <w:tab w:val="left" w:pos="916"/>
+          <w:tab w:val="left" w:pos="1832"/>
+          <w:tab w:val="left" w:pos="2748"/>
+          <w:tab w:val="left" w:pos="3664"/>
+          <w:tab w:val="left" w:pos="4580"/>
+          <w:tab w:val="left" w:pos="5496"/>
+          <w:tab w:val="left" w:pos="6412"/>
+          <w:tab w:val="left" w:pos="7328"/>
+          <w:tab w:val="left" w:pos="8244"/>
+          <w:tab w:val="left" w:pos="9160"/>
+          <w:tab w:val="left" w:pos="10076"/>
+          <w:tab w:val="left" w:pos="10992"/>
+          <w:tab w:val="left" w:pos="11908"/>
+          <w:tab w:val="left" w:pos="12824"/>
+          <w:tab w:val="left" w:pos="13740"/>
+          <w:tab w:val="left" w:pos="14656"/>
+        </w:tabs>
+        <w:spacing w:after="0" w:line="240" w:lineRule="auto"/>
+        <w:rPr>
+          <w:rFonts w:ascii="Courier New" w:eastAsia="Times New Roman" w:hAnsi="Courier New" w:cs="Courier New"/>
+          <w:lang w:eastAsia="en-IN"/>
+        </w:rPr>
+      </w:pPr>
+      <w:r>
+        <w:rPr>
+          <w:rFonts w:ascii="Courier New" w:eastAsia="Times New Roman" w:hAnsi="Courier New" w:cs="Courier New"/>
+          <w:lang w:eastAsia="en-IN"/>
+        </w:rPr>
+        <w:t>Every request carries the JWT.</w:t>
       </w:r>
     </w:p>
     <w:p>
@@ -15705,7 +17394,6 @@
           <w:lang w:eastAsia="en-IN"/>
         </w:rPr>
       </w:pPr>
-      <w:proofErr w:type="spellStart"/>
       <w:r>
         <w:rPr>
           <w:rFonts w:ascii="Times New Roman" w:eastAsia="Times New Roman" w:hAnsi="Times New Roman" w:cs="Times New Roman"/>
@@ -15713,6 +17401,41 @@
           <w:bCs/>
           <w:lang w:eastAsia="en-IN"/>
         </w:rPr>
+        <w:t>Memory Trick</w:t>
+      </w:r>
+    </w:p>
+    <w:p>
+      <w:pPr>
+        <w:tabs>
+          <w:tab w:val="left" w:pos="916"/>
+          <w:tab w:val="left" w:pos="1832"/>
+          <w:tab w:val="left" w:pos="2748"/>
+          <w:tab w:val="left" w:pos="3664"/>
+          <w:tab w:val="left" w:pos="4580"/>
+          <w:tab w:val="left" w:pos="5496"/>
+          <w:tab w:val="left" w:pos="6412"/>
+          <w:tab w:val="left" w:pos="7328"/>
+          <w:tab w:val="left" w:pos="8244"/>
+          <w:tab w:val="left" w:pos="9160"/>
+          <w:tab w:val="left" w:pos="10076"/>
+          <w:tab w:val="left" w:pos="10992"/>
+          <w:tab w:val="left" w:pos="11908"/>
+          <w:tab w:val="left" w:pos="12824"/>
+          <w:tab w:val="left" w:pos="13740"/>
+          <w:tab w:val="left" w:pos="14656"/>
+        </w:tabs>
+        <w:spacing w:after="0" w:line="240" w:lineRule="auto"/>
+        <w:rPr>
+          <w:rFonts w:ascii="Courier New" w:eastAsia="Times New Roman" w:hAnsi="Courier New" w:cs="Courier New"/>
+          <w:lang w:eastAsia="en-IN"/>
+        </w:rPr>
+      </w:pPr>
+      <w:proofErr w:type="spellStart"/>
+      <w:r>
+        <w:rPr>
+          <w:rFonts w:ascii="Courier New" w:eastAsia="Times New Roman" w:hAnsi="Courier New" w:cs="Courier New"/>
+          <w:lang w:eastAsia="en-IN"/>
+        </w:rPr>
         <w:t>Stateful</w:t>
       </w:r>
       <w:proofErr w:type="spellEnd"/>
@@ -15748,265 +17471,145 @@
           <w:rFonts w:ascii="Courier New" w:eastAsia="Times New Roman" w:hAnsi="Courier New" w:cs="Courier New"/>
           <w:lang w:eastAsia="en-IN"/>
         </w:rPr>
-        <w:t>Browser</w:t>
-      </w:r>
-    </w:p>
-    <w:p>
-      <w:pPr>
-        <w:tabs>
-          <w:tab w:val="left" w:pos="916"/>
-          <w:tab w:val="left" w:pos="1832"/>
-          <w:tab w:val="left" w:pos="2748"/>
-          <w:tab w:val="left" w:pos="3664"/>
-          <w:tab w:val="left" w:pos="4580"/>
-          <w:tab w:val="left" w:pos="5496"/>
-          <w:tab w:val="left" w:pos="6412"/>
-          <w:tab w:val="left" w:pos="7328"/>
-          <w:tab w:val="left" w:pos="8244"/>
-          <w:tab w:val="left" w:pos="9160"/>
-          <w:tab w:val="left" w:pos="10076"/>
-          <w:tab w:val="left" w:pos="10992"/>
-          <w:tab w:val="left" w:pos="11908"/>
-          <w:tab w:val="left" w:pos="12824"/>
-          <w:tab w:val="left" w:pos="13740"/>
-          <w:tab w:val="left" w:pos="14656"/>
-        </w:tabs>
-        <w:spacing w:after="0" w:line="240" w:lineRule="auto"/>
-        <w:rPr>
-          <w:rFonts w:ascii="Courier New" w:eastAsia="Times New Roman" w:hAnsi="Courier New" w:cs="Courier New"/>
-          <w:lang w:eastAsia="en-IN"/>
-        </w:rPr>
-      </w:pPr>
-      <w:r>
-        <w:rPr>
-          <w:rFonts w:ascii="Courier New" w:eastAsia="Times New Roman" w:hAnsi="Courier New" w:cs="Courier New"/>
-          <w:lang w:eastAsia="en-IN"/>
-        </w:rPr>
-        <w:t>-------</w:t>
-      </w:r>
-    </w:p>
-    <w:p>
-      <w:pPr>
-        <w:tabs>
-          <w:tab w:val="left" w:pos="916"/>
-          <w:tab w:val="left" w:pos="1832"/>
-          <w:tab w:val="left" w:pos="2748"/>
-          <w:tab w:val="left" w:pos="3664"/>
-          <w:tab w:val="left" w:pos="4580"/>
-          <w:tab w:val="left" w:pos="5496"/>
-          <w:tab w:val="left" w:pos="6412"/>
-          <w:tab w:val="left" w:pos="7328"/>
-          <w:tab w:val="left" w:pos="8244"/>
-          <w:tab w:val="left" w:pos="9160"/>
-          <w:tab w:val="left" w:pos="10076"/>
-          <w:tab w:val="left" w:pos="10992"/>
-          <w:tab w:val="left" w:pos="11908"/>
-          <w:tab w:val="left" w:pos="12824"/>
-          <w:tab w:val="left" w:pos="13740"/>
-          <w:tab w:val="left" w:pos="14656"/>
-        </w:tabs>
-        <w:spacing w:after="0" w:line="240" w:lineRule="auto"/>
-        <w:rPr>
-          <w:rFonts w:ascii="Courier New" w:eastAsia="Times New Roman" w:hAnsi="Courier New" w:cs="Courier New"/>
-          <w:lang w:eastAsia="en-IN"/>
-        </w:rPr>
-      </w:pPr>
-      <w:r>
-        <w:rPr>
-          <w:rFonts w:ascii="Courier New" w:eastAsia="Times New Roman" w:hAnsi="Courier New" w:cs="Courier New"/>
-          <w:lang w:eastAsia="en-IN"/>
-        </w:rPr>
-        <w:t>Cookie</w:t>
-      </w:r>
-    </w:p>
-    <w:p>
-      <w:pPr>
-        <w:tabs>
-          <w:tab w:val="left" w:pos="916"/>
-          <w:tab w:val="left" w:pos="1832"/>
-          <w:tab w:val="left" w:pos="2748"/>
-          <w:tab w:val="left" w:pos="3664"/>
-          <w:tab w:val="left" w:pos="4580"/>
-          <w:tab w:val="left" w:pos="5496"/>
-          <w:tab w:val="left" w:pos="6412"/>
-          <w:tab w:val="left" w:pos="7328"/>
-          <w:tab w:val="left" w:pos="8244"/>
-          <w:tab w:val="left" w:pos="9160"/>
-          <w:tab w:val="left" w:pos="10076"/>
-          <w:tab w:val="left" w:pos="10992"/>
-          <w:tab w:val="left" w:pos="11908"/>
-          <w:tab w:val="left" w:pos="12824"/>
-          <w:tab w:val="left" w:pos="13740"/>
-          <w:tab w:val="left" w:pos="14656"/>
-        </w:tabs>
-        <w:spacing w:after="0" w:line="240" w:lineRule="auto"/>
-        <w:rPr>
-          <w:rFonts w:ascii="Courier New" w:eastAsia="Times New Roman" w:hAnsi="Courier New" w:cs="Courier New"/>
-          <w:lang w:eastAsia="en-IN"/>
-        </w:rPr>
-      </w:pPr>
-      <w:r>
-        <w:rPr>
-          <w:rFonts w:ascii="Courier New" w:eastAsia="Times New Roman" w:hAnsi="Courier New" w:cs="Courier New"/>
-          <w:lang w:eastAsia="en-IN"/>
-        </w:rPr>
-        <w:t>JSESSIONID=ABC123</w:t>
-      </w:r>
-    </w:p>
-    <w:p>
-      <w:pPr>
-        <w:tabs>
-          <w:tab w:val="left" w:pos="916"/>
-          <w:tab w:val="left" w:pos="1832"/>
-          <w:tab w:val="left" w:pos="2748"/>
-          <w:tab w:val="left" w:pos="3664"/>
-          <w:tab w:val="left" w:pos="4580"/>
-          <w:tab w:val="left" w:pos="5496"/>
-          <w:tab w:val="left" w:pos="6412"/>
-          <w:tab w:val="left" w:pos="7328"/>
-          <w:tab w:val="left" w:pos="8244"/>
-          <w:tab w:val="left" w:pos="9160"/>
-          <w:tab w:val="left" w:pos="10076"/>
-          <w:tab w:val="left" w:pos="10992"/>
-          <w:tab w:val="left" w:pos="11908"/>
-          <w:tab w:val="left" w:pos="12824"/>
-          <w:tab w:val="left" w:pos="13740"/>
-          <w:tab w:val="left" w:pos="14656"/>
-        </w:tabs>
-        <w:spacing w:after="0" w:line="240" w:lineRule="auto"/>
-        <w:rPr>
-          <w:rFonts w:ascii="Courier New" w:eastAsia="Times New Roman" w:hAnsi="Courier New" w:cs="Courier New"/>
-          <w:lang w:eastAsia="en-IN"/>
-        </w:rPr>
-      </w:pPr>
-    </w:p>
-    <w:p>
-      <w:pPr>
-        <w:tabs>
-          <w:tab w:val="left" w:pos="916"/>
-          <w:tab w:val="left" w:pos="1832"/>
-          <w:tab w:val="left" w:pos="2748"/>
-          <w:tab w:val="left" w:pos="3664"/>
-          <w:tab w:val="left" w:pos="4580"/>
-          <w:tab w:val="left" w:pos="5496"/>
-          <w:tab w:val="left" w:pos="6412"/>
-          <w:tab w:val="left" w:pos="7328"/>
-          <w:tab w:val="left" w:pos="8244"/>
-          <w:tab w:val="left" w:pos="9160"/>
-          <w:tab w:val="left" w:pos="10076"/>
-          <w:tab w:val="left" w:pos="10992"/>
-          <w:tab w:val="left" w:pos="11908"/>
-          <w:tab w:val="left" w:pos="12824"/>
-          <w:tab w:val="left" w:pos="13740"/>
-          <w:tab w:val="left" w:pos="14656"/>
-        </w:tabs>
-        <w:spacing w:after="0" w:line="240" w:lineRule="auto"/>
-        <w:rPr>
-          <w:rFonts w:ascii="Courier New" w:eastAsia="Times New Roman" w:hAnsi="Courier New" w:cs="Courier New"/>
-          <w:lang w:eastAsia="en-IN"/>
-        </w:rPr>
-      </w:pPr>
-      <w:r>
-        <w:rPr>
-          <w:rFonts w:ascii="Courier New" w:eastAsia="Times New Roman" w:hAnsi="Courier New" w:cs="Courier New"/>
-          <w:lang w:eastAsia="en-IN"/>
-        </w:rPr>
-        <w:t xml:space="preserve">           │</w:t>
-      </w:r>
-    </w:p>
-    <w:p>
-      <w:pPr>
-        <w:tabs>
-          <w:tab w:val="left" w:pos="916"/>
-          <w:tab w:val="left" w:pos="1832"/>
-          <w:tab w:val="left" w:pos="2748"/>
-          <w:tab w:val="left" w:pos="3664"/>
-          <w:tab w:val="left" w:pos="4580"/>
-          <w:tab w:val="left" w:pos="5496"/>
-          <w:tab w:val="left" w:pos="6412"/>
-          <w:tab w:val="left" w:pos="7328"/>
-          <w:tab w:val="left" w:pos="8244"/>
-          <w:tab w:val="left" w:pos="9160"/>
-          <w:tab w:val="left" w:pos="10076"/>
-          <w:tab w:val="left" w:pos="10992"/>
-          <w:tab w:val="left" w:pos="11908"/>
-          <w:tab w:val="left" w:pos="12824"/>
-          <w:tab w:val="left" w:pos="13740"/>
-          <w:tab w:val="left" w:pos="14656"/>
-        </w:tabs>
-        <w:spacing w:after="0" w:line="240" w:lineRule="auto"/>
-        <w:rPr>
-          <w:rFonts w:ascii="Courier New" w:eastAsia="Times New Roman" w:hAnsi="Courier New" w:cs="Courier New"/>
-          <w:lang w:eastAsia="en-IN"/>
-        </w:rPr>
-      </w:pPr>
-      <w:r>
-        <w:rPr>
-          <w:rFonts w:ascii="Courier New" w:eastAsia="Times New Roman" w:hAnsi="Courier New" w:cs="Courier New"/>
-          <w:lang w:eastAsia="en-IN"/>
-        </w:rPr>
-        <w:t xml:space="preserve">           ▼</w:t>
-      </w:r>
-    </w:p>
-    <w:p>
-      <w:pPr>
-        <w:tabs>
-          <w:tab w:val="left" w:pos="916"/>
-          <w:tab w:val="left" w:pos="1832"/>
-          <w:tab w:val="left" w:pos="2748"/>
-          <w:tab w:val="left" w:pos="3664"/>
-          <w:tab w:val="left" w:pos="4580"/>
-          <w:tab w:val="left" w:pos="5496"/>
-          <w:tab w:val="left" w:pos="6412"/>
-          <w:tab w:val="left" w:pos="7328"/>
-          <w:tab w:val="left" w:pos="8244"/>
-          <w:tab w:val="left" w:pos="9160"/>
-          <w:tab w:val="left" w:pos="10076"/>
-          <w:tab w:val="left" w:pos="10992"/>
-          <w:tab w:val="left" w:pos="11908"/>
-          <w:tab w:val="left" w:pos="12824"/>
-          <w:tab w:val="left" w:pos="13740"/>
-          <w:tab w:val="left" w:pos="14656"/>
-        </w:tabs>
-        <w:spacing w:after="0" w:line="240" w:lineRule="auto"/>
-        <w:rPr>
-          <w:rFonts w:ascii="Courier New" w:eastAsia="Times New Roman" w:hAnsi="Courier New" w:cs="Courier New"/>
-          <w:lang w:eastAsia="en-IN"/>
-        </w:rPr>
-      </w:pPr>
-    </w:p>
-    <w:p>
-      <w:pPr>
-        <w:tabs>
-          <w:tab w:val="left" w:pos="916"/>
-          <w:tab w:val="left" w:pos="1832"/>
-          <w:tab w:val="left" w:pos="2748"/>
-          <w:tab w:val="left" w:pos="3664"/>
-          <w:tab w:val="left" w:pos="4580"/>
-          <w:tab w:val="left" w:pos="5496"/>
-          <w:tab w:val="left" w:pos="6412"/>
-          <w:tab w:val="left" w:pos="7328"/>
-          <w:tab w:val="left" w:pos="8244"/>
-          <w:tab w:val="left" w:pos="9160"/>
-          <w:tab w:val="left" w:pos="10076"/>
-          <w:tab w:val="left" w:pos="10992"/>
-          <w:tab w:val="left" w:pos="11908"/>
-          <w:tab w:val="left" w:pos="12824"/>
-          <w:tab w:val="left" w:pos="13740"/>
-          <w:tab w:val="left" w:pos="14656"/>
-        </w:tabs>
-        <w:spacing w:after="0" w:line="240" w:lineRule="auto"/>
-        <w:rPr>
-          <w:rFonts w:ascii="Courier New" w:eastAsia="Times New Roman" w:hAnsi="Courier New" w:cs="Courier New"/>
-          <w:lang w:eastAsia="en-IN"/>
-        </w:rPr>
-      </w:pPr>
-      <w:r>
-        <w:rPr>
-          <w:rFonts w:ascii="Courier New" w:eastAsia="Times New Roman" w:hAnsi="Courier New" w:cs="Courier New"/>
-          <w:lang w:eastAsia="en-IN"/>
-        </w:rPr>
-        <w:t>Server RAM</w:t>
+        <w:t>---------</w:t>
+      </w:r>
+    </w:p>
+    <w:p>
+      <w:pPr>
+        <w:tabs>
+          <w:tab w:val="left" w:pos="916"/>
+          <w:tab w:val="left" w:pos="1832"/>
+          <w:tab w:val="left" w:pos="2748"/>
+          <w:tab w:val="left" w:pos="3664"/>
+          <w:tab w:val="left" w:pos="4580"/>
+          <w:tab w:val="left" w:pos="5496"/>
+          <w:tab w:val="left" w:pos="6412"/>
+          <w:tab w:val="left" w:pos="7328"/>
+          <w:tab w:val="left" w:pos="8244"/>
+          <w:tab w:val="left" w:pos="9160"/>
+          <w:tab w:val="left" w:pos="10076"/>
+          <w:tab w:val="left" w:pos="10992"/>
+          <w:tab w:val="left" w:pos="11908"/>
+          <w:tab w:val="left" w:pos="12824"/>
+          <w:tab w:val="left" w:pos="13740"/>
+          <w:tab w:val="left" w:pos="14656"/>
+        </w:tabs>
+        <w:spacing w:after="0" w:line="240" w:lineRule="auto"/>
+        <w:rPr>
+          <w:rFonts w:ascii="Courier New" w:eastAsia="Times New Roman" w:hAnsi="Courier New" w:cs="Courier New"/>
+          <w:lang w:eastAsia="en-IN"/>
+        </w:rPr>
+      </w:pPr>
+      <w:r>
+        <w:rPr>
+          <w:rFonts w:ascii="Courier New" w:eastAsia="Times New Roman" w:hAnsi="Courier New" w:cs="Courier New"/>
+          <w:lang w:eastAsia="en-IN"/>
+        </w:rPr>
+        <w:t>Browser: Cookie</w:t>
+      </w:r>
+    </w:p>
+    <w:p>
+      <w:pPr>
+        <w:tabs>
+          <w:tab w:val="left" w:pos="916"/>
+          <w:tab w:val="left" w:pos="1832"/>
+          <w:tab w:val="left" w:pos="2748"/>
+          <w:tab w:val="left" w:pos="3664"/>
+          <w:tab w:val="left" w:pos="4580"/>
+          <w:tab w:val="left" w:pos="5496"/>
+          <w:tab w:val="left" w:pos="6412"/>
+          <w:tab w:val="left" w:pos="7328"/>
+          <w:tab w:val="left" w:pos="8244"/>
+          <w:tab w:val="left" w:pos="9160"/>
+          <w:tab w:val="left" w:pos="10076"/>
+          <w:tab w:val="left" w:pos="10992"/>
+          <w:tab w:val="left" w:pos="11908"/>
+          <w:tab w:val="left" w:pos="12824"/>
+          <w:tab w:val="left" w:pos="13740"/>
+          <w:tab w:val="left" w:pos="14656"/>
+        </w:tabs>
+        <w:spacing w:after="0" w:line="240" w:lineRule="auto"/>
+        <w:rPr>
+          <w:rFonts w:ascii="Courier New" w:eastAsia="Times New Roman" w:hAnsi="Courier New" w:cs="Courier New"/>
+          <w:lang w:eastAsia="en-IN"/>
+        </w:rPr>
+      </w:pPr>
+      <w:proofErr w:type="gramStart"/>
+      <w:r>
+        <w:rPr>
+          <w:rFonts w:ascii="Courier New" w:eastAsia="Times New Roman" w:hAnsi="Courier New" w:cs="Courier New"/>
+          <w:lang w:eastAsia="en-IN"/>
+        </w:rPr>
+        <w:t>Server :</w:t>
+      </w:r>
+      <w:proofErr w:type="gramEnd"/>
+      <w:r>
+        <w:rPr>
+          <w:rFonts w:ascii="Courier New" w:eastAsia="Times New Roman" w:hAnsi="Courier New" w:cs="Courier New"/>
+          <w:lang w:eastAsia="en-IN"/>
+        </w:rPr>
+        <w:t xml:space="preserve"> Session (Memory)</w:t>
+      </w:r>
+    </w:p>
+    <w:p>
+      <w:pPr>
+        <w:tabs>
+          <w:tab w:val="left" w:pos="916"/>
+          <w:tab w:val="left" w:pos="1832"/>
+          <w:tab w:val="left" w:pos="2748"/>
+          <w:tab w:val="left" w:pos="3664"/>
+          <w:tab w:val="left" w:pos="4580"/>
+          <w:tab w:val="left" w:pos="5496"/>
+          <w:tab w:val="left" w:pos="6412"/>
+          <w:tab w:val="left" w:pos="7328"/>
+          <w:tab w:val="left" w:pos="8244"/>
+          <w:tab w:val="left" w:pos="9160"/>
+          <w:tab w:val="left" w:pos="10076"/>
+          <w:tab w:val="left" w:pos="10992"/>
+          <w:tab w:val="left" w:pos="11908"/>
+          <w:tab w:val="left" w:pos="12824"/>
+          <w:tab w:val="left" w:pos="13740"/>
+          <w:tab w:val="left" w:pos="14656"/>
+        </w:tabs>
+        <w:spacing w:after="0" w:line="240" w:lineRule="auto"/>
+        <w:rPr>
+          <w:rFonts w:ascii="Courier New" w:eastAsia="Times New Roman" w:hAnsi="Courier New" w:cs="Courier New"/>
+          <w:lang w:eastAsia="en-IN"/>
+        </w:rPr>
+      </w:pPr>
+    </w:p>
+    <w:p>
+      <w:pPr>
+        <w:tabs>
+          <w:tab w:val="left" w:pos="916"/>
+          <w:tab w:val="left" w:pos="1832"/>
+          <w:tab w:val="left" w:pos="2748"/>
+          <w:tab w:val="left" w:pos="3664"/>
+          <w:tab w:val="left" w:pos="4580"/>
+          <w:tab w:val="left" w:pos="5496"/>
+          <w:tab w:val="left" w:pos="6412"/>
+          <w:tab w:val="left" w:pos="7328"/>
+          <w:tab w:val="left" w:pos="8244"/>
+          <w:tab w:val="left" w:pos="9160"/>
+          <w:tab w:val="left" w:pos="10076"/>
+          <w:tab w:val="left" w:pos="10992"/>
+          <w:tab w:val="left" w:pos="11908"/>
+          <w:tab w:val="left" w:pos="12824"/>
+          <w:tab w:val="left" w:pos="13740"/>
+          <w:tab w:val="left" w:pos="14656"/>
+        </w:tabs>
+        <w:spacing w:after="0" w:line="240" w:lineRule="auto"/>
+        <w:rPr>
+          <w:rFonts w:ascii="Courier New" w:eastAsia="Times New Roman" w:hAnsi="Courier New" w:cs="Courier New"/>
+          <w:lang w:eastAsia="en-IN"/>
+        </w:rPr>
+      </w:pPr>
+      <w:r>
+        <w:rPr>
+          <w:rFonts w:ascii="Courier New" w:eastAsia="Times New Roman" w:hAnsi="Courier New" w:cs="Courier New"/>
+          <w:lang w:eastAsia="en-IN"/>
+        </w:rPr>
+        <w:t>Stateless</w:t>
       </w:r>
     </w:p>
     <w:p>
@@ -16074,7 +17677,50 @@
           <w:rFonts w:ascii="Courier New" w:eastAsia="Times New Roman" w:hAnsi="Courier New" w:cs="Courier New"/>
           <w:lang w:eastAsia="en-IN"/>
         </w:rPr>
-        <w:t>ABC123 → Nikhil</w:t>
+        <w:t>Browser: JWT Token</w:t>
+      </w:r>
+    </w:p>
+    <w:p>
+      <w:pPr>
+        <w:tabs>
+          <w:tab w:val="left" w:pos="916"/>
+          <w:tab w:val="left" w:pos="1832"/>
+          <w:tab w:val="left" w:pos="2748"/>
+          <w:tab w:val="left" w:pos="3664"/>
+          <w:tab w:val="left" w:pos="4580"/>
+          <w:tab w:val="left" w:pos="5496"/>
+          <w:tab w:val="left" w:pos="6412"/>
+          <w:tab w:val="left" w:pos="7328"/>
+          <w:tab w:val="left" w:pos="8244"/>
+          <w:tab w:val="left" w:pos="9160"/>
+          <w:tab w:val="left" w:pos="10076"/>
+          <w:tab w:val="left" w:pos="10992"/>
+          <w:tab w:val="left" w:pos="11908"/>
+          <w:tab w:val="left" w:pos="12824"/>
+          <w:tab w:val="left" w:pos="13740"/>
+          <w:tab w:val="left" w:pos="14656"/>
+        </w:tabs>
+        <w:spacing w:after="0" w:line="240" w:lineRule="auto"/>
+        <w:rPr>
+          <w:rFonts w:ascii="Courier New" w:eastAsia="Times New Roman" w:hAnsi="Courier New" w:cs="Courier New"/>
+          <w:lang w:eastAsia="en-IN"/>
+        </w:rPr>
+      </w:pPr>
+      <w:proofErr w:type="gramStart"/>
+      <w:r>
+        <w:rPr>
+          <w:rFonts w:ascii="Courier New" w:eastAsia="Times New Roman" w:hAnsi="Courier New" w:cs="Courier New"/>
+          <w:lang w:eastAsia="en-IN"/>
+        </w:rPr>
+        <w:t>Server :</w:t>
+      </w:r>
+      <w:proofErr w:type="gramEnd"/>
+      <w:r>
+        <w:rPr>
+          <w:rFonts w:ascii="Courier New" w:eastAsia="Times New Roman" w:hAnsi="Courier New" w:cs="Courier New"/>
+          <w:lang w:eastAsia="en-IN"/>
+        </w:rPr>
+        <w:t xml:space="preserve"> Nothing</w:t>
       </w:r>
     </w:p>
     <w:p>
@@ -16090,7 +17736,8 @@
           <w:rFonts w:ascii="Times New Roman" w:eastAsia="Times New Roman" w:hAnsi="Times New Roman" w:cs="Times New Roman"/>
           <w:lang w:eastAsia="en-IN"/>
         </w:rPr>
-        <w:t xml:space="preserve">The </w:t>
+        <w:lastRenderedPageBreak/>
+        <w:t xml:space="preserve">This is the exact request flow interviewers expect you to understand when discussing </w:t>
       </w:r>
       <w:r>
         <w:rPr>
@@ -16099,7 +17746,7 @@
           <w:bCs/>
           <w:lang w:eastAsia="en-IN"/>
         </w:rPr>
-        <w:t>server remembers the user</w:t>
+        <w:t>session-based authentication vs JWT-based stateless REST APIs</w:t>
       </w:r>
       <w:r>
         <w:rPr>
@@ -16111,611 +17758,21 @@
     </w:p>
     <w:p>
       <w:pPr>
-        <w:spacing w:after="0" w:line="240" w:lineRule="auto"/>
-        <w:rPr>
-          <w:rFonts w:ascii="Times New Roman" w:eastAsia="Times New Roman" w:hAnsi="Times New Roman" w:cs="Times New Roman"/>
-          <w:lang w:eastAsia="en-IN"/>
-        </w:rPr>
-      </w:pPr>
-      <w:r>
-        <w:rPr>
-          <w:rFonts w:ascii="Times New Roman" w:eastAsia="Times New Roman" w:hAnsi="Times New Roman" w:cs="Times New Roman"/>
-          <w:lang w:eastAsia="en-IN"/>
-        </w:rPr>
-        <w:pict>
-          <v:rect id="_x0000_i1057" style="width:0;height:1.5pt" o:hralign="center" o:hrstd="t" o:hr="t" fillcolor="#a0a0a0" stroked="f"/>
-        </w:pict>
-      </w:r>
-    </w:p>
-    <w:p>
-      <w:pPr>
         <w:spacing w:before="100" w:beforeAutospacing="1" w:after="100" w:afterAutospacing="1" w:line="240" w:lineRule="auto"/>
-        <w:outlineLvl w:val="1"/>
-        <w:rPr>
-          <w:rFonts w:ascii="Times New Roman" w:eastAsia="Times New Roman" w:hAnsi="Times New Roman" w:cs="Times New Roman"/>
-          <w:b/>
-          <w:bCs/>
-          <w:lang w:eastAsia="en-IN"/>
-        </w:rPr>
-      </w:pPr>
-      <w:r>
-        <w:rPr>
-          <w:rFonts w:ascii="Times New Roman" w:eastAsia="Times New Roman" w:hAnsi="Times New Roman" w:cs="Times New Roman"/>
-          <w:b/>
-          <w:bCs/>
-          <w:lang w:eastAsia="en-IN"/>
-        </w:rPr>
-        <w:t>Stateless</w:t>
-      </w:r>
-    </w:p>
-    <w:p>
-      <w:pPr>
-        <w:tabs>
-          <w:tab w:val="left" w:pos="916"/>
-          <w:tab w:val="left" w:pos="1832"/>
-          <w:tab w:val="left" w:pos="2748"/>
-          <w:tab w:val="left" w:pos="3664"/>
-          <w:tab w:val="left" w:pos="4580"/>
-          <w:tab w:val="left" w:pos="5496"/>
-          <w:tab w:val="left" w:pos="6412"/>
-          <w:tab w:val="left" w:pos="7328"/>
-          <w:tab w:val="left" w:pos="8244"/>
-          <w:tab w:val="left" w:pos="9160"/>
-          <w:tab w:val="left" w:pos="10076"/>
-          <w:tab w:val="left" w:pos="10992"/>
-          <w:tab w:val="left" w:pos="11908"/>
-          <w:tab w:val="left" w:pos="12824"/>
-          <w:tab w:val="left" w:pos="13740"/>
-          <w:tab w:val="left" w:pos="14656"/>
-        </w:tabs>
-        <w:spacing w:after="0" w:line="240" w:lineRule="auto"/>
-        <w:rPr>
-          <w:rFonts w:ascii="Courier New" w:eastAsia="Times New Roman" w:hAnsi="Courier New" w:cs="Courier New"/>
-          <w:lang w:eastAsia="en-IN"/>
-        </w:rPr>
-      </w:pPr>
-      <w:r>
-        <w:rPr>
-          <w:rFonts w:ascii="Courier New" w:eastAsia="Times New Roman" w:hAnsi="Courier New" w:cs="Courier New"/>
-          <w:lang w:eastAsia="en-IN"/>
-        </w:rPr>
-        <w:t>Browser</w:t>
-      </w:r>
-    </w:p>
-    <w:p>
-      <w:pPr>
-        <w:tabs>
-          <w:tab w:val="left" w:pos="916"/>
-          <w:tab w:val="left" w:pos="1832"/>
-          <w:tab w:val="left" w:pos="2748"/>
-          <w:tab w:val="left" w:pos="3664"/>
-          <w:tab w:val="left" w:pos="4580"/>
-          <w:tab w:val="left" w:pos="5496"/>
-          <w:tab w:val="left" w:pos="6412"/>
-          <w:tab w:val="left" w:pos="7328"/>
-          <w:tab w:val="left" w:pos="8244"/>
-          <w:tab w:val="left" w:pos="9160"/>
-          <w:tab w:val="left" w:pos="10076"/>
-          <w:tab w:val="left" w:pos="10992"/>
-          <w:tab w:val="left" w:pos="11908"/>
-          <w:tab w:val="left" w:pos="12824"/>
-          <w:tab w:val="left" w:pos="13740"/>
-          <w:tab w:val="left" w:pos="14656"/>
-        </w:tabs>
-        <w:spacing w:after="0" w:line="240" w:lineRule="auto"/>
-        <w:rPr>
-          <w:rFonts w:ascii="Courier New" w:eastAsia="Times New Roman" w:hAnsi="Courier New" w:cs="Courier New"/>
-          <w:lang w:eastAsia="en-IN"/>
-        </w:rPr>
-      </w:pPr>
-      <w:r>
-        <w:rPr>
-          <w:rFonts w:ascii="Courier New" w:eastAsia="Times New Roman" w:hAnsi="Courier New" w:cs="Courier New"/>
-          <w:lang w:eastAsia="en-IN"/>
-        </w:rPr>
-        <w:t>--------</w:t>
-      </w:r>
-    </w:p>
-    <w:p>
-      <w:pPr>
-        <w:tabs>
-          <w:tab w:val="left" w:pos="916"/>
-          <w:tab w:val="left" w:pos="1832"/>
-          <w:tab w:val="left" w:pos="2748"/>
-          <w:tab w:val="left" w:pos="3664"/>
-          <w:tab w:val="left" w:pos="4580"/>
-          <w:tab w:val="left" w:pos="5496"/>
-          <w:tab w:val="left" w:pos="6412"/>
-          <w:tab w:val="left" w:pos="7328"/>
-          <w:tab w:val="left" w:pos="8244"/>
-          <w:tab w:val="left" w:pos="9160"/>
-          <w:tab w:val="left" w:pos="10076"/>
-          <w:tab w:val="left" w:pos="10992"/>
-          <w:tab w:val="left" w:pos="11908"/>
-          <w:tab w:val="left" w:pos="12824"/>
-          <w:tab w:val="left" w:pos="13740"/>
-          <w:tab w:val="left" w:pos="14656"/>
-        </w:tabs>
-        <w:spacing w:after="0" w:line="240" w:lineRule="auto"/>
-        <w:rPr>
-          <w:rFonts w:ascii="Courier New" w:eastAsia="Times New Roman" w:hAnsi="Courier New" w:cs="Courier New"/>
-          <w:lang w:eastAsia="en-IN"/>
-        </w:rPr>
-      </w:pPr>
-      <w:r>
-        <w:rPr>
-          <w:rFonts w:ascii="Courier New" w:eastAsia="Times New Roman" w:hAnsi="Courier New" w:cs="Courier New"/>
-          <w:lang w:eastAsia="en-IN"/>
-        </w:rPr>
-        <w:t>JWT Token</w:t>
-      </w:r>
-    </w:p>
-    <w:p>
-      <w:pPr>
-        <w:tabs>
-          <w:tab w:val="left" w:pos="916"/>
-          <w:tab w:val="left" w:pos="1832"/>
-          <w:tab w:val="left" w:pos="2748"/>
-          <w:tab w:val="left" w:pos="3664"/>
-          <w:tab w:val="left" w:pos="4580"/>
-          <w:tab w:val="left" w:pos="5496"/>
-          <w:tab w:val="left" w:pos="6412"/>
-          <w:tab w:val="left" w:pos="7328"/>
-          <w:tab w:val="left" w:pos="8244"/>
-          <w:tab w:val="left" w:pos="9160"/>
-          <w:tab w:val="left" w:pos="10076"/>
-          <w:tab w:val="left" w:pos="10992"/>
-          <w:tab w:val="left" w:pos="11908"/>
-          <w:tab w:val="left" w:pos="12824"/>
-          <w:tab w:val="left" w:pos="13740"/>
-          <w:tab w:val="left" w:pos="14656"/>
-        </w:tabs>
-        <w:spacing w:after="0" w:line="240" w:lineRule="auto"/>
-        <w:rPr>
-          <w:rFonts w:ascii="Courier New" w:eastAsia="Times New Roman" w:hAnsi="Courier New" w:cs="Courier New"/>
-          <w:lang w:eastAsia="en-IN"/>
-        </w:rPr>
-      </w:pPr>
-    </w:p>
-    <w:p>
-      <w:pPr>
-        <w:tabs>
-          <w:tab w:val="left" w:pos="916"/>
-          <w:tab w:val="left" w:pos="1832"/>
-          <w:tab w:val="left" w:pos="2748"/>
-          <w:tab w:val="left" w:pos="3664"/>
-          <w:tab w:val="left" w:pos="4580"/>
-          <w:tab w:val="left" w:pos="5496"/>
-          <w:tab w:val="left" w:pos="6412"/>
-          <w:tab w:val="left" w:pos="7328"/>
-          <w:tab w:val="left" w:pos="8244"/>
-          <w:tab w:val="left" w:pos="9160"/>
-          <w:tab w:val="left" w:pos="10076"/>
-          <w:tab w:val="left" w:pos="10992"/>
-          <w:tab w:val="left" w:pos="11908"/>
-          <w:tab w:val="left" w:pos="12824"/>
-          <w:tab w:val="left" w:pos="13740"/>
-          <w:tab w:val="left" w:pos="14656"/>
-        </w:tabs>
-        <w:spacing w:after="0" w:line="240" w:lineRule="auto"/>
-        <w:rPr>
-          <w:rFonts w:ascii="Courier New" w:eastAsia="Times New Roman" w:hAnsi="Courier New" w:cs="Courier New"/>
-          <w:lang w:eastAsia="en-IN"/>
-        </w:rPr>
-      </w:pPr>
-      <w:proofErr w:type="spellStart"/>
-      <w:proofErr w:type="gramStart"/>
-      <w:r>
-        <w:rPr>
-          <w:rFonts w:ascii="Courier New" w:eastAsia="Times New Roman" w:hAnsi="Courier New" w:cs="Courier New"/>
-          <w:lang w:eastAsia="en-IN"/>
-        </w:rPr>
-        <w:t>eyJhbGc</w:t>
-      </w:r>
-      <w:proofErr w:type="spellEnd"/>
-      <w:proofErr w:type="gramEnd"/>
-      <w:r>
-        <w:rPr>
-          <w:rFonts w:ascii="Courier New" w:eastAsia="Times New Roman" w:hAnsi="Courier New" w:cs="Courier New"/>
-          <w:lang w:eastAsia="en-IN"/>
-        </w:rPr>
-        <w:t>...</w:t>
-      </w:r>
-    </w:p>
-    <w:p>
-      <w:pPr>
-        <w:tabs>
-          <w:tab w:val="left" w:pos="916"/>
-          <w:tab w:val="left" w:pos="1832"/>
-          <w:tab w:val="left" w:pos="2748"/>
-          <w:tab w:val="left" w:pos="3664"/>
-          <w:tab w:val="left" w:pos="4580"/>
-          <w:tab w:val="left" w:pos="5496"/>
-          <w:tab w:val="left" w:pos="6412"/>
-          <w:tab w:val="left" w:pos="7328"/>
-          <w:tab w:val="left" w:pos="8244"/>
-          <w:tab w:val="left" w:pos="9160"/>
-          <w:tab w:val="left" w:pos="10076"/>
-          <w:tab w:val="left" w:pos="10992"/>
-          <w:tab w:val="left" w:pos="11908"/>
-          <w:tab w:val="left" w:pos="12824"/>
-          <w:tab w:val="left" w:pos="13740"/>
-          <w:tab w:val="left" w:pos="14656"/>
-        </w:tabs>
-        <w:spacing w:after="0" w:line="240" w:lineRule="auto"/>
-        <w:rPr>
-          <w:rFonts w:ascii="Courier New" w:eastAsia="Times New Roman" w:hAnsi="Courier New" w:cs="Courier New"/>
-          <w:lang w:eastAsia="en-IN"/>
-        </w:rPr>
-      </w:pPr>
-    </w:p>
-    <w:p>
-      <w:pPr>
-        <w:tabs>
-          <w:tab w:val="left" w:pos="916"/>
-          <w:tab w:val="left" w:pos="1832"/>
-          <w:tab w:val="left" w:pos="2748"/>
-          <w:tab w:val="left" w:pos="3664"/>
-          <w:tab w:val="left" w:pos="4580"/>
-          <w:tab w:val="left" w:pos="5496"/>
-          <w:tab w:val="left" w:pos="6412"/>
-          <w:tab w:val="left" w:pos="7328"/>
-          <w:tab w:val="left" w:pos="8244"/>
-          <w:tab w:val="left" w:pos="9160"/>
-          <w:tab w:val="left" w:pos="10076"/>
-          <w:tab w:val="left" w:pos="10992"/>
-          <w:tab w:val="left" w:pos="11908"/>
-          <w:tab w:val="left" w:pos="12824"/>
-          <w:tab w:val="left" w:pos="13740"/>
-          <w:tab w:val="left" w:pos="14656"/>
-        </w:tabs>
-        <w:spacing w:after="0" w:line="240" w:lineRule="auto"/>
-        <w:rPr>
-          <w:rFonts w:ascii="Courier New" w:eastAsia="Times New Roman" w:hAnsi="Courier New" w:cs="Courier New"/>
-          <w:lang w:eastAsia="en-IN"/>
-        </w:rPr>
-      </w:pPr>
-      <w:r>
-        <w:rPr>
-          <w:rFonts w:ascii="Courier New" w:eastAsia="Times New Roman" w:hAnsi="Courier New" w:cs="Courier New"/>
-          <w:lang w:eastAsia="en-IN"/>
-        </w:rPr>
-        <w:t xml:space="preserve">           │</w:t>
-      </w:r>
-    </w:p>
-    <w:p>
-      <w:pPr>
-        <w:tabs>
-          <w:tab w:val="left" w:pos="916"/>
-          <w:tab w:val="left" w:pos="1832"/>
-          <w:tab w:val="left" w:pos="2748"/>
-          <w:tab w:val="left" w:pos="3664"/>
-          <w:tab w:val="left" w:pos="4580"/>
-          <w:tab w:val="left" w:pos="5496"/>
-          <w:tab w:val="left" w:pos="6412"/>
-          <w:tab w:val="left" w:pos="7328"/>
-          <w:tab w:val="left" w:pos="8244"/>
-          <w:tab w:val="left" w:pos="9160"/>
-          <w:tab w:val="left" w:pos="10076"/>
-          <w:tab w:val="left" w:pos="10992"/>
-          <w:tab w:val="left" w:pos="11908"/>
-          <w:tab w:val="left" w:pos="12824"/>
-          <w:tab w:val="left" w:pos="13740"/>
-          <w:tab w:val="left" w:pos="14656"/>
-        </w:tabs>
-        <w:spacing w:after="0" w:line="240" w:lineRule="auto"/>
-        <w:rPr>
-          <w:rFonts w:ascii="Courier New" w:eastAsia="Times New Roman" w:hAnsi="Courier New" w:cs="Courier New"/>
-          <w:lang w:eastAsia="en-IN"/>
-        </w:rPr>
-      </w:pPr>
-      <w:r>
-        <w:rPr>
-          <w:rFonts w:ascii="Courier New" w:eastAsia="Times New Roman" w:hAnsi="Courier New" w:cs="Courier New"/>
-          <w:lang w:eastAsia="en-IN"/>
-        </w:rPr>
-        <w:t xml:space="preserve">           ▼</w:t>
-      </w:r>
-    </w:p>
-    <w:p>
-      <w:pPr>
-        <w:tabs>
-          <w:tab w:val="left" w:pos="916"/>
-          <w:tab w:val="left" w:pos="1832"/>
-          <w:tab w:val="left" w:pos="2748"/>
-          <w:tab w:val="left" w:pos="3664"/>
-          <w:tab w:val="left" w:pos="4580"/>
-          <w:tab w:val="left" w:pos="5496"/>
-          <w:tab w:val="left" w:pos="6412"/>
-          <w:tab w:val="left" w:pos="7328"/>
-          <w:tab w:val="left" w:pos="8244"/>
-          <w:tab w:val="left" w:pos="9160"/>
-          <w:tab w:val="left" w:pos="10076"/>
-          <w:tab w:val="left" w:pos="10992"/>
-          <w:tab w:val="left" w:pos="11908"/>
-          <w:tab w:val="left" w:pos="12824"/>
-          <w:tab w:val="left" w:pos="13740"/>
-          <w:tab w:val="left" w:pos="14656"/>
-        </w:tabs>
-        <w:spacing w:after="0" w:line="240" w:lineRule="auto"/>
-        <w:rPr>
-          <w:rFonts w:ascii="Courier New" w:eastAsia="Times New Roman" w:hAnsi="Courier New" w:cs="Courier New"/>
-          <w:lang w:eastAsia="en-IN"/>
-        </w:rPr>
-      </w:pPr>
-    </w:p>
-    <w:p>
-      <w:pPr>
-        <w:tabs>
-          <w:tab w:val="left" w:pos="916"/>
-          <w:tab w:val="left" w:pos="1832"/>
-          <w:tab w:val="left" w:pos="2748"/>
-          <w:tab w:val="left" w:pos="3664"/>
-          <w:tab w:val="left" w:pos="4580"/>
-          <w:tab w:val="left" w:pos="5496"/>
-          <w:tab w:val="left" w:pos="6412"/>
-          <w:tab w:val="left" w:pos="7328"/>
-          <w:tab w:val="left" w:pos="8244"/>
-          <w:tab w:val="left" w:pos="9160"/>
-          <w:tab w:val="left" w:pos="10076"/>
-          <w:tab w:val="left" w:pos="10992"/>
-          <w:tab w:val="left" w:pos="11908"/>
-          <w:tab w:val="left" w:pos="12824"/>
-          <w:tab w:val="left" w:pos="13740"/>
-          <w:tab w:val="left" w:pos="14656"/>
-        </w:tabs>
-        <w:spacing w:after="0" w:line="240" w:lineRule="auto"/>
-        <w:rPr>
-          <w:rFonts w:ascii="Courier New" w:eastAsia="Times New Roman" w:hAnsi="Courier New" w:cs="Courier New"/>
-          <w:lang w:eastAsia="en-IN"/>
-        </w:rPr>
-      </w:pPr>
-      <w:r>
-        <w:rPr>
-          <w:rFonts w:ascii="Courier New" w:eastAsia="Times New Roman" w:hAnsi="Courier New" w:cs="Courier New"/>
-          <w:lang w:eastAsia="en-IN"/>
-        </w:rPr>
-        <w:t>REST API</w:t>
-      </w:r>
-    </w:p>
-    <w:p>
-      <w:pPr>
-        <w:tabs>
-          <w:tab w:val="left" w:pos="916"/>
-          <w:tab w:val="left" w:pos="1832"/>
-          <w:tab w:val="left" w:pos="2748"/>
-          <w:tab w:val="left" w:pos="3664"/>
-          <w:tab w:val="left" w:pos="4580"/>
-          <w:tab w:val="left" w:pos="5496"/>
-          <w:tab w:val="left" w:pos="6412"/>
-          <w:tab w:val="left" w:pos="7328"/>
-          <w:tab w:val="left" w:pos="8244"/>
-          <w:tab w:val="left" w:pos="9160"/>
-          <w:tab w:val="left" w:pos="10076"/>
-          <w:tab w:val="left" w:pos="10992"/>
-          <w:tab w:val="left" w:pos="11908"/>
-          <w:tab w:val="left" w:pos="12824"/>
-          <w:tab w:val="left" w:pos="13740"/>
-          <w:tab w:val="left" w:pos="14656"/>
-        </w:tabs>
-        <w:spacing w:after="0" w:line="240" w:lineRule="auto"/>
-        <w:rPr>
-          <w:rFonts w:ascii="Courier New" w:eastAsia="Times New Roman" w:hAnsi="Courier New" w:cs="Courier New"/>
-          <w:lang w:eastAsia="en-IN"/>
-        </w:rPr>
-      </w:pPr>
-      <w:r>
-        <w:rPr>
-          <w:rFonts w:ascii="Courier New" w:eastAsia="Times New Roman" w:hAnsi="Courier New" w:cs="Courier New"/>
-          <w:lang w:eastAsia="en-IN"/>
-        </w:rPr>
-        <w:t>---------</w:t>
-      </w:r>
-    </w:p>
-    <w:p>
-      <w:pPr>
-        <w:tabs>
-          <w:tab w:val="left" w:pos="916"/>
-          <w:tab w:val="left" w:pos="1832"/>
-          <w:tab w:val="left" w:pos="2748"/>
-          <w:tab w:val="left" w:pos="3664"/>
-          <w:tab w:val="left" w:pos="4580"/>
-          <w:tab w:val="left" w:pos="5496"/>
-          <w:tab w:val="left" w:pos="6412"/>
-          <w:tab w:val="left" w:pos="7328"/>
-          <w:tab w:val="left" w:pos="8244"/>
-          <w:tab w:val="left" w:pos="9160"/>
-          <w:tab w:val="left" w:pos="10076"/>
-          <w:tab w:val="left" w:pos="10992"/>
-          <w:tab w:val="left" w:pos="11908"/>
-          <w:tab w:val="left" w:pos="12824"/>
-          <w:tab w:val="left" w:pos="13740"/>
-          <w:tab w:val="left" w:pos="14656"/>
-        </w:tabs>
-        <w:spacing w:after="0" w:line="240" w:lineRule="auto"/>
-        <w:rPr>
-          <w:rFonts w:ascii="Courier New" w:eastAsia="Times New Roman" w:hAnsi="Courier New" w:cs="Courier New"/>
-          <w:lang w:eastAsia="en-IN"/>
-        </w:rPr>
-      </w:pPr>
-      <w:r>
-        <w:rPr>
-          <w:rFonts w:ascii="Courier New" w:eastAsia="Times New Roman" w:hAnsi="Courier New" w:cs="Courier New"/>
-          <w:lang w:eastAsia="en-IN"/>
-        </w:rPr>
-        <w:t>Validate Token</w:t>
-      </w:r>
-    </w:p>
-    <w:p>
-      <w:pPr>
-        <w:tabs>
-          <w:tab w:val="left" w:pos="916"/>
-          <w:tab w:val="left" w:pos="1832"/>
-          <w:tab w:val="left" w:pos="2748"/>
-          <w:tab w:val="left" w:pos="3664"/>
-          <w:tab w:val="left" w:pos="4580"/>
-          <w:tab w:val="left" w:pos="5496"/>
-          <w:tab w:val="left" w:pos="6412"/>
-          <w:tab w:val="left" w:pos="7328"/>
-          <w:tab w:val="left" w:pos="8244"/>
-          <w:tab w:val="left" w:pos="9160"/>
-          <w:tab w:val="left" w:pos="10076"/>
-          <w:tab w:val="left" w:pos="10992"/>
-          <w:tab w:val="left" w:pos="11908"/>
-          <w:tab w:val="left" w:pos="12824"/>
-          <w:tab w:val="left" w:pos="13740"/>
-          <w:tab w:val="left" w:pos="14656"/>
-        </w:tabs>
-        <w:spacing w:after="0" w:line="240" w:lineRule="auto"/>
-        <w:rPr>
-          <w:rFonts w:ascii="Courier New" w:eastAsia="Times New Roman" w:hAnsi="Courier New" w:cs="Courier New"/>
-          <w:lang w:eastAsia="en-IN"/>
-        </w:rPr>
-      </w:pPr>
-    </w:p>
-    <w:p>
-      <w:pPr>
-        <w:tabs>
-          <w:tab w:val="left" w:pos="916"/>
-          <w:tab w:val="left" w:pos="1832"/>
-          <w:tab w:val="left" w:pos="2748"/>
-          <w:tab w:val="left" w:pos="3664"/>
-          <w:tab w:val="left" w:pos="4580"/>
-          <w:tab w:val="left" w:pos="5496"/>
-          <w:tab w:val="left" w:pos="6412"/>
-          <w:tab w:val="left" w:pos="7328"/>
-          <w:tab w:val="left" w:pos="8244"/>
-          <w:tab w:val="left" w:pos="9160"/>
-          <w:tab w:val="left" w:pos="10076"/>
-          <w:tab w:val="left" w:pos="10992"/>
-          <w:tab w:val="left" w:pos="11908"/>
-          <w:tab w:val="left" w:pos="12824"/>
-          <w:tab w:val="left" w:pos="13740"/>
-          <w:tab w:val="left" w:pos="14656"/>
-        </w:tabs>
-        <w:spacing w:after="0" w:line="240" w:lineRule="auto"/>
-        <w:rPr>
-          <w:rFonts w:ascii="Courier New" w:eastAsia="Times New Roman" w:hAnsi="Courier New" w:cs="Courier New"/>
-          <w:lang w:eastAsia="en-IN"/>
-        </w:rPr>
-      </w:pPr>
-      <w:r>
-        <w:rPr>
-          <w:rFonts w:ascii="Courier New" w:eastAsia="Times New Roman" w:hAnsi="Courier New" w:cs="Courier New"/>
-          <w:lang w:eastAsia="en-IN"/>
-        </w:rPr>
-        <w:t>No Session Stored</w:t>
-      </w:r>
-    </w:p>
-    <w:p>
-      <w:pPr>
-        <w:tabs>
-          <w:tab w:val="left" w:pos="916"/>
-          <w:tab w:val="left" w:pos="1832"/>
-          <w:tab w:val="left" w:pos="2748"/>
-          <w:tab w:val="left" w:pos="3664"/>
-          <w:tab w:val="left" w:pos="4580"/>
-          <w:tab w:val="left" w:pos="5496"/>
-          <w:tab w:val="left" w:pos="6412"/>
-          <w:tab w:val="left" w:pos="7328"/>
-          <w:tab w:val="left" w:pos="8244"/>
-          <w:tab w:val="left" w:pos="9160"/>
-          <w:tab w:val="left" w:pos="10076"/>
-          <w:tab w:val="left" w:pos="10992"/>
-          <w:tab w:val="left" w:pos="11908"/>
-          <w:tab w:val="left" w:pos="12824"/>
-          <w:tab w:val="left" w:pos="13740"/>
-          <w:tab w:val="left" w:pos="14656"/>
-        </w:tabs>
-        <w:spacing w:after="0" w:line="240" w:lineRule="auto"/>
-        <w:rPr>
-          <w:rFonts w:ascii="Courier New" w:eastAsia="Times New Roman" w:hAnsi="Courier New" w:cs="Courier New"/>
-          <w:lang w:eastAsia="en-IN"/>
-        </w:rPr>
-      </w:pPr>
-    </w:p>
-    <w:p>
-      <w:pPr>
-        <w:tabs>
-          <w:tab w:val="left" w:pos="916"/>
-          <w:tab w:val="left" w:pos="1832"/>
-          <w:tab w:val="left" w:pos="2748"/>
-          <w:tab w:val="left" w:pos="3664"/>
-          <w:tab w:val="left" w:pos="4580"/>
-          <w:tab w:val="left" w:pos="5496"/>
-          <w:tab w:val="left" w:pos="6412"/>
-          <w:tab w:val="left" w:pos="7328"/>
-          <w:tab w:val="left" w:pos="8244"/>
-          <w:tab w:val="left" w:pos="9160"/>
-          <w:tab w:val="left" w:pos="10076"/>
-          <w:tab w:val="left" w:pos="10992"/>
-          <w:tab w:val="left" w:pos="11908"/>
-          <w:tab w:val="left" w:pos="12824"/>
-          <w:tab w:val="left" w:pos="13740"/>
-          <w:tab w:val="left" w:pos="14656"/>
-        </w:tabs>
-        <w:spacing w:after="0" w:line="240" w:lineRule="auto"/>
-        <w:rPr>
-          <w:rFonts w:ascii="Courier New" w:eastAsia="Times New Roman" w:hAnsi="Courier New" w:cs="Courier New"/>
-          <w:lang w:eastAsia="en-IN"/>
-        </w:rPr>
-      </w:pPr>
-      <w:r>
-        <w:rPr>
-          <w:rFonts w:ascii="Courier New" w:eastAsia="Times New Roman" w:hAnsi="Courier New" w:cs="Courier New"/>
-          <w:lang w:eastAsia="en-IN"/>
-        </w:rPr>
-        <w:lastRenderedPageBreak/>
-        <w:t>Forget</w:t>
-      </w:r>
-    </w:p>
-    <w:p>
-      <w:pPr>
-        <w:spacing w:before="100" w:beforeAutospacing="1" w:after="100" w:afterAutospacing="1" w:line="240" w:lineRule="auto"/>
-        <w:rPr>
-          <w:rFonts w:ascii="Times New Roman" w:eastAsia="Times New Roman" w:hAnsi="Times New Roman" w:cs="Times New Roman"/>
-          <w:lang w:eastAsia="en-IN"/>
-        </w:rPr>
-      </w:pPr>
-      <w:r>
-        <w:rPr>
-          <w:rFonts w:ascii="Times New Roman" w:eastAsia="Times New Roman" w:hAnsi="Times New Roman" w:cs="Times New Roman"/>
-          <w:lang w:eastAsia="en-IN"/>
-        </w:rPr>
-        <w:t xml:space="preserve">The </w:t>
-      </w:r>
-      <w:r>
-        <w:rPr>
-          <w:rFonts w:ascii="Times New Roman" w:eastAsia="Times New Roman" w:hAnsi="Times New Roman" w:cs="Times New Roman"/>
-          <w:b/>
-          <w:bCs/>
-          <w:lang w:eastAsia="en-IN"/>
-        </w:rPr>
-        <w:t>browser stores the token</w:t>
-      </w:r>
-      <w:r>
-        <w:rPr>
-          <w:rFonts w:ascii="Times New Roman" w:eastAsia="Times New Roman" w:hAnsi="Times New Roman" w:cs="Times New Roman"/>
-          <w:lang w:eastAsia="en-IN"/>
-        </w:rPr>
-        <w:t xml:space="preserve">, and the </w:t>
-      </w:r>
-      <w:r>
-        <w:rPr>
-          <w:rFonts w:ascii="Times New Roman" w:eastAsia="Times New Roman" w:hAnsi="Times New Roman" w:cs="Times New Roman"/>
-          <w:b/>
-          <w:bCs/>
-          <w:lang w:eastAsia="en-IN"/>
-        </w:rPr>
-        <w:t>server stores nothing about the user's session</w:t>
-      </w:r>
-      <w:r>
-        <w:rPr>
-          <w:rFonts w:ascii="Times New Roman" w:eastAsia="Times New Roman" w:hAnsi="Times New Roman" w:cs="Times New Roman"/>
-          <w:lang w:eastAsia="en-IN"/>
-        </w:rPr>
-        <w:t>.</w:t>
-      </w:r>
+        <w:rPr>
+          <w:rFonts w:ascii="Times New Roman" w:eastAsia="Times New Roman" w:hAnsi="Times New Roman" w:cs="Times New Roman"/>
+          <w:lang w:eastAsia="en-IN"/>
+        </w:rPr>
+      </w:pPr>
+    </w:p>
+    <w:p>
+      <w:pPr>
+        <w:spacing w:beforeAutospacing="1" w:after="100" w:afterAutospacing="1" w:line="240" w:lineRule="auto"/>
+        <w:rPr>
+          <w:rFonts w:ascii="Times New Roman" w:eastAsia="Times New Roman" w:hAnsi="Times New Roman" w:cs="Times New Roman"/>
+          <w:lang w:eastAsia="en-IN"/>
+        </w:rPr>
+      </w:pPr>
     </w:p>
     <w:p>
       <w:pPr>
@@ -16736,1082 +17793,40 @@
       </w:r>
     </w:p>
     <w:p>
-      <w:pPr>
-        <w:spacing w:before="100" w:beforeAutospacing="1" w:after="100" w:afterAutospacing="1" w:line="240" w:lineRule="auto"/>
-        <w:outlineLvl w:val="0"/>
-        <w:rPr>
-          <w:rFonts w:ascii="Times New Roman" w:eastAsia="Times New Roman" w:hAnsi="Times New Roman" w:cs="Times New Roman"/>
-          <w:b/>
-          <w:bCs/>
-          <w:kern w:val="36"/>
-          <w:lang w:eastAsia="en-IN"/>
-        </w:rPr>
-      </w:pPr>
-      <w:r>
-        <w:rPr>
-          <w:rFonts w:ascii="Times New Roman" w:eastAsia="Times New Roman" w:hAnsi="Times New Roman" w:cs="Times New Roman"/>
-          <w:b/>
-          <w:bCs/>
-          <w:kern w:val="36"/>
-          <w:lang w:eastAsia="en-IN"/>
-        </w:rPr>
-        <w:t>One-line Interview Difference</w:t>
-      </w:r>
-    </w:p>
-    <w:p>
-      <w:pPr>
-        <w:tabs>
-          <w:tab w:val="left" w:pos="916"/>
-          <w:tab w:val="left" w:pos="1832"/>
-          <w:tab w:val="left" w:pos="2748"/>
-          <w:tab w:val="left" w:pos="3664"/>
-          <w:tab w:val="left" w:pos="4580"/>
-          <w:tab w:val="left" w:pos="5496"/>
-          <w:tab w:val="left" w:pos="6412"/>
-          <w:tab w:val="left" w:pos="7328"/>
-          <w:tab w:val="left" w:pos="8244"/>
-          <w:tab w:val="left" w:pos="9160"/>
-          <w:tab w:val="left" w:pos="10076"/>
-          <w:tab w:val="left" w:pos="10992"/>
-          <w:tab w:val="left" w:pos="11908"/>
-          <w:tab w:val="left" w:pos="12824"/>
-          <w:tab w:val="left" w:pos="13740"/>
-          <w:tab w:val="left" w:pos="14656"/>
-        </w:tabs>
-        <w:spacing w:after="0" w:line="240" w:lineRule="auto"/>
-        <w:rPr>
-          <w:rFonts w:ascii="Courier New" w:eastAsia="Times New Roman" w:hAnsi="Courier New" w:cs="Courier New"/>
-          <w:lang w:eastAsia="en-IN"/>
-        </w:rPr>
-      </w:pPr>
-      <w:r>
-        <w:rPr>
-          <w:rFonts w:ascii="Courier New" w:eastAsia="Times New Roman" w:hAnsi="Courier New" w:cs="Courier New"/>
-          <w:lang w:eastAsia="en-IN"/>
-        </w:rPr>
-        <w:t>STATEFUL</w:t>
-      </w:r>
-    </w:p>
-    <w:p>
-      <w:pPr>
-        <w:tabs>
-          <w:tab w:val="left" w:pos="916"/>
-          <w:tab w:val="left" w:pos="1832"/>
-          <w:tab w:val="left" w:pos="2748"/>
-          <w:tab w:val="left" w:pos="3664"/>
-          <w:tab w:val="left" w:pos="4580"/>
-          <w:tab w:val="left" w:pos="5496"/>
-          <w:tab w:val="left" w:pos="6412"/>
-          <w:tab w:val="left" w:pos="7328"/>
-          <w:tab w:val="left" w:pos="8244"/>
-          <w:tab w:val="left" w:pos="9160"/>
-          <w:tab w:val="left" w:pos="10076"/>
-          <w:tab w:val="left" w:pos="10992"/>
-          <w:tab w:val="left" w:pos="11908"/>
-          <w:tab w:val="left" w:pos="12824"/>
-          <w:tab w:val="left" w:pos="13740"/>
-          <w:tab w:val="left" w:pos="14656"/>
-        </w:tabs>
-        <w:spacing w:after="0" w:line="240" w:lineRule="auto"/>
-        <w:rPr>
-          <w:rFonts w:ascii="Courier New" w:eastAsia="Times New Roman" w:hAnsi="Courier New" w:cs="Courier New"/>
-          <w:lang w:eastAsia="en-IN"/>
-        </w:rPr>
-      </w:pPr>
-    </w:p>
-    <w:p>
-      <w:pPr>
-        <w:tabs>
-          <w:tab w:val="left" w:pos="916"/>
-          <w:tab w:val="left" w:pos="1832"/>
-          <w:tab w:val="left" w:pos="2748"/>
-          <w:tab w:val="left" w:pos="3664"/>
-          <w:tab w:val="left" w:pos="4580"/>
-          <w:tab w:val="left" w:pos="5496"/>
-          <w:tab w:val="left" w:pos="6412"/>
-          <w:tab w:val="left" w:pos="7328"/>
-          <w:tab w:val="left" w:pos="8244"/>
-          <w:tab w:val="left" w:pos="9160"/>
-          <w:tab w:val="left" w:pos="10076"/>
-          <w:tab w:val="left" w:pos="10992"/>
-          <w:tab w:val="left" w:pos="11908"/>
-          <w:tab w:val="left" w:pos="12824"/>
-          <w:tab w:val="left" w:pos="13740"/>
-          <w:tab w:val="left" w:pos="14656"/>
-        </w:tabs>
-        <w:spacing w:after="0" w:line="240" w:lineRule="auto"/>
-        <w:rPr>
-          <w:rFonts w:ascii="Courier New" w:eastAsia="Times New Roman" w:hAnsi="Courier New" w:cs="Courier New"/>
-          <w:lang w:eastAsia="en-IN"/>
-        </w:rPr>
-      </w:pPr>
-      <w:r>
-        <w:rPr>
-          <w:rFonts w:ascii="Courier New" w:eastAsia="Times New Roman" w:hAnsi="Courier New" w:cs="Courier New"/>
-          <w:lang w:eastAsia="en-IN"/>
-        </w:rPr>
-        <w:t>Browser stores:</w:t>
-      </w:r>
-    </w:p>
-    <w:p>
-      <w:pPr>
-        <w:tabs>
-          <w:tab w:val="left" w:pos="916"/>
-          <w:tab w:val="left" w:pos="1832"/>
-          <w:tab w:val="left" w:pos="2748"/>
-          <w:tab w:val="left" w:pos="3664"/>
-          <w:tab w:val="left" w:pos="4580"/>
-          <w:tab w:val="left" w:pos="5496"/>
-          <w:tab w:val="left" w:pos="6412"/>
-          <w:tab w:val="left" w:pos="7328"/>
-          <w:tab w:val="left" w:pos="8244"/>
-          <w:tab w:val="left" w:pos="9160"/>
-          <w:tab w:val="left" w:pos="10076"/>
-          <w:tab w:val="left" w:pos="10992"/>
-          <w:tab w:val="left" w:pos="11908"/>
-          <w:tab w:val="left" w:pos="12824"/>
-          <w:tab w:val="left" w:pos="13740"/>
-          <w:tab w:val="left" w:pos="14656"/>
-        </w:tabs>
-        <w:spacing w:after="0" w:line="240" w:lineRule="auto"/>
-        <w:rPr>
-          <w:rFonts w:ascii="Courier New" w:eastAsia="Times New Roman" w:hAnsi="Courier New" w:cs="Courier New"/>
-          <w:lang w:eastAsia="en-IN"/>
-        </w:rPr>
-      </w:pPr>
-      <w:r>
-        <w:rPr>
-          <w:rFonts w:ascii="MS Gothic" w:eastAsia="MS Gothic" w:hAnsi="MS Gothic" w:cs="MS Gothic" w:hint="eastAsia"/>
-          <w:lang w:eastAsia="en-IN"/>
-        </w:rPr>
-        <w:t>✓</w:t>
-      </w:r>
-      <w:r>
-        <w:rPr>
-          <w:rFonts w:ascii="Courier New" w:eastAsia="Times New Roman" w:hAnsi="Courier New" w:cs="Courier New"/>
-          <w:lang w:eastAsia="en-IN"/>
-        </w:rPr>
-        <w:t xml:space="preserve"> Session Cookie</w:t>
-      </w:r>
-    </w:p>
-    <w:p>
-      <w:pPr>
-        <w:tabs>
-          <w:tab w:val="left" w:pos="916"/>
-          <w:tab w:val="left" w:pos="1832"/>
-          <w:tab w:val="left" w:pos="2748"/>
-          <w:tab w:val="left" w:pos="3664"/>
-          <w:tab w:val="left" w:pos="4580"/>
-          <w:tab w:val="left" w:pos="5496"/>
-          <w:tab w:val="left" w:pos="6412"/>
-          <w:tab w:val="left" w:pos="7328"/>
-          <w:tab w:val="left" w:pos="8244"/>
-          <w:tab w:val="left" w:pos="9160"/>
-          <w:tab w:val="left" w:pos="10076"/>
-          <w:tab w:val="left" w:pos="10992"/>
-          <w:tab w:val="left" w:pos="11908"/>
-          <w:tab w:val="left" w:pos="12824"/>
-          <w:tab w:val="left" w:pos="13740"/>
-          <w:tab w:val="left" w:pos="14656"/>
-        </w:tabs>
-        <w:spacing w:after="0" w:line="240" w:lineRule="auto"/>
-        <w:rPr>
-          <w:rFonts w:ascii="Courier New" w:eastAsia="Times New Roman" w:hAnsi="Courier New" w:cs="Courier New"/>
-          <w:lang w:eastAsia="en-IN"/>
-        </w:rPr>
-      </w:pPr>
-    </w:p>
-    <w:p>
-      <w:pPr>
-        <w:tabs>
-          <w:tab w:val="left" w:pos="916"/>
-          <w:tab w:val="left" w:pos="1832"/>
-          <w:tab w:val="left" w:pos="2748"/>
-          <w:tab w:val="left" w:pos="3664"/>
-          <w:tab w:val="left" w:pos="4580"/>
-          <w:tab w:val="left" w:pos="5496"/>
-          <w:tab w:val="left" w:pos="6412"/>
-          <w:tab w:val="left" w:pos="7328"/>
-          <w:tab w:val="left" w:pos="8244"/>
-          <w:tab w:val="left" w:pos="9160"/>
-          <w:tab w:val="left" w:pos="10076"/>
-          <w:tab w:val="left" w:pos="10992"/>
-          <w:tab w:val="left" w:pos="11908"/>
-          <w:tab w:val="left" w:pos="12824"/>
-          <w:tab w:val="left" w:pos="13740"/>
-          <w:tab w:val="left" w:pos="14656"/>
-        </w:tabs>
-        <w:spacing w:after="0" w:line="240" w:lineRule="auto"/>
-        <w:rPr>
-          <w:rFonts w:ascii="Courier New" w:eastAsia="Times New Roman" w:hAnsi="Courier New" w:cs="Courier New"/>
-          <w:lang w:eastAsia="en-IN"/>
-        </w:rPr>
-      </w:pPr>
-      <w:r>
-        <w:rPr>
-          <w:rFonts w:ascii="Courier New" w:eastAsia="Times New Roman" w:hAnsi="Courier New" w:cs="Courier New"/>
-          <w:lang w:eastAsia="en-IN"/>
-        </w:rPr>
-        <w:t>Server stores:</w:t>
-      </w:r>
-    </w:p>
-    <w:p>
-      <w:pPr>
-        <w:tabs>
-          <w:tab w:val="left" w:pos="916"/>
-          <w:tab w:val="left" w:pos="1832"/>
-          <w:tab w:val="left" w:pos="2748"/>
-          <w:tab w:val="left" w:pos="3664"/>
-          <w:tab w:val="left" w:pos="4580"/>
-          <w:tab w:val="left" w:pos="5496"/>
-          <w:tab w:val="left" w:pos="6412"/>
-          <w:tab w:val="left" w:pos="7328"/>
-          <w:tab w:val="left" w:pos="8244"/>
-          <w:tab w:val="left" w:pos="9160"/>
-          <w:tab w:val="left" w:pos="10076"/>
-          <w:tab w:val="left" w:pos="10992"/>
-          <w:tab w:val="left" w:pos="11908"/>
-          <w:tab w:val="left" w:pos="12824"/>
-          <w:tab w:val="left" w:pos="13740"/>
-          <w:tab w:val="left" w:pos="14656"/>
-        </w:tabs>
-        <w:spacing w:after="0" w:line="240" w:lineRule="auto"/>
-        <w:rPr>
-          <w:rFonts w:ascii="Courier New" w:eastAsia="Times New Roman" w:hAnsi="Courier New" w:cs="Courier New"/>
-          <w:lang w:eastAsia="en-IN"/>
-        </w:rPr>
-      </w:pPr>
-      <w:r>
-        <w:rPr>
-          <w:rFonts w:ascii="MS Gothic" w:eastAsia="MS Gothic" w:hAnsi="MS Gothic" w:cs="MS Gothic" w:hint="eastAsia"/>
-          <w:lang w:eastAsia="en-IN"/>
-        </w:rPr>
-        <w:t>✓</w:t>
-      </w:r>
-      <w:r>
-        <w:rPr>
-          <w:rFonts w:ascii="Courier New" w:eastAsia="Times New Roman" w:hAnsi="Courier New" w:cs="Courier New"/>
-          <w:lang w:eastAsia="en-IN"/>
-        </w:rPr>
-        <w:t xml:space="preserve"> Session Data (RAM)</w:t>
-      </w:r>
-    </w:p>
-    <w:p>
-      <w:pPr>
-        <w:tabs>
-          <w:tab w:val="left" w:pos="916"/>
-          <w:tab w:val="left" w:pos="1832"/>
-          <w:tab w:val="left" w:pos="2748"/>
-          <w:tab w:val="left" w:pos="3664"/>
-          <w:tab w:val="left" w:pos="4580"/>
-          <w:tab w:val="left" w:pos="5496"/>
-          <w:tab w:val="left" w:pos="6412"/>
-          <w:tab w:val="left" w:pos="7328"/>
-          <w:tab w:val="left" w:pos="8244"/>
-          <w:tab w:val="left" w:pos="9160"/>
-          <w:tab w:val="left" w:pos="10076"/>
-          <w:tab w:val="left" w:pos="10992"/>
-          <w:tab w:val="left" w:pos="11908"/>
-          <w:tab w:val="left" w:pos="12824"/>
-          <w:tab w:val="left" w:pos="13740"/>
-          <w:tab w:val="left" w:pos="14656"/>
-        </w:tabs>
-        <w:spacing w:after="0" w:line="240" w:lineRule="auto"/>
-        <w:rPr>
-          <w:rFonts w:ascii="Courier New" w:eastAsia="Times New Roman" w:hAnsi="Courier New" w:cs="Courier New"/>
-          <w:lang w:eastAsia="en-IN"/>
-        </w:rPr>
-      </w:pPr>
-    </w:p>
-    <w:p>
-      <w:pPr>
-        <w:tabs>
-          <w:tab w:val="left" w:pos="916"/>
-          <w:tab w:val="left" w:pos="1832"/>
-          <w:tab w:val="left" w:pos="2748"/>
-          <w:tab w:val="left" w:pos="3664"/>
-          <w:tab w:val="left" w:pos="4580"/>
-          <w:tab w:val="left" w:pos="5496"/>
-          <w:tab w:val="left" w:pos="6412"/>
-          <w:tab w:val="left" w:pos="7328"/>
-          <w:tab w:val="left" w:pos="8244"/>
-          <w:tab w:val="left" w:pos="9160"/>
-          <w:tab w:val="left" w:pos="10076"/>
-          <w:tab w:val="left" w:pos="10992"/>
-          <w:tab w:val="left" w:pos="11908"/>
-          <w:tab w:val="left" w:pos="12824"/>
-          <w:tab w:val="left" w:pos="13740"/>
-          <w:tab w:val="left" w:pos="14656"/>
-        </w:tabs>
-        <w:spacing w:after="0" w:line="240" w:lineRule="auto"/>
-        <w:rPr>
-          <w:rFonts w:ascii="Courier New" w:eastAsia="Times New Roman" w:hAnsi="Courier New" w:cs="Courier New"/>
-          <w:lang w:eastAsia="en-IN"/>
-        </w:rPr>
-      </w:pPr>
-      <w:r>
-        <w:rPr>
-          <w:rFonts w:ascii="Courier New" w:eastAsia="Times New Roman" w:hAnsi="Courier New" w:cs="Courier New"/>
-          <w:lang w:eastAsia="en-IN"/>
-        </w:rPr>
-        <w:t>----------------------------</w:t>
-      </w:r>
-    </w:p>
-    <w:p>
-      <w:pPr>
-        <w:tabs>
-          <w:tab w:val="left" w:pos="916"/>
-          <w:tab w:val="left" w:pos="1832"/>
-          <w:tab w:val="left" w:pos="2748"/>
-          <w:tab w:val="left" w:pos="3664"/>
-          <w:tab w:val="left" w:pos="4580"/>
-          <w:tab w:val="left" w:pos="5496"/>
-          <w:tab w:val="left" w:pos="6412"/>
-          <w:tab w:val="left" w:pos="7328"/>
-          <w:tab w:val="left" w:pos="8244"/>
-          <w:tab w:val="left" w:pos="9160"/>
-          <w:tab w:val="left" w:pos="10076"/>
-          <w:tab w:val="left" w:pos="10992"/>
-          <w:tab w:val="left" w:pos="11908"/>
-          <w:tab w:val="left" w:pos="12824"/>
-          <w:tab w:val="left" w:pos="13740"/>
-          <w:tab w:val="left" w:pos="14656"/>
-        </w:tabs>
-        <w:spacing w:after="0" w:line="240" w:lineRule="auto"/>
-        <w:rPr>
-          <w:rFonts w:ascii="Courier New" w:eastAsia="Times New Roman" w:hAnsi="Courier New" w:cs="Courier New"/>
-          <w:lang w:eastAsia="en-IN"/>
-        </w:rPr>
-      </w:pPr>
-    </w:p>
-    <w:p>
-      <w:pPr>
-        <w:tabs>
-          <w:tab w:val="left" w:pos="916"/>
-          <w:tab w:val="left" w:pos="1832"/>
-          <w:tab w:val="left" w:pos="2748"/>
-          <w:tab w:val="left" w:pos="3664"/>
-          <w:tab w:val="left" w:pos="4580"/>
-          <w:tab w:val="left" w:pos="5496"/>
-          <w:tab w:val="left" w:pos="6412"/>
-          <w:tab w:val="left" w:pos="7328"/>
-          <w:tab w:val="left" w:pos="8244"/>
-          <w:tab w:val="left" w:pos="9160"/>
-          <w:tab w:val="left" w:pos="10076"/>
-          <w:tab w:val="left" w:pos="10992"/>
-          <w:tab w:val="left" w:pos="11908"/>
-          <w:tab w:val="left" w:pos="12824"/>
-          <w:tab w:val="left" w:pos="13740"/>
-          <w:tab w:val="left" w:pos="14656"/>
-        </w:tabs>
-        <w:spacing w:after="0" w:line="240" w:lineRule="auto"/>
-        <w:rPr>
-          <w:rFonts w:ascii="Courier New" w:eastAsia="Times New Roman" w:hAnsi="Courier New" w:cs="Courier New"/>
-          <w:lang w:eastAsia="en-IN"/>
-        </w:rPr>
-      </w:pPr>
-      <w:r>
-        <w:rPr>
-          <w:rFonts w:ascii="Courier New" w:eastAsia="Times New Roman" w:hAnsi="Courier New" w:cs="Courier New"/>
-          <w:lang w:eastAsia="en-IN"/>
-        </w:rPr>
-        <w:t>STATELESS</w:t>
-      </w:r>
-    </w:p>
-    <w:p>
-      <w:pPr>
-        <w:tabs>
-          <w:tab w:val="left" w:pos="916"/>
-          <w:tab w:val="left" w:pos="1832"/>
-          <w:tab w:val="left" w:pos="2748"/>
-          <w:tab w:val="left" w:pos="3664"/>
-          <w:tab w:val="left" w:pos="4580"/>
-          <w:tab w:val="left" w:pos="5496"/>
-          <w:tab w:val="left" w:pos="6412"/>
-          <w:tab w:val="left" w:pos="7328"/>
-          <w:tab w:val="left" w:pos="8244"/>
-          <w:tab w:val="left" w:pos="9160"/>
-          <w:tab w:val="left" w:pos="10076"/>
-          <w:tab w:val="left" w:pos="10992"/>
-          <w:tab w:val="left" w:pos="11908"/>
-          <w:tab w:val="left" w:pos="12824"/>
-          <w:tab w:val="left" w:pos="13740"/>
-          <w:tab w:val="left" w:pos="14656"/>
-        </w:tabs>
-        <w:spacing w:after="0" w:line="240" w:lineRule="auto"/>
-        <w:rPr>
-          <w:rFonts w:ascii="Courier New" w:eastAsia="Times New Roman" w:hAnsi="Courier New" w:cs="Courier New"/>
-          <w:lang w:eastAsia="en-IN"/>
-        </w:rPr>
-      </w:pPr>
-    </w:p>
-    <w:p>
-      <w:pPr>
-        <w:tabs>
-          <w:tab w:val="left" w:pos="916"/>
-          <w:tab w:val="left" w:pos="1832"/>
-          <w:tab w:val="left" w:pos="2748"/>
-          <w:tab w:val="left" w:pos="3664"/>
-          <w:tab w:val="left" w:pos="4580"/>
-          <w:tab w:val="left" w:pos="5496"/>
-          <w:tab w:val="left" w:pos="6412"/>
-          <w:tab w:val="left" w:pos="7328"/>
-          <w:tab w:val="left" w:pos="8244"/>
-          <w:tab w:val="left" w:pos="9160"/>
-          <w:tab w:val="left" w:pos="10076"/>
-          <w:tab w:val="left" w:pos="10992"/>
-          <w:tab w:val="left" w:pos="11908"/>
-          <w:tab w:val="left" w:pos="12824"/>
-          <w:tab w:val="left" w:pos="13740"/>
-          <w:tab w:val="left" w:pos="14656"/>
-        </w:tabs>
-        <w:spacing w:after="0" w:line="240" w:lineRule="auto"/>
-        <w:rPr>
-          <w:rFonts w:ascii="Courier New" w:eastAsia="Times New Roman" w:hAnsi="Courier New" w:cs="Courier New"/>
-          <w:lang w:eastAsia="en-IN"/>
-        </w:rPr>
-      </w:pPr>
-      <w:r>
-        <w:rPr>
-          <w:rFonts w:ascii="Courier New" w:eastAsia="Times New Roman" w:hAnsi="Courier New" w:cs="Courier New"/>
-          <w:lang w:eastAsia="en-IN"/>
-        </w:rPr>
-        <w:t>Browser stores:</w:t>
-      </w:r>
-    </w:p>
-    <w:p>
-      <w:pPr>
-        <w:tabs>
-          <w:tab w:val="left" w:pos="916"/>
-          <w:tab w:val="left" w:pos="1832"/>
-          <w:tab w:val="left" w:pos="2748"/>
-          <w:tab w:val="left" w:pos="3664"/>
-          <w:tab w:val="left" w:pos="4580"/>
-          <w:tab w:val="left" w:pos="5496"/>
-          <w:tab w:val="left" w:pos="6412"/>
-          <w:tab w:val="left" w:pos="7328"/>
-          <w:tab w:val="left" w:pos="8244"/>
-          <w:tab w:val="left" w:pos="9160"/>
-          <w:tab w:val="left" w:pos="10076"/>
-          <w:tab w:val="left" w:pos="10992"/>
-          <w:tab w:val="left" w:pos="11908"/>
-          <w:tab w:val="left" w:pos="12824"/>
-          <w:tab w:val="left" w:pos="13740"/>
-          <w:tab w:val="left" w:pos="14656"/>
-        </w:tabs>
-        <w:spacing w:after="0" w:line="240" w:lineRule="auto"/>
-        <w:rPr>
-          <w:rFonts w:ascii="Courier New" w:eastAsia="Times New Roman" w:hAnsi="Courier New" w:cs="Courier New"/>
-          <w:lang w:eastAsia="en-IN"/>
-        </w:rPr>
-      </w:pPr>
-      <w:r>
-        <w:rPr>
-          <w:rFonts w:ascii="MS Gothic" w:eastAsia="MS Gothic" w:hAnsi="MS Gothic" w:cs="MS Gothic" w:hint="eastAsia"/>
-          <w:lang w:eastAsia="en-IN"/>
-        </w:rPr>
-        <w:t>✓</w:t>
-      </w:r>
-      <w:r>
-        <w:rPr>
-          <w:rFonts w:ascii="Courier New" w:eastAsia="Times New Roman" w:hAnsi="Courier New" w:cs="Courier New"/>
-          <w:lang w:eastAsia="en-IN"/>
-        </w:rPr>
-        <w:t xml:space="preserve"> JWT Token</w:t>
-      </w:r>
-    </w:p>
-    <w:p>
-      <w:pPr>
-        <w:tabs>
-          <w:tab w:val="left" w:pos="916"/>
-          <w:tab w:val="left" w:pos="1832"/>
-          <w:tab w:val="left" w:pos="2748"/>
-          <w:tab w:val="left" w:pos="3664"/>
-          <w:tab w:val="left" w:pos="4580"/>
-          <w:tab w:val="left" w:pos="5496"/>
-          <w:tab w:val="left" w:pos="6412"/>
-          <w:tab w:val="left" w:pos="7328"/>
-          <w:tab w:val="left" w:pos="8244"/>
-          <w:tab w:val="left" w:pos="9160"/>
-          <w:tab w:val="left" w:pos="10076"/>
-          <w:tab w:val="left" w:pos="10992"/>
-          <w:tab w:val="left" w:pos="11908"/>
-          <w:tab w:val="left" w:pos="12824"/>
-          <w:tab w:val="left" w:pos="13740"/>
-          <w:tab w:val="left" w:pos="14656"/>
-        </w:tabs>
-        <w:spacing w:after="0" w:line="240" w:lineRule="auto"/>
-        <w:rPr>
-          <w:rFonts w:ascii="Courier New" w:eastAsia="Times New Roman" w:hAnsi="Courier New" w:cs="Courier New"/>
-          <w:lang w:eastAsia="en-IN"/>
-        </w:rPr>
-      </w:pPr>
-    </w:p>
-    <w:p>
-      <w:pPr>
-        <w:tabs>
-          <w:tab w:val="left" w:pos="916"/>
-          <w:tab w:val="left" w:pos="1832"/>
-          <w:tab w:val="left" w:pos="2748"/>
-          <w:tab w:val="left" w:pos="3664"/>
-          <w:tab w:val="left" w:pos="4580"/>
-          <w:tab w:val="left" w:pos="5496"/>
-          <w:tab w:val="left" w:pos="6412"/>
-          <w:tab w:val="left" w:pos="7328"/>
-          <w:tab w:val="left" w:pos="8244"/>
-          <w:tab w:val="left" w:pos="9160"/>
-          <w:tab w:val="left" w:pos="10076"/>
-          <w:tab w:val="left" w:pos="10992"/>
-          <w:tab w:val="left" w:pos="11908"/>
-          <w:tab w:val="left" w:pos="12824"/>
-          <w:tab w:val="left" w:pos="13740"/>
-          <w:tab w:val="left" w:pos="14656"/>
-        </w:tabs>
-        <w:spacing w:after="0" w:line="240" w:lineRule="auto"/>
-        <w:rPr>
-          <w:rFonts w:ascii="Courier New" w:eastAsia="Times New Roman" w:hAnsi="Courier New" w:cs="Courier New"/>
-          <w:lang w:eastAsia="en-IN"/>
-        </w:rPr>
-      </w:pPr>
-      <w:r>
-        <w:rPr>
-          <w:rFonts w:ascii="Courier New" w:eastAsia="Times New Roman" w:hAnsi="Courier New" w:cs="Courier New"/>
-          <w:lang w:eastAsia="en-IN"/>
-        </w:rPr>
-        <w:t>Server stores:</w:t>
-      </w:r>
-    </w:p>
-    <w:p>
-      <w:pPr>
-        <w:tabs>
-          <w:tab w:val="left" w:pos="916"/>
-          <w:tab w:val="left" w:pos="1832"/>
-          <w:tab w:val="left" w:pos="2748"/>
-          <w:tab w:val="left" w:pos="3664"/>
-          <w:tab w:val="left" w:pos="4580"/>
-          <w:tab w:val="left" w:pos="5496"/>
-          <w:tab w:val="left" w:pos="6412"/>
-          <w:tab w:val="left" w:pos="7328"/>
-          <w:tab w:val="left" w:pos="8244"/>
-          <w:tab w:val="left" w:pos="9160"/>
-          <w:tab w:val="left" w:pos="10076"/>
-          <w:tab w:val="left" w:pos="10992"/>
-          <w:tab w:val="left" w:pos="11908"/>
-          <w:tab w:val="left" w:pos="12824"/>
-          <w:tab w:val="left" w:pos="13740"/>
-          <w:tab w:val="left" w:pos="14656"/>
-        </w:tabs>
-        <w:spacing w:after="0" w:line="240" w:lineRule="auto"/>
-        <w:rPr>
-          <w:rFonts w:ascii="Courier New" w:eastAsia="Times New Roman" w:hAnsi="Courier New" w:cs="Courier New"/>
-          <w:lang w:eastAsia="en-IN"/>
-        </w:rPr>
-      </w:pPr>
-      <w:r>
-        <w:rPr>
-          <w:rFonts w:ascii="MS Gothic" w:eastAsia="MS Gothic" w:hAnsi="MS Gothic" w:cs="MS Gothic" w:hint="eastAsia"/>
-          <w:lang w:eastAsia="en-IN"/>
-        </w:rPr>
-        <w:t>✗</w:t>
-      </w:r>
-      <w:r>
-        <w:rPr>
-          <w:rFonts w:ascii="Courier New" w:eastAsia="Times New Roman" w:hAnsi="Courier New" w:cs="Courier New"/>
-          <w:lang w:eastAsia="en-IN"/>
-        </w:rPr>
-        <w:t xml:space="preserve"> Nothing</w:t>
-      </w:r>
-    </w:p>
-    <w:p>
-      <w:pPr>
-        <w:tabs>
-          <w:tab w:val="left" w:pos="916"/>
-          <w:tab w:val="left" w:pos="1832"/>
-          <w:tab w:val="left" w:pos="2748"/>
-          <w:tab w:val="left" w:pos="3664"/>
-          <w:tab w:val="left" w:pos="4580"/>
-          <w:tab w:val="left" w:pos="5496"/>
-          <w:tab w:val="left" w:pos="6412"/>
-          <w:tab w:val="left" w:pos="7328"/>
-          <w:tab w:val="left" w:pos="8244"/>
-          <w:tab w:val="left" w:pos="9160"/>
-          <w:tab w:val="left" w:pos="10076"/>
-          <w:tab w:val="left" w:pos="10992"/>
-          <w:tab w:val="left" w:pos="11908"/>
-          <w:tab w:val="left" w:pos="12824"/>
-          <w:tab w:val="left" w:pos="13740"/>
-          <w:tab w:val="left" w:pos="14656"/>
-        </w:tabs>
-        <w:spacing w:after="0" w:line="240" w:lineRule="auto"/>
-        <w:rPr>
-          <w:rFonts w:ascii="Courier New" w:eastAsia="Times New Roman" w:hAnsi="Courier New" w:cs="Courier New"/>
-          <w:lang w:eastAsia="en-IN"/>
-        </w:rPr>
-      </w:pPr>
-    </w:p>
-    <w:p>
-      <w:pPr>
-        <w:tabs>
-          <w:tab w:val="left" w:pos="916"/>
-          <w:tab w:val="left" w:pos="1832"/>
-          <w:tab w:val="left" w:pos="2748"/>
-          <w:tab w:val="left" w:pos="3664"/>
-          <w:tab w:val="left" w:pos="4580"/>
-          <w:tab w:val="left" w:pos="5496"/>
-          <w:tab w:val="left" w:pos="6412"/>
-          <w:tab w:val="left" w:pos="7328"/>
-          <w:tab w:val="left" w:pos="8244"/>
-          <w:tab w:val="left" w:pos="9160"/>
-          <w:tab w:val="left" w:pos="10076"/>
-          <w:tab w:val="left" w:pos="10992"/>
-          <w:tab w:val="left" w:pos="11908"/>
-          <w:tab w:val="left" w:pos="12824"/>
-          <w:tab w:val="left" w:pos="13740"/>
-          <w:tab w:val="left" w:pos="14656"/>
-        </w:tabs>
-        <w:spacing w:after="0" w:line="240" w:lineRule="auto"/>
-        <w:rPr>
-          <w:rFonts w:ascii="Courier New" w:eastAsia="Times New Roman" w:hAnsi="Courier New" w:cs="Courier New"/>
-          <w:lang w:eastAsia="en-IN"/>
-        </w:rPr>
-      </w:pPr>
-      <w:r>
-        <w:rPr>
-          <w:rFonts w:ascii="Courier New" w:eastAsia="Times New Roman" w:hAnsi="Courier New" w:cs="Courier New"/>
-          <w:lang w:eastAsia="en-IN"/>
-        </w:rPr>
-        <w:t>Every request carries the JWT.</w:t>
-      </w:r>
-    </w:p>
-    <w:p>
-      <w:pPr>
-        <w:spacing w:before="100" w:beforeAutospacing="1" w:after="100" w:afterAutospacing="1" w:line="240" w:lineRule="auto"/>
-        <w:outlineLvl w:val="1"/>
-        <w:rPr>
-          <w:rFonts w:ascii="Times New Roman" w:eastAsia="Times New Roman" w:hAnsi="Times New Roman" w:cs="Times New Roman"/>
-          <w:b/>
-          <w:bCs/>
-          <w:lang w:eastAsia="en-IN"/>
-        </w:rPr>
-      </w:pPr>
-      <w:r>
-        <w:rPr>
-          <w:rFonts w:ascii="Times New Roman" w:eastAsia="Times New Roman" w:hAnsi="Times New Roman" w:cs="Times New Roman"/>
-          <w:b/>
-          <w:bCs/>
-          <w:lang w:eastAsia="en-IN"/>
-        </w:rPr>
-        <w:t>Memory Trick</w:t>
-      </w:r>
-    </w:p>
-    <w:p>
-      <w:pPr>
-        <w:tabs>
-          <w:tab w:val="left" w:pos="916"/>
-          <w:tab w:val="left" w:pos="1832"/>
-          <w:tab w:val="left" w:pos="2748"/>
-          <w:tab w:val="left" w:pos="3664"/>
-          <w:tab w:val="left" w:pos="4580"/>
-          <w:tab w:val="left" w:pos="5496"/>
-          <w:tab w:val="left" w:pos="6412"/>
-          <w:tab w:val="left" w:pos="7328"/>
-          <w:tab w:val="left" w:pos="8244"/>
-          <w:tab w:val="left" w:pos="9160"/>
-          <w:tab w:val="left" w:pos="10076"/>
-          <w:tab w:val="left" w:pos="10992"/>
-          <w:tab w:val="left" w:pos="11908"/>
-          <w:tab w:val="left" w:pos="12824"/>
-          <w:tab w:val="left" w:pos="13740"/>
-          <w:tab w:val="left" w:pos="14656"/>
-        </w:tabs>
-        <w:spacing w:after="0" w:line="240" w:lineRule="auto"/>
-        <w:rPr>
-          <w:rFonts w:ascii="Courier New" w:eastAsia="Times New Roman" w:hAnsi="Courier New" w:cs="Courier New"/>
-          <w:lang w:eastAsia="en-IN"/>
-        </w:rPr>
-      </w:pPr>
+      <w:proofErr w:type="gramStart"/>
+      <w:r>
+        <w:rPr>
+          <w:highlight w:val="yellow"/>
+        </w:rPr>
+        <w:t>can</w:t>
+      </w:r>
+      <w:proofErr w:type="gramEnd"/>
+      <w:r>
+        <w:rPr>
+          <w:highlight w:val="yellow"/>
+        </w:rPr>
+        <w:t xml:space="preserve"> you explain again with key private and public key</w:t>
+      </w:r>
+    </w:p>
+    <w:p>
+      <w:r>
+        <w:t xml:space="preserve">check </w:t>
+      </w:r>
       <w:proofErr w:type="spellStart"/>
       <w:r>
-        <w:rPr>
-          <w:rFonts w:ascii="Courier New" w:eastAsia="Times New Roman" w:hAnsi="Courier New" w:cs="Courier New"/>
-          <w:lang w:eastAsia="en-IN"/>
-        </w:rPr>
         <w:t>Stateful</w:t>
       </w:r>
       <w:proofErr w:type="spellEnd"/>
-    </w:p>
-    <w:p>
-      <w:pPr>
-        <w:tabs>
-          <w:tab w:val="left" w:pos="916"/>
-          <w:tab w:val="left" w:pos="1832"/>
-          <w:tab w:val="left" w:pos="2748"/>
-          <w:tab w:val="left" w:pos="3664"/>
-          <w:tab w:val="left" w:pos="4580"/>
-          <w:tab w:val="left" w:pos="5496"/>
-          <w:tab w:val="left" w:pos="6412"/>
-          <w:tab w:val="left" w:pos="7328"/>
-          <w:tab w:val="left" w:pos="8244"/>
-          <w:tab w:val="left" w:pos="9160"/>
-          <w:tab w:val="left" w:pos="10076"/>
-          <w:tab w:val="left" w:pos="10992"/>
-          <w:tab w:val="left" w:pos="11908"/>
-          <w:tab w:val="left" w:pos="12824"/>
-          <w:tab w:val="left" w:pos="13740"/>
-          <w:tab w:val="left" w:pos="14656"/>
-        </w:tabs>
-        <w:spacing w:after="0" w:line="240" w:lineRule="auto"/>
-        <w:rPr>
-          <w:rFonts w:ascii="Courier New" w:eastAsia="Times New Roman" w:hAnsi="Courier New" w:cs="Courier New"/>
-          <w:lang w:eastAsia="en-IN"/>
-        </w:rPr>
-      </w:pPr>
-      <w:r>
-        <w:rPr>
-          <w:rFonts w:ascii="Courier New" w:eastAsia="Times New Roman" w:hAnsi="Courier New" w:cs="Courier New"/>
-          <w:lang w:eastAsia="en-IN"/>
-        </w:rPr>
-        <w:t>---------</w:t>
-      </w:r>
-    </w:p>
-    <w:p>
-      <w:pPr>
-        <w:tabs>
-          <w:tab w:val="left" w:pos="916"/>
-          <w:tab w:val="left" w:pos="1832"/>
-          <w:tab w:val="left" w:pos="2748"/>
-          <w:tab w:val="left" w:pos="3664"/>
-          <w:tab w:val="left" w:pos="4580"/>
-          <w:tab w:val="left" w:pos="5496"/>
-          <w:tab w:val="left" w:pos="6412"/>
-          <w:tab w:val="left" w:pos="7328"/>
-          <w:tab w:val="left" w:pos="8244"/>
-          <w:tab w:val="left" w:pos="9160"/>
-          <w:tab w:val="left" w:pos="10076"/>
-          <w:tab w:val="left" w:pos="10992"/>
-          <w:tab w:val="left" w:pos="11908"/>
-          <w:tab w:val="left" w:pos="12824"/>
-          <w:tab w:val="left" w:pos="13740"/>
-          <w:tab w:val="left" w:pos="14656"/>
-        </w:tabs>
-        <w:spacing w:after="0" w:line="240" w:lineRule="auto"/>
-        <w:rPr>
-          <w:rFonts w:ascii="Courier New" w:eastAsia="Times New Roman" w:hAnsi="Courier New" w:cs="Courier New"/>
-          <w:lang w:eastAsia="en-IN"/>
-        </w:rPr>
-      </w:pPr>
-      <w:r>
-        <w:rPr>
-          <w:rFonts w:ascii="Courier New" w:eastAsia="Times New Roman" w:hAnsi="Courier New" w:cs="Courier New"/>
-          <w:lang w:eastAsia="en-IN"/>
-        </w:rPr>
-        <w:t>Browser: Cookie</w:t>
-      </w:r>
-    </w:p>
-    <w:p>
-      <w:pPr>
-        <w:tabs>
-          <w:tab w:val="left" w:pos="916"/>
-          <w:tab w:val="left" w:pos="1832"/>
-          <w:tab w:val="left" w:pos="2748"/>
-          <w:tab w:val="left" w:pos="3664"/>
-          <w:tab w:val="left" w:pos="4580"/>
-          <w:tab w:val="left" w:pos="5496"/>
-          <w:tab w:val="left" w:pos="6412"/>
-          <w:tab w:val="left" w:pos="7328"/>
-          <w:tab w:val="left" w:pos="8244"/>
-          <w:tab w:val="left" w:pos="9160"/>
-          <w:tab w:val="left" w:pos="10076"/>
-          <w:tab w:val="left" w:pos="10992"/>
-          <w:tab w:val="left" w:pos="11908"/>
-          <w:tab w:val="left" w:pos="12824"/>
-          <w:tab w:val="left" w:pos="13740"/>
-          <w:tab w:val="left" w:pos="14656"/>
-        </w:tabs>
-        <w:spacing w:after="0" w:line="240" w:lineRule="auto"/>
-        <w:rPr>
-          <w:rFonts w:ascii="Courier New" w:eastAsia="Times New Roman" w:hAnsi="Courier New" w:cs="Courier New"/>
-          <w:lang w:eastAsia="en-IN"/>
-        </w:rPr>
-      </w:pPr>
-      <w:proofErr w:type="gramStart"/>
-      <w:r>
-        <w:rPr>
-          <w:rFonts w:ascii="Courier New" w:eastAsia="Times New Roman" w:hAnsi="Courier New" w:cs="Courier New"/>
-          <w:lang w:eastAsia="en-IN"/>
-        </w:rPr>
-        <w:t>Server :</w:t>
-      </w:r>
-      <w:proofErr w:type="gramEnd"/>
-      <w:r>
-        <w:rPr>
-          <w:rFonts w:ascii="Courier New" w:eastAsia="Times New Roman" w:hAnsi="Courier New" w:cs="Courier New"/>
-          <w:lang w:eastAsia="en-IN"/>
-        </w:rPr>
-        <w:t xml:space="preserve"> Session (Memory)</w:t>
-      </w:r>
-    </w:p>
-    <w:p>
-      <w:pPr>
-        <w:tabs>
-          <w:tab w:val="left" w:pos="916"/>
-          <w:tab w:val="left" w:pos="1832"/>
-          <w:tab w:val="left" w:pos="2748"/>
-          <w:tab w:val="left" w:pos="3664"/>
-          <w:tab w:val="left" w:pos="4580"/>
-          <w:tab w:val="left" w:pos="5496"/>
-          <w:tab w:val="left" w:pos="6412"/>
-          <w:tab w:val="left" w:pos="7328"/>
-          <w:tab w:val="left" w:pos="8244"/>
-          <w:tab w:val="left" w:pos="9160"/>
-          <w:tab w:val="left" w:pos="10076"/>
-          <w:tab w:val="left" w:pos="10992"/>
-          <w:tab w:val="left" w:pos="11908"/>
-          <w:tab w:val="left" w:pos="12824"/>
-          <w:tab w:val="left" w:pos="13740"/>
-          <w:tab w:val="left" w:pos="14656"/>
-        </w:tabs>
-        <w:spacing w:after="0" w:line="240" w:lineRule="auto"/>
-        <w:rPr>
-          <w:rFonts w:ascii="Courier New" w:eastAsia="Times New Roman" w:hAnsi="Courier New" w:cs="Courier New"/>
-          <w:lang w:eastAsia="en-IN"/>
-        </w:rPr>
-      </w:pPr>
-    </w:p>
-    <w:p>
-      <w:pPr>
-        <w:tabs>
-          <w:tab w:val="left" w:pos="916"/>
-          <w:tab w:val="left" w:pos="1832"/>
-          <w:tab w:val="left" w:pos="2748"/>
-          <w:tab w:val="left" w:pos="3664"/>
-          <w:tab w:val="left" w:pos="4580"/>
-          <w:tab w:val="left" w:pos="5496"/>
-          <w:tab w:val="left" w:pos="6412"/>
-          <w:tab w:val="left" w:pos="7328"/>
-          <w:tab w:val="left" w:pos="8244"/>
-          <w:tab w:val="left" w:pos="9160"/>
-          <w:tab w:val="left" w:pos="10076"/>
-          <w:tab w:val="left" w:pos="10992"/>
-          <w:tab w:val="left" w:pos="11908"/>
-          <w:tab w:val="left" w:pos="12824"/>
-          <w:tab w:val="left" w:pos="13740"/>
-          <w:tab w:val="left" w:pos="14656"/>
-        </w:tabs>
-        <w:spacing w:after="0" w:line="240" w:lineRule="auto"/>
-        <w:rPr>
-          <w:rFonts w:ascii="Courier New" w:eastAsia="Times New Roman" w:hAnsi="Courier New" w:cs="Courier New"/>
-          <w:lang w:eastAsia="en-IN"/>
-        </w:rPr>
-      </w:pPr>
-      <w:r>
-        <w:rPr>
-          <w:rFonts w:ascii="Courier New" w:eastAsia="Times New Roman" w:hAnsi="Courier New" w:cs="Courier New"/>
-          <w:lang w:eastAsia="en-IN"/>
-        </w:rPr>
-        <w:t>Stateless</w:t>
-      </w:r>
-    </w:p>
-    <w:p>
-      <w:pPr>
-        <w:tabs>
-          <w:tab w:val="left" w:pos="916"/>
-          <w:tab w:val="left" w:pos="1832"/>
-          <w:tab w:val="left" w:pos="2748"/>
-          <w:tab w:val="left" w:pos="3664"/>
-          <w:tab w:val="left" w:pos="4580"/>
-          <w:tab w:val="left" w:pos="5496"/>
-          <w:tab w:val="left" w:pos="6412"/>
-          <w:tab w:val="left" w:pos="7328"/>
-          <w:tab w:val="left" w:pos="8244"/>
-          <w:tab w:val="left" w:pos="9160"/>
-          <w:tab w:val="left" w:pos="10076"/>
-          <w:tab w:val="left" w:pos="10992"/>
-          <w:tab w:val="left" w:pos="11908"/>
-          <w:tab w:val="left" w:pos="12824"/>
-          <w:tab w:val="left" w:pos="13740"/>
-          <w:tab w:val="left" w:pos="14656"/>
-        </w:tabs>
-        <w:spacing w:after="0" w:line="240" w:lineRule="auto"/>
-        <w:rPr>
-          <w:rFonts w:ascii="Courier New" w:eastAsia="Times New Roman" w:hAnsi="Courier New" w:cs="Courier New"/>
-          <w:lang w:eastAsia="en-IN"/>
-        </w:rPr>
-      </w:pPr>
-      <w:r>
-        <w:rPr>
-          <w:rFonts w:ascii="Courier New" w:eastAsia="Times New Roman" w:hAnsi="Courier New" w:cs="Courier New"/>
-          <w:lang w:eastAsia="en-IN"/>
-        </w:rPr>
-        <w:t>----------</w:t>
-      </w:r>
-    </w:p>
-    <w:p>
-      <w:pPr>
-        <w:tabs>
-          <w:tab w:val="left" w:pos="916"/>
-          <w:tab w:val="left" w:pos="1832"/>
-          <w:tab w:val="left" w:pos="2748"/>
-          <w:tab w:val="left" w:pos="3664"/>
-          <w:tab w:val="left" w:pos="4580"/>
-          <w:tab w:val="left" w:pos="5496"/>
-          <w:tab w:val="left" w:pos="6412"/>
-          <w:tab w:val="left" w:pos="7328"/>
-          <w:tab w:val="left" w:pos="8244"/>
-          <w:tab w:val="left" w:pos="9160"/>
-          <w:tab w:val="left" w:pos="10076"/>
-          <w:tab w:val="left" w:pos="10992"/>
-          <w:tab w:val="left" w:pos="11908"/>
-          <w:tab w:val="left" w:pos="12824"/>
-          <w:tab w:val="left" w:pos="13740"/>
-          <w:tab w:val="left" w:pos="14656"/>
-        </w:tabs>
-        <w:spacing w:after="0" w:line="240" w:lineRule="auto"/>
-        <w:rPr>
-          <w:rFonts w:ascii="Courier New" w:eastAsia="Times New Roman" w:hAnsi="Courier New" w:cs="Courier New"/>
-          <w:lang w:eastAsia="en-IN"/>
-        </w:rPr>
-      </w:pPr>
-      <w:r>
-        <w:rPr>
-          <w:rFonts w:ascii="Courier New" w:eastAsia="Times New Roman" w:hAnsi="Courier New" w:cs="Courier New"/>
-          <w:lang w:eastAsia="en-IN"/>
-        </w:rPr>
-        <w:t>Browser: JWT Token</w:t>
-      </w:r>
-    </w:p>
-    <w:p>
-      <w:pPr>
-        <w:tabs>
-          <w:tab w:val="left" w:pos="916"/>
-          <w:tab w:val="left" w:pos="1832"/>
-          <w:tab w:val="left" w:pos="2748"/>
-          <w:tab w:val="left" w:pos="3664"/>
-          <w:tab w:val="left" w:pos="4580"/>
-          <w:tab w:val="left" w:pos="5496"/>
-          <w:tab w:val="left" w:pos="6412"/>
-          <w:tab w:val="left" w:pos="7328"/>
-          <w:tab w:val="left" w:pos="8244"/>
-          <w:tab w:val="left" w:pos="9160"/>
-          <w:tab w:val="left" w:pos="10076"/>
-          <w:tab w:val="left" w:pos="10992"/>
-          <w:tab w:val="left" w:pos="11908"/>
-          <w:tab w:val="left" w:pos="12824"/>
-          <w:tab w:val="left" w:pos="13740"/>
-          <w:tab w:val="left" w:pos="14656"/>
-        </w:tabs>
-        <w:spacing w:after="0" w:line="240" w:lineRule="auto"/>
-        <w:rPr>
-          <w:rFonts w:ascii="Courier New" w:eastAsia="Times New Roman" w:hAnsi="Courier New" w:cs="Courier New"/>
-          <w:lang w:eastAsia="en-IN"/>
-        </w:rPr>
-      </w:pPr>
-      <w:proofErr w:type="gramStart"/>
-      <w:r>
-        <w:rPr>
-          <w:rFonts w:ascii="Courier New" w:eastAsia="Times New Roman" w:hAnsi="Courier New" w:cs="Courier New"/>
-          <w:lang w:eastAsia="en-IN"/>
-        </w:rPr>
-        <w:t>Server :</w:t>
-      </w:r>
-      <w:proofErr w:type="gramEnd"/>
-      <w:r>
-        <w:rPr>
-          <w:rFonts w:ascii="Courier New" w:eastAsia="Times New Roman" w:hAnsi="Courier New" w:cs="Courier New"/>
-          <w:lang w:eastAsia="en-IN"/>
-        </w:rPr>
-        <w:t xml:space="preserve"> Nothing</w:t>
-      </w:r>
-    </w:p>
-    <w:p>
-      <w:pPr>
-        <w:spacing w:before="100" w:beforeAutospacing="1" w:after="100" w:afterAutospacing="1" w:line="240" w:lineRule="auto"/>
-        <w:rPr>
-          <w:rFonts w:ascii="Times New Roman" w:eastAsia="Times New Roman" w:hAnsi="Times New Roman" w:cs="Times New Roman"/>
-          <w:lang w:eastAsia="en-IN"/>
-        </w:rPr>
-      </w:pPr>
-      <w:r>
-        <w:rPr>
-          <w:rFonts w:ascii="Times New Roman" w:eastAsia="Times New Roman" w:hAnsi="Times New Roman" w:cs="Times New Roman"/>
-          <w:lang w:eastAsia="en-IN"/>
-        </w:rPr>
-        <w:lastRenderedPageBreak/>
-        <w:t xml:space="preserve">This is the exact request flow interviewers expect you to understand when discussing </w:t>
-      </w:r>
-      <w:r>
-        <w:rPr>
-          <w:rFonts w:ascii="Times New Roman" w:eastAsia="Times New Roman" w:hAnsi="Times New Roman" w:cs="Times New Roman"/>
-          <w:b/>
-          <w:bCs/>
-          <w:lang w:eastAsia="en-IN"/>
-        </w:rPr>
-        <w:t>session-based authentication vs JWT-based stateless REST APIs</w:t>
-      </w:r>
-      <w:r>
-        <w:rPr>
-          <w:rFonts w:ascii="Times New Roman" w:eastAsia="Times New Roman" w:hAnsi="Times New Roman" w:cs="Times New Roman"/>
-          <w:lang w:eastAsia="en-IN"/>
-        </w:rPr>
-        <w:t>.</w:t>
-      </w:r>
-    </w:p>
-    <w:p>
-      <w:pPr>
-        <w:spacing w:before="100" w:beforeAutospacing="1" w:after="100" w:afterAutospacing="1" w:line="240" w:lineRule="auto"/>
-        <w:rPr>
-          <w:rFonts w:ascii="Times New Roman" w:eastAsia="Times New Roman" w:hAnsi="Times New Roman" w:cs="Times New Roman"/>
-          <w:lang w:eastAsia="en-IN"/>
-        </w:rPr>
-      </w:pPr>
-    </w:p>
-    <w:p>
-      <w:pPr>
-        <w:spacing w:beforeAutospacing="1" w:after="100" w:afterAutospacing="1" w:line="240" w:lineRule="auto"/>
-        <w:rPr>
-          <w:rFonts w:ascii="Times New Roman" w:eastAsia="Times New Roman" w:hAnsi="Times New Roman" w:cs="Times New Roman"/>
-          <w:lang w:eastAsia="en-IN"/>
-        </w:rPr>
-      </w:pPr>
-    </w:p>
-    <w:p>
-      <w:pPr>
-        <w:spacing w:after="0" w:line="240" w:lineRule="auto"/>
-        <w:rPr>
-          <w:rFonts w:ascii="Times New Roman" w:eastAsia="Times New Roman" w:hAnsi="Times New Roman" w:cs="Times New Roman"/>
-          <w:lang w:eastAsia="en-IN"/>
-        </w:rPr>
-      </w:pPr>
-      <w:r>
-        <w:rPr>
-          <w:rFonts w:ascii="Times New Roman" w:eastAsia="Times New Roman" w:hAnsi="Times New Roman" w:cs="Times New Roman"/>
-          <w:lang w:eastAsia="en-IN"/>
-        </w:rPr>
-        <w:pict>
-          <v:rect id="_x0000_i1043" style="width:0;height:1.5pt" o:hralign="center" o:hrstd="t" o:hr="t" fillcolor="#a0a0a0" stroked="f"/>
-        </w:pict>
-      </w:r>
-    </w:p>
-    <w:p>
-      <w:proofErr w:type="gramStart"/>
-      <w:r>
-        <w:rPr>
-          <w:highlight w:val="yellow"/>
-        </w:rPr>
-        <w:t>can</w:t>
-      </w:r>
-      <w:proofErr w:type="gramEnd"/>
-      <w:r>
-        <w:rPr>
-          <w:highlight w:val="yellow"/>
-        </w:rPr>
-        <w:t xml:space="preserve"> you explain again with key private and public key</w:t>
-      </w:r>
-    </w:p>
-    <w:p>
+      <w:r>
+        <w:t xml:space="preserve"> Authentication</w:t>
+      </w:r>
+      <w:r>
+        <w:t xml:space="preserve"> and JWT document</w:t>
+      </w:r>
       <w:bookmarkStart w:id="0" w:name="_GoBack"/>
       <w:bookmarkEnd w:id="0"/>
     </w:p>
+    <w:p/>
     <w:sectPr>
       <w:pgSz w:w="8641" w:h="12962" w:code="1"/>
       <w:pgMar w:top="1077" w:right="864" w:bottom="1077" w:left="864" w:header="709" w:footer="709" w:gutter="0"/>
